--- a/proposal/Investprop-Investor-Memorandum.docx
+++ b/proposal/Investprop-Investor-Memorandum.docx
@@ -44,7 +44,7 @@
     </w:p>
     <w:p>
       <w:pPr>
-        <w:pStyle w:val="18"/>
+        <w:pStyle w:val="20"/>
         <w:keepNext w:val="0"/>
         <w:keepLines w:val="0"/>
         <w:widowControl/>
@@ -61,7 +61,7 @@
     </w:p>
     <w:p>
       <w:pPr>
-        <w:pStyle w:val="18"/>
+        <w:pStyle w:val="20"/>
         <w:keepNext w:val="0"/>
         <w:keepLines w:val="0"/>
         <w:widowControl/>
@@ -91,7 +91,7 @@
     </w:p>
     <w:p>
       <w:pPr>
-        <w:pStyle w:val="23"/>
+        <w:pStyle w:val="19"/>
         <w:keepNext w:val="0"/>
         <w:keepLines w:val="0"/>
         <w:widowControl/>
@@ -110,7 +110,45 @@
           <w:sz w:val="28"/>
           <w:szCs w:val="28"/>
         </w:rPr>
-        <w:t xml:space="preserve">An invitation to invest in the company building South Africa’s compliant, AI-driven fractional property co-investment platform. </w:t>
+        <w:t xml:space="preserve">An invitation to </w:t>
+      </w:r>
+      <w:r>
+        <w:rPr>
+          <w:rStyle w:val="12"/>
+          <w:rFonts w:hint="default" w:ascii="Calibri" w:hAnsi="Calibri" w:cs="Calibri"/>
+          <w:color w:val="333333"/>
+          <w:sz w:val="28"/>
+          <w:szCs w:val="28"/>
+        </w:rPr>
+        <w:t>co-invest</w:t>
+      </w:r>
+      <w:r>
+        <w:rPr>
+          <w:rFonts w:hint="default" w:ascii="Calibri" w:hAnsi="Calibri" w:cs="Calibri"/>
+          <w:color w:val="333333"/>
+          <w:sz w:val="28"/>
+          <w:szCs w:val="28"/>
+        </w:rPr>
+        <w:t xml:space="preserve"> alongside institutional capital in curated South African property developments — and for banks, DFIs and institutional funders to </w:t>
+      </w:r>
+      <w:r>
+        <w:rPr>
+          <w:rStyle w:val="12"/>
+          <w:rFonts w:hint="default" w:ascii="Calibri" w:hAnsi="Calibri" w:cs="Calibri"/>
+          <w:color w:val="333333"/>
+          <w:sz w:val="28"/>
+          <w:szCs w:val="28"/>
+        </w:rPr>
+        <w:t>partner</w:t>
+      </w:r>
+      <w:r>
+        <w:rPr>
+          <w:rFonts w:hint="default" w:ascii="Calibri" w:hAnsi="Calibri" w:cs="Calibri"/>
+          <w:color w:val="333333"/>
+          <w:sz w:val="28"/>
+          <w:szCs w:val="28"/>
+        </w:rPr>
+        <w:t xml:space="preserve"> with the platform that aggregates the developer’s equity contribution from a pool of qualifying investors. </w:t>
       </w:r>
     </w:p>
     <w:tbl>
@@ -137,7 +175,7 @@
       </w:tblPr>
       <w:tblGrid>
         <w:gridCol w:w="3245"/>
-        <w:gridCol w:w="5011"/>
+        <w:gridCol w:w="5321"/>
       </w:tblGrid>
       <w:tr>
         <w:tblPrEx>
@@ -149,7 +187,6 @@
             <w:insideH w:val="none" w:color="auto" w:sz="0" w:space="0"/>
             <w:insideV w:val="none" w:color="auto" w:sz="0" w:space="0"/>
           </w:tblBorders>
-          <w:shd w:val="clear"/>
           <w:tblCellMar>
             <w:top w:w="15" w:type="dxa"/>
             <w:left w:w="15" w:type="dxa"/>
@@ -200,7 +237,7 @@
                 <w:szCs w:val="22"/>
                 <w:bdr w:val="none" w:color="auto" w:sz="0" w:space="0"/>
               </w:rPr>
-              <w:t>Issuer</w:t>
+              <w:t>Issued by</w:t>
             </w:r>
           </w:p>
         </w:tc>
@@ -250,7 +287,7 @@
                 <w:szCs w:val="22"/>
                 <w:bdr w:val="none" w:color="auto" w:sz="0" w:space="0"/>
               </w:rPr>
-              <w:t xml:space="preserve"> (“Investprop”, the “Company”)</w:t>
+              <w:t xml:space="preserve"> (“Investprop”, the “Platform”)</w:t>
             </w:r>
           </w:p>
         </w:tc>
@@ -371,7 +408,6 @@
             <w:insideH w:val="none" w:color="auto" w:sz="0" w:space="0"/>
             <w:insideV w:val="none" w:color="auto" w:sz="0" w:space="0"/>
           </w:tblBorders>
-          <w:shd w:val="clear"/>
           <w:tblCellMar>
             <w:top w:w="15" w:type="dxa"/>
             <w:left w:w="15" w:type="dxa"/>
@@ -463,6 +499,111 @@
                 <w:bdr w:val="none" w:color="auto" w:sz="0" w:space="0"/>
               </w:rPr>
               <w:t>[Registered Address]</w:t>
+            </w:r>
+          </w:p>
+        </w:tc>
+      </w:tr>
+      <w:tr>
+        <w:tblPrEx>
+          <w:tblBorders>
+            <w:top w:val="none" w:color="auto" w:sz="0" w:space="0"/>
+            <w:left w:val="none" w:color="auto" w:sz="0" w:space="0"/>
+            <w:bottom w:val="none" w:color="auto" w:sz="0" w:space="0"/>
+            <w:right w:val="none" w:color="auto" w:sz="0" w:space="0"/>
+            <w:insideH w:val="none" w:color="auto" w:sz="0" w:space="0"/>
+            <w:insideV w:val="none" w:color="auto" w:sz="0" w:space="0"/>
+          </w:tblBorders>
+          <w:tblCellMar>
+            <w:top w:w="15" w:type="dxa"/>
+            <w:left w:w="15" w:type="dxa"/>
+            <w:bottom w:w="15" w:type="dxa"/>
+            <w:right w:w="15" w:type="dxa"/>
+          </w:tblCellMar>
+        </w:tblPrEx>
+        <w:trPr>
+          <w:tblCellSpacing w:w="15" w:type="dxa"/>
+        </w:trPr>
+        <w:tc>
+          <w:tcPr>
+            <w:tcW w:w="3200" w:type="dxa"/>
+            <w:shd w:val="clear"/>
+            <w:tcMar>
+              <w:top w:w="80" w:type="dxa"/>
+              <w:left w:w="0" w:type="dxa"/>
+              <w:bottom w:w="80" w:type="dxa"/>
+              <w:right w:w="200" w:type="dxa"/>
+            </w:tcMar>
+            <w:vAlign w:val="top"/>
+          </w:tcPr>
+          <w:p>
+            <w:pPr>
+              <w:keepNext w:val="0"/>
+              <w:keepLines w:val="0"/>
+              <w:widowControl/>
+              <w:suppressLineNumbers w:val="0"/>
+              <w:spacing w:line="23" w:lineRule="atLeast"/>
+              <w:jc w:val="left"/>
+              <w:textAlignment w:val="top"/>
+              <w:rPr>
+                <w:rFonts w:hint="default" w:ascii="Calibri" w:hAnsi="Calibri" w:cs="Calibri"/>
+                <w:b/>
+                <w:bCs/>
+                <w:color w:val="7A5118"/>
+                <w:sz w:val="22"/>
+                <w:szCs w:val="22"/>
+              </w:rPr>
+            </w:pPr>
+            <w:r>
+              <w:rPr>
+                <w:rFonts w:hint="default" w:ascii="Calibri" w:hAnsi="Calibri" w:eastAsia="SimSun" w:cs="Calibri"/>
+                <w:b/>
+                <w:bCs/>
+                <w:color w:val="7A5118"/>
+                <w:sz w:val="22"/>
+                <w:szCs w:val="22"/>
+                <w:bdr w:val="none" w:color="auto" w:sz="0" w:space="0"/>
+              </w:rPr>
+              <w:t>Prepared for</w:t>
+            </w:r>
+          </w:p>
+        </w:tc>
+        <w:tc>
+          <w:tcPr>
+            <w:tcW w:w="0" w:type="auto"/>
+            <w:shd w:val="clear"/>
+            <w:tcMar>
+              <w:top w:w="80" w:type="dxa"/>
+              <w:left w:w="0" w:type="dxa"/>
+              <w:bottom w:w="80" w:type="dxa"/>
+              <w:right w:w="200" w:type="dxa"/>
+            </w:tcMar>
+            <w:vAlign w:val="top"/>
+          </w:tcPr>
+          <w:p>
+            <w:pPr>
+              <w:keepNext w:val="0"/>
+              <w:keepLines w:val="0"/>
+              <w:widowControl/>
+              <w:suppressLineNumbers w:val="0"/>
+              <w:spacing w:line="23" w:lineRule="atLeast"/>
+              <w:jc w:val="left"/>
+              <w:textAlignment w:val="top"/>
+              <w:rPr>
+                <w:rFonts w:hint="default" w:ascii="Calibri" w:hAnsi="Calibri" w:cs="Calibri"/>
+                <w:color w:val="1A1A1A"/>
+                <w:sz w:val="22"/>
+                <w:szCs w:val="22"/>
+              </w:rPr>
+            </w:pPr>
+            <w:r>
+              <w:rPr>
+                <w:rStyle w:val="26"/>
+                <w:rFonts w:hint="default" w:ascii="Calibri" w:hAnsi="Calibri" w:eastAsia="SimSun" w:cs="Calibri"/>
+                <w:sz w:val="22"/>
+                <w:szCs w:val="22"/>
+                <w:bdr w:val="none" w:color="auto" w:sz="0" w:space="0"/>
+              </w:rPr>
+              <w:t>[Prospective Co-Investor / Institutional Partner]</w:t>
             </w:r>
           </w:p>
         </w:tc>
@@ -528,7 +669,7 @@
                 <w:szCs w:val="22"/>
                 <w:bdr w:val="none" w:color="auto" w:sz="0" w:space="0"/>
               </w:rPr>
-              <w:t>Prepared for</w:t>
+              <w:t>Audience</w:t>
             </w:r>
           </w:p>
         </w:tc>
@@ -562,13 +703,13 @@
             </w:pPr>
             <w:r>
               <w:rPr>
-                <w:rStyle w:val="26"/>
-                <w:rFonts w:hint="default" w:ascii="Calibri" w:hAnsi="Calibri" w:eastAsia="SimSun" w:cs="Calibri"/>
+                <w:rFonts w:hint="default" w:ascii="Calibri" w:hAnsi="Calibri" w:eastAsia="SimSun" w:cs="Calibri"/>
+                <w:color w:val="1A1A1A"/>
                 <w:sz w:val="22"/>
                 <w:szCs w:val="22"/>
                 <w:bdr w:val="none" w:color="auto" w:sz="0" w:space="0"/>
               </w:rPr>
-              <w:t>[Prospective Investor Name]</w:t>
+              <w:t>Qualifying co-investors &amp; institutional funders / development-finance partners</w:t>
             </w:r>
           </w:p>
         </w:tc>
@@ -634,7 +775,7 @@
                 <w:szCs w:val="22"/>
                 <w:bdr w:val="none" w:color="auto" w:sz="0" w:space="0"/>
               </w:rPr>
-              <w:t>Round</w:t>
+              <w:t>Purpose</w:t>
             </w:r>
           </w:p>
         </w:tc>
@@ -668,13 +809,13 @@
             </w:pPr>
             <w:r>
               <w:rPr>
-                <w:rStyle w:val="26"/>
-                <w:rFonts w:hint="default" w:ascii="Calibri" w:hAnsi="Calibri" w:eastAsia="SimSun" w:cs="Calibri"/>
+                <w:rFonts w:hint="default" w:ascii="Calibri" w:hAnsi="Calibri" w:eastAsia="SimSun" w:cs="Calibri"/>
+                <w:color w:val="1A1A1A"/>
                 <w:sz w:val="22"/>
                 <w:szCs w:val="22"/>
                 <w:bdr w:val="none" w:color="auto" w:sz="0" w:space="0"/>
               </w:rPr>
-              <w:t>[Seed / Pre-Series A]</w:t>
+              <w:t>Co-investment into ring-fenced property SPVs &amp; institutional co-funding partnerships</w:t>
             </w:r>
           </w:p>
         </w:tc>
@@ -740,7 +881,7 @@
                 <w:szCs w:val="22"/>
                 <w:bdr w:val="none" w:color="auto" w:sz="0" w:space="0"/>
               </w:rPr>
-              <w:t>Amount sought</w:t>
+              <w:t>Primary contact</w:t>
             </w:r>
           </w:p>
         </w:tc>
@@ -780,7 +921,7 @@
                 <w:szCs w:val="22"/>
                 <w:bdr w:val="none" w:color="auto" w:sz="0" w:space="0"/>
               </w:rPr>
-              <w:t>[R__ million]</w:t>
+              <w:t>[Founder Name]</w:t>
             </w:r>
             <w:r>
               <w:rPr>
@@ -790,7 +931,7 @@
                 <w:szCs w:val="22"/>
                 <w:bdr w:val="none" w:color="auto" w:sz="0" w:space="0"/>
               </w:rPr>
-              <w:t xml:space="preserve"> for </w:t>
+              <w:t xml:space="preserve">, </w:t>
             </w:r>
             <w:r>
               <w:rPr>
@@ -800,7 +941,7 @@
                 <w:szCs w:val="22"/>
                 <w:bdr w:val="none" w:color="auto" w:sz="0" w:space="0"/>
               </w:rPr>
-              <w:t>[__]%</w:t>
+              <w:t>[Title]</w:t>
             </w:r>
             <w:r>
               <w:rPr>
@@ -810,7 +951,37 @@
                 <w:szCs w:val="22"/>
                 <w:bdr w:val="none" w:color="auto" w:sz="0" w:space="0"/>
               </w:rPr>
-              <w:t xml:space="preserve"> equity</w:t>
+              <w:t xml:space="preserve"> · </w:t>
+            </w:r>
+            <w:r>
+              <w:rPr>
+                <w:rStyle w:val="26"/>
+                <w:rFonts w:hint="default" w:ascii="Calibri" w:hAnsi="Calibri" w:eastAsia="SimSun" w:cs="Calibri"/>
+                <w:sz w:val="22"/>
+                <w:szCs w:val="22"/>
+                <w:bdr w:val="none" w:color="auto" w:sz="0" w:space="0"/>
+              </w:rPr>
+              <w:t>[Email]</w:t>
+            </w:r>
+            <w:r>
+              <w:rPr>
+                <w:rFonts w:hint="default" w:ascii="Calibri" w:hAnsi="Calibri" w:eastAsia="SimSun" w:cs="Calibri"/>
+                <w:color w:val="1A1A1A"/>
+                <w:sz w:val="22"/>
+                <w:szCs w:val="22"/>
+                <w:bdr w:val="none" w:color="auto" w:sz="0" w:space="0"/>
+              </w:rPr>
+              <w:t xml:space="preserve"> · </w:t>
+            </w:r>
+            <w:r>
+              <w:rPr>
+                <w:rStyle w:val="26"/>
+                <w:rFonts w:hint="default" w:ascii="Calibri" w:hAnsi="Calibri" w:eastAsia="SimSun" w:cs="Calibri"/>
+                <w:sz w:val="22"/>
+                <w:szCs w:val="22"/>
+                <w:bdr w:val="none" w:color="auto" w:sz="0" w:space="0"/>
+              </w:rPr>
+              <w:t>[Phone]</w:t>
             </w:r>
           </w:p>
         </w:tc>
@@ -876,7 +1047,7 @@
                 <w:szCs w:val="22"/>
                 <w:bdr w:val="none" w:color="auto" w:sz="0" w:space="0"/>
               </w:rPr>
-              <w:t>Primary contact</w:t>
+              <w:t>Date</w:t>
             </w:r>
           </w:p>
         </w:tc>
@@ -916,67 +1087,7 @@
                 <w:szCs w:val="22"/>
                 <w:bdr w:val="none" w:color="auto" w:sz="0" w:space="0"/>
               </w:rPr>
-              <w:t>[Founder Name]</w:t>
-            </w:r>
-            <w:r>
-              <w:rPr>
-                <w:rFonts w:hint="default" w:ascii="Calibri" w:hAnsi="Calibri" w:eastAsia="SimSun" w:cs="Calibri"/>
-                <w:color w:val="1A1A1A"/>
-                <w:sz w:val="22"/>
-                <w:szCs w:val="22"/>
-                <w:bdr w:val="none" w:color="auto" w:sz="0" w:space="0"/>
-              </w:rPr>
-              <w:t xml:space="preserve">, </w:t>
-            </w:r>
-            <w:r>
-              <w:rPr>
-                <w:rStyle w:val="26"/>
-                <w:rFonts w:hint="default" w:ascii="Calibri" w:hAnsi="Calibri" w:eastAsia="SimSun" w:cs="Calibri"/>
-                <w:sz w:val="22"/>
-                <w:szCs w:val="22"/>
-                <w:bdr w:val="none" w:color="auto" w:sz="0" w:space="0"/>
-              </w:rPr>
-              <w:t>[Title]</w:t>
-            </w:r>
-            <w:r>
-              <w:rPr>
-                <w:rFonts w:hint="default" w:ascii="Calibri" w:hAnsi="Calibri" w:eastAsia="SimSun" w:cs="Calibri"/>
-                <w:color w:val="1A1A1A"/>
-                <w:sz w:val="22"/>
-                <w:szCs w:val="22"/>
-                <w:bdr w:val="none" w:color="auto" w:sz="0" w:space="0"/>
-              </w:rPr>
-              <w:t xml:space="preserve"> · </w:t>
-            </w:r>
-            <w:r>
-              <w:rPr>
-                <w:rStyle w:val="26"/>
-                <w:rFonts w:hint="default" w:ascii="Calibri" w:hAnsi="Calibri" w:eastAsia="SimSun" w:cs="Calibri"/>
-                <w:sz w:val="22"/>
-                <w:szCs w:val="22"/>
-                <w:bdr w:val="none" w:color="auto" w:sz="0" w:space="0"/>
-              </w:rPr>
-              <w:t>[Email]</w:t>
-            </w:r>
-            <w:r>
-              <w:rPr>
-                <w:rFonts w:hint="default" w:ascii="Calibri" w:hAnsi="Calibri" w:eastAsia="SimSun" w:cs="Calibri"/>
-                <w:color w:val="1A1A1A"/>
-                <w:sz w:val="22"/>
-                <w:szCs w:val="22"/>
-                <w:bdr w:val="none" w:color="auto" w:sz="0" w:space="0"/>
-              </w:rPr>
-              <w:t xml:space="preserve"> · </w:t>
-            </w:r>
-            <w:r>
-              <w:rPr>
-                <w:rStyle w:val="26"/>
-                <w:rFonts w:hint="default" w:ascii="Calibri" w:hAnsi="Calibri" w:eastAsia="SimSun" w:cs="Calibri"/>
-                <w:sz w:val="22"/>
-                <w:szCs w:val="22"/>
-                <w:bdr w:val="none" w:color="auto" w:sz="0" w:space="0"/>
-              </w:rPr>
-              <w:t>[Phone]</w:t>
+              <w:t>[Date]</w:t>
             </w:r>
           </w:p>
         </w:tc>
@@ -1042,7 +1153,7 @@
                 <w:szCs w:val="22"/>
                 <w:bdr w:val="none" w:color="auto" w:sz="0" w:space="0"/>
               </w:rPr>
-              <w:t>Date</w:t>
+              <w:t>Version</w:t>
             </w:r>
           </w:p>
         </w:tc>
@@ -1076,119 +1187,13 @@
             </w:pPr>
             <w:r>
               <w:rPr>
-                <w:rStyle w:val="26"/>
-                <w:rFonts w:hint="default" w:ascii="Calibri" w:hAnsi="Calibri" w:eastAsia="SimSun" w:cs="Calibri"/>
+                <w:rFonts w:hint="default" w:ascii="Calibri" w:hAnsi="Calibri" w:eastAsia="SimSun" w:cs="Calibri"/>
+                <w:color w:val="1A1A1A"/>
                 <w:sz w:val="22"/>
                 <w:szCs w:val="22"/>
                 <w:bdr w:val="none" w:color="auto" w:sz="0" w:space="0"/>
               </w:rPr>
-              <w:t>[Date]</w:t>
-            </w:r>
-          </w:p>
-        </w:tc>
-      </w:tr>
-      <w:tr>
-        <w:tblPrEx>
-          <w:tblBorders>
-            <w:top w:val="none" w:color="auto" w:sz="0" w:space="0"/>
-            <w:left w:val="none" w:color="auto" w:sz="0" w:space="0"/>
-            <w:bottom w:val="none" w:color="auto" w:sz="0" w:space="0"/>
-            <w:right w:val="none" w:color="auto" w:sz="0" w:space="0"/>
-            <w:insideH w:val="none" w:color="auto" w:sz="0" w:space="0"/>
-            <w:insideV w:val="none" w:color="auto" w:sz="0" w:space="0"/>
-          </w:tblBorders>
-          <w:shd w:val="clear"/>
-          <w:tblCellMar>
-            <w:top w:w="15" w:type="dxa"/>
-            <w:left w:w="15" w:type="dxa"/>
-            <w:bottom w:w="15" w:type="dxa"/>
-            <w:right w:w="15" w:type="dxa"/>
-          </w:tblCellMar>
-        </w:tblPrEx>
-        <w:trPr>
-          <w:tblCellSpacing w:w="15" w:type="dxa"/>
-        </w:trPr>
-        <w:tc>
-          <w:tcPr>
-            <w:tcW w:w="3200" w:type="dxa"/>
-            <w:shd w:val="clear"/>
-            <w:tcMar>
-              <w:top w:w="80" w:type="dxa"/>
-              <w:left w:w="0" w:type="dxa"/>
-              <w:bottom w:w="80" w:type="dxa"/>
-              <w:right w:w="200" w:type="dxa"/>
-            </w:tcMar>
-            <w:vAlign w:val="top"/>
-          </w:tcPr>
-          <w:p>
-            <w:pPr>
-              <w:keepNext w:val="0"/>
-              <w:keepLines w:val="0"/>
-              <w:widowControl/>
-              <w:suppressLineNumbers w:val="0"/>
-              <w:spacing w:line="23" w:lineRule="atLeast"/>
-              <w:jc w:val="left"/>
-              <w:textAlignment w:val="top"/>
-              <w:rPr>
-                <w:rFonts w:hint="default" w:ascii="Calibri" w:hAnsi="Calibri" w:cs="Calibri"/>
-                <w:b/>
-                <w:bCs/>
-                <w:color w:val="7A5118"/>
-                <w:sz w:val="22"/>
-                <w:szCs w:val="22"/>
-              </w:rPr>
-            </w:pPr>
-            <w:r>
-              <w:rPr>
-                <w:rFonts w:hint="default" w:ascii="Calibri" w:hAnsi="Calibri" w:eastAsia="SimSun" w:cs="Calibri"/>
-                <w:b/>
-                <w:bCs/>
-                <w:color w:val="7A5118"/>
-                <w:sz w:val="22"/>
-                <w:szCs w:val="22"/>
-                <w:bdr w:val="none" w:color="auto" w:sz="0" w:space="0"/>
-              </w:rPr>
-              <w:t>Version</w:t>
-            </w:r>
-          </w:p>
-        </w:tc>
-        <w:tc>
-          <w:tcPr>
-            <w:tcW w:w="0" w:type="auto"/>
-            <w:shd w:val="clear"/>
-            <w:tcMar>
-              <w:top w:w="80" w:type="dxa"/>
-              <w:left w:w="0" w:type="dxa"/>
-              <w:bottom w:w="80" w:type="dxa"/>
-              <w:right w:w="200" w:type="dxa"/>
-            </w:tcMar>
-            <w:vAlign w:val="top"/>
-          </w:tcPr>
-          <w:p>
-            <w:pPr>
-              <w:keepNext w:val="0"/>
-              <w:keepLines w:val="0"/>
-              <w:widowControl/>
-              <w:suppressLineNumbers w:val="0"/>
-              <w:spacing w:line="23" w:lineRule="atLeast"/>
-              <w:jc w:val="left"/>
-              <w:textAlignment w:val="top"/>
-              <w:rPr>
-                <w:rFonts w:hint="default" w:ascii="Calibri" w:hAnsi="Calibri" w:cs="Calibri"/>
-                <w:color w:val="1A1A1A"/>
-                <w:sz w:val="22"/>
-                <w:szCs w:val="22"/>
-              </w:rPr>
-            </w:pPr>
-            <w:r>
-              <w:rPr>
-                <w:rFonts w:hint="default" w:ascii="Calibri" w:hAnsi="Calibri" w:eastAsia="SimSun" w:cs="Calibri"/>
-                <w:color w:val="1A1A1A"/>
-                <w:sz w:val="22"/>
-                <w:szCs w:val="22"/>
-                <w:bdr w:val="none" w:color="auto" w:sz="0" w:space="0"/>
-              </w:rPr>
-              <w:t>1.0 (Draft for discussion)</w:t>
+              <w:t>2.0 (Draft for discussion)</w:t>
             </w:r>
           </w:p>
         </w:tc>
@@ -1196,7 +1201,7 @@
     </w:tbl>
     <w:p>
       <w:pPr>
-        <w:pStyle w:val="13"/>
+        <w:pStyle w:val="16"/>
         <w:keepNext w:val="0"/>
         <w:keepLines w:val="0"/>
         <w:widowControl/>
@@ -1226,7 +1231,7 @@
     </w:p>
     <w:p>
       <w:pPr>
-        <w:pStyle w:val="23"/>
+        <w:pStyle w:val="19"/>
         <w:keepNext w:val="0"/>
         <w:keepLines w:val="0"/>
         <w:widowControl/>
@@ -1258,12 +1263,50 @@
           <w:sz w:val="22"/>
           <w:szCs w:val="22"/>
         </w:rPr>
-        <w:t xml:space="preserve"> (“Investprop”, “we”, “us”, the “Company”) to the named recipient solely to assist in evaluating a possible equity investment in the Company. It may not be copied, reproduced, forwarded, or disclosed to any third party, in whole or in part, without our prior written consent. </w:t>
+        <w:t xml:space="preserve"> (“Investprop”, “we”, “us”, the “Platform”) to the named recipient solely to assist in evaluating participation — whether as a </w:t>
+      </w:r>
+      <w:r>
+        <w:rPr>
+          <w:rStyle w:val="12"/>
+          <w:rFonts w:hint="default" w:ascii="Calibri" w:hAnsi="Calibri" w:cs="Calibri"/>
+          <w:color w:val="1A1A1A"/>
+          <w:sz w:val="22"/>
+          <w:szCs w:val="22"/>
+        </w:rPr>
+        <w:t>co-investor</w:t>
+      </w:r>
+      <w:r>
+        <w:rPr>
+          <w:rFonts w:hint="default" w:ascii="Calibri" w:hAnsi="Calibri" w:cs="Calibri"/>
+          <w:color w:val="1A1A1A"/>
+          <w:sz w:val="22"/>
+          <w:szCs w:val="22"/>
+        </w:rPr>
+        <w:t xml:space="preserve"> in a ring-fenced property SPV, or as an </w:t>
+      </w:r>
+      <w:r>
+        <w:rPr>
+          <w:rStyle w:val="12"/>
+          <w:rFonts w:hint="default" w:ascii="Calibri" w:hAnsi="Calibri" w:cs="Calibri"/>
+          <w:color w:val="1A1A1A"/>
+          <w:sz w:val="22"/>
+          <w:szCs w:val="22"/>
+        </w:rPr>
+        <w:t>institutional funding / development-finance partner</w:t>
+      </w:r>
+      <w:r>
+        <w:rPr>
+          <w:rFonts w:hint="default" w:ascii="Calibri" w:hAnsi="Calibri" w:cs="Calibri"/>
+          <w:color w:val="1A1A1A"/>
+          <w:sz w:val="22"/>
+          <w:szCs w:val="22"/>
+        </w:rPr>
+        <w:t xml:space="preserve"> — in the opportunities facilitated by the Platform. It may not be copied, reproduced, forwarded, or disclosed to any third party, in whole or in part, without our prior written consent. </w:t>
       </w:r>
     </w:p>
     <w:p>
       <w:pPr>
-        <w:pStyle w:val="23"/>
+        <w:pStyle w:val="19"/>
         <w:keepNext w:val="0"/>
         <w:keepLines w:val="0"/>
         <w:widowControl/>
@@ -1277,12 +1320,12 @@
           <w:sz w:val="22"/>
           <w:szCs w:val="22"/>
         </w:rPr>
-        <w:t xml:space="preserve">This Memorandum is not a prospectus, an offer to the public, financial or investment advice, or a solicitation under the South African Companies Act, 2008 or the Financial Markets Act, 2012. It is an invitation to a limited number of sophisticated / qualifying investors to discuss a private placement. Any investment will be made only to persons who qualify under applicable exemptions and solely on the terms of definitive subscription and shareholders’ agreements. </w:t>
+        <w:t xml:space="preserve">This Memorandum is not a prospectus, an offer to the public, financial or investment advice, or a solicitation under the South African Companies Act, 2008 or the Financial Markets Act, 2012. It is an invitation to a limited number of sophisticated / qualifying investors and institutions to discuss co-investment and partnership opportunities on a private-placement basis. Any investment or commitment will be made only by persons or institutions who qualify under applicable exemptions and solely on the terms of definitive subscription, co-funding, and shareholders’ agreements. </w:t>
       </w:r>
     </w:p>
     <w:p>
       <w:pPr>
-        <w:pStyle w:val="23"/>
+        <w:pStyle w:val="19"/>
         <w:keepNext w:val="0"/>
         <w:keepLines w:val="0"/>
         <w:widowControl/>
@@ -1301,7 +1344,7 @@
     </w:p>
     <w:p>
       <w:pPr>
-        <w:pStyle w:val="23"/>
+        <w:pStyle w:val="19"/>
         <w:keepNext w:val="0"/>
         <w:keepLines w:val="0"/>
         <w:widowControl/>
@@ -1328,7 +1371,28 @@
           <w:szCs w:val="22"/>
           <w:shd w:val="clear" w:fill="FAF6EC"/>
         </w:rPr>
-        <w:t xml:space="preserve"> Investprop has already built a full-stack, AI-powered property co-investment platform (live web app + native mobile app). We are raising growth capital to scale origination, complete our regulated go-to-market, and grow recurring revenue.</w:t>
+        <w:t xml:space="preserve"> Development funders will back strong property projects but require the developer to contribute a minimum of ~30% equity — capital most developers do not have. Investprop is a live, AI-powered platform that </w:t>
+      </w:r>
+      <w:r>
+        <w:rPr>
+          <w:rStyle w:val="12"/>
+          <w:rFonts w:hint="default" w:ascii="Calibri" w:hAnsi="Calibri" w:cs="Calibri"/>
+          <w:color w:val="1A1A1A"/>
+          <w:sz w:val="22"/>
+          <w:szCs w:val="22"/>
+          <w:shd w:val="clear" w:fill="FAF6EC"/>
+        </w:rPr>
+        <w:t>aggregates that 30% from a pool of qualifying co-investors</w:t>
+      </w:r>
+      <w:r>
+        <w:rPr>
+          <w:rFonts w:hint="default" w:ascii="Calibri" w:hAnsi="Calibri" w:cs="Calibri"/>
+          <w:color w:val="1A1A1A"/>
+          <w:sz w:val="22"/>
+          <w:szCs w:val="22"/>
+          <w:shd w:val="clear" w:fill="FAF6EC"/>
+        </w:rPr>
+        <w:t>, pairs it with institutional development finance, and holds everything inside compliant, ring-fenced SPVs — unlocking deals that would otherwise never happen.</w:t>
       </w:r>
     </w:p>
     <w:p>
@@ -1387,7 +1451,7 @@
           <w:sz w:val="22"/>
           <w:szCs w:val="22"/>
         </w:rPr>
-        <w:t>The Problem</w:t>
+        <w:t>Why Investprop Exists — The 30% Developer-Equity Problem</w:t>
       </w:r>
     </w:p>
     <w:p>
@@ -1410,7 +1474,30 @@
           <w:sz w:val="22"/>
           <w:szCs w:val="22"/>
         </w:rPr>
-        <w:t>The Solution — What Investprop Is</w:t>
+        <w:t>The Solution — How the Pool Unlocks the Deal</w:t>
+      </w:r>
+    </w:p>
+    <w:p>
+      <w:pPr>
+        <w:keepNext w:val="0"/>
+        <w:keepLines w:val="0"/>
+        <w:widowControl/>
+        <w:numPr>
+          <w:ilvl w:val="0"/>
+          <w:numId w:val="1"/>
+        </w:numPr>
+        <w:suppressLineNumbers w:val="0"/>
+        <w:spacing w:before="0" w:beforeAutospacing="1" w:after="80" w:afterAutospacing="0" w:line="23" w:lineRule="atLeast"/>
+        <w:ind w:left="720" w:hanging="360"/>
+      </w:pPr>
+      <w:r>
+        <w:rPr>
+          <w:rFonts w:hint="default" w:ascii="Calibri" w:hAnsi="Calibri" w:cs="Calibri"/>
+          <w:color w:val="1A1A1A"/>
+          <w:sz w:val="22"/>
+          <w:szCs w:val="22"/>
+        </w:rPr>
+        <w:t>Who This Memorandum Invites</w:t>
       </w:r>
     </w:p>
     <w:p>
@@ -1502,6 +1589,29 @@
           <w:sz w:val="22"/>
           <w:szCs w:val="22"/>
         </w:rPr>
+        <w:t>How Capital Is Structured &amp; Protected</w:t>
+      </w:r>
+    </w:p>
+    <w:p>
+      <w:pPr>
+        <w:keepNext w:val="0"/>
+        <w:keepLines w:val="0"/>
+        <w:widowControl/>
+        <w:numPr>
+          <w:ilvl w:val="0"/>
+          <w:numId w:val="1"/>
+        </w:numPr>
+        <w:suppressLineNumbers w:val="0"/>
+        <w:spacing w:before="0" w:beforeAutospacing="1" w:after="80" w:afterAutospacing="0" w:line="23" w:lineRule="atLeast"/>
+        <w:ind w:left="720" w:hanging="360"/>
+      </w:pPr>
+      <w:r>
+        <w:rPr>
+          <w:rFonts w:hint="default" w:ascii="Calibri" w:hAnsi="Calibri" w:cs="Calibri"/>
+          <w:color w:val="1A1A1A"/>
+          <w:sz w:val="22"/>
+          <w:szCs w:val="22"/>
+        </w:rPr>
         <w:t>Business Model &amp; Revenue Streams</w:t>
       </w:r>
     </w:p>
@@ -1525,7 +1635,7 @@
           <w:sz w:val="22"/>
           <w:szCs w:val="22"/>
         </w:rPr>
-        <w:t>Unit Economics (Illustrative)</w:t>
+        <w:t>Illustrative Deal Economics</w:t>
       </w:r>
     </w:p>
     <w:p>
@@ -1663,7 +1773,7 @@
           <w:sz w:val="22"/>
           <w:szCs w:val="22"/>
         </w:rPr>
-        <w:t>The Ask &amp; Use of Funds</w:t>
+        <w:t>The Invitation — Co-Investors &amp; Institutional Partners</w:t>
       </w:r>
     </w:p>
     <w:p>
@@ -1686,7 +1796,7 @@
           <w:sz w:val="22"/>
           <w:szCs w:val="22"/>
         </w:rPr>
-        <w:t>Investment Terms (Indicative)</w:t>
+        <w:t>Indicative Terms</w:t>
       </w:r>
     </w:p>
     <w:p>
@@ -1819,7 +1929,7 @@
     </w:p>
     <w:p>
       <w:pPr>
-        <w:pStyle w:val="23"/>
+        <w:pStyle w:val="19"/>
         <w:keepNext w:val="0"/>
         <w:keepLines w:val="0"/>
         <w:widowControl/>
@@ -1833,12 +1943,31 @@
           <w:sz w:val="22"/>
           <w:szCs w:val="22"/>
         </w:rPr>
-        <w:t xml:space="preserve">Property is South Africa’s most trusted store of wealth, yet direct participation remains out of reach for most people because of high capital barriers, opacity, illiquidity, and heavy compliance burden. At the same time, experienced investors lack a single, data-driven tool to source below-market deals, underwrite them objectively, and manage a portfolio end-to-end. </w:t>
+        <w:t xml:space="preserve">Property is South Africa’s most trusted store of wealth, and institutional funders — banks, development-finance institutions (DFIs), and large investors — are willing to finance strong property-development projects. In practice, however, they will only do so if the </w:t>
+      </w:r>
+      <w:r>
+        <w:rPr>
+          <w:rStyle w:val="12"/>
+          <w:rFonts w:hint="default" w:ascii="Calibri" w:hAnsi="Calibri" w:cs="Calibri"/>
+          <w:color w:val="1A1A1A"/>
+          <w:sz w:val="22"/>
+          <w:szCs w:val="22"/>
+        </w:rPr>
+        <w:t>developer contributes a meaningful equity stake, typically a minimum of around 30%</w:t>
+      </w:r>
+      <w:r>
+        <w:rPr>
+          <w:rFonts w:hint="default" w:ascii="Calibri" w:hAnsi="Calibri" w:cs="Calibri"/>
+          <w:color w:val="1A1A1A"/>
+          <w:sz w:val="22"/>
+          <w:szCs w:val="22"/>
+        </w:rPr>
+        <w:t xml:space="preserve"> of project cost. That co-contribution is the single biggest reason good projects stall: most capable developers simply do not have 30% of a project’s cost sitting in cash. </w:t>
       </w:r>
     </w:p>
     <w:p>
       <w:pPr>
-        <w:pStyle w:val="23"/>
+        <w:pStyle w:val="19"/>
         <w:keepNext w:val="0"/>
         <w:keepLines w:val="0"/>
         <w:widowControl/>
@@ -1853,7 +1982,7 @@
           <w:sz w:val="22"/>
           <w:szCs w:val="22"/>
         </w:rPr>
-        <w:t>Investprop</w:t>
+        <w:t>Investprop exists to close that gap.</w:t>
       </w:r>
       <w:r>
         <w:rPr>
@@ -1862,7 +1991,26 @@
           <w:sz w:val="22"/>
           <w:szCs w:val="22"/>
         </w:rPr>
-        <w:t xml:space="preserve"> is a fully-built, AI-powered platform that solves both sides of this market. It makes property investment accessible from </w:t>
+        <w:t xml:space="preserve"> We are a live, AI-powered platform that aggregates the required developer equity from a </w:t>
+      </w:r>
+      <w:r>
+        <w:rPr>
+          <w:rStyle w:val="12"/>
+          <w:rFonts w:hint="default" w:ascii="Calibri" w:hAnsi="Calibri" w:cs="Calibri"/>
+          <w:color w:val="1A1A1A"/>
+          <w:sz w:val="22"/>
+          <w:szCs w:val="22"/>
+        </w:rPr>
+        <w:t>pool of qualifying co-investors</w:t>
+      </w:r>
+      <w:r>
+        <w:rPr>
+          <w:rFonts w:hint="default" w:ascii="Calibri" w:hAnsi="Calibri" w:cs="Calibri"/>
+          <w:color w:val="1A1A1A"/>
+          <w:sz w:val="22"/>
+          <w:szCs w:val="22"/>
+        </w:rPr>
+        <w:t xml:space="preserve"> — each contributing from </w:t>
       </w:r>
       <w:r>
         <w:rPr>
@@ -1880,12 +2028,50 @@
           <w:sz w:val="22"/>
           <w:szCs w:val="22"/>
         </w:rPr>
-        <w:t xml:space="preserve"> through fractional ownership held inside ring-fenced Special Purpose Vehicles (SPVs), and it arms serious investors with an AI underwriting co-pilot, a nationwide distressed-property finder, institutional-grade deal analytics, and a full seller/landlord toolkit. </w:t>
+        <w:t xml:space="preserve"> — and pairs that pooled equity with institutional development finance. The pooled equity and the project are held inside ring-fenced Special Purpose Vehicles (SPVs), with transparent reporting, share certificates, AI-driven underwriting, and a path to secondary liquidity. </w:t>
       </w:r>
     </w:p>
     <w:p>
       <w:pPr>
-        <w:pStyle w:val="23"/>
+        <w:pStyle w:val="19"/>
+        <w:keepNext w:val="0"/>
+        <w:keepLines w:val="0"/>
+        <w:widowControl/>
+        <w:suppressLineNumbers w:val="0"/>
+        <w:spacing w:beforeAutospacing="1" w:afterAutospacing="1" w:line="23" w:lineRule="atLeast"/>
+      </w:pPr>
+      <w:r>
+        <w:rPr>
+          <w:rFonts w:hint="default" w:ascii="Calibri" w:hAnsi="Calibri" w:cs="Calibri"/>
+          <w:color w:val="1A1A1A"/>
+          <w:sz w:val="22"/>
+          <w:szCs w:val="22"/>
+        </w:rPr>
+        <w:t xml:space="preserve">This creates a </w:t>
+      </w:r>
+      <w:r>
+        <w:rPr>
+          <w:rStyle w:val="12"/>
+          <w:rFonts w:hint="default" w:ascii="Calibri" w:hAnsi="Calibri" w:cs="Calibri"/>
+          <w:color w:val="1A1A1A"/>
+          <w:sz w:val="22"/>
+          <w:szCs w:val="22"/>
+        </w:rPr>
+        <w:t>two-sided invitation</w:t>
+      </w:r>
+      <w:r>
+        <w:rPr>
+          <w:rFonts w:hint="default" w:ascii="Calibri" w:hAnsi="Calibri" w:cs="Calibri"/>
+          <w:color w:val="1A1A1A"/>
+          <w:sz w:val="22"/>
+          <w:szCs w:val="22"/>
+        </w:rPr>
+        <w:t xml:space="preserve">. For everyday and qualifying investors, it is a chance to co-invest in institutional-grade developments that were previously out of reach. For institutional funders and development-finance partners, Investprop is the counterparty that reliably assembles the ~30% equity tranche, originates and underwrites deals with AI, and administers them in a compliant, auditable structure — de-risking and unlocking deal flow they could not otherwise transact. </w:t>
+      </w:r>
+    </w:p>
+    <w:p>
+      <w:pPr>
+        <w:pStyle w:val="19"/>
         <w:keepNext w:val="0"/>
         <w:keepLines w:val="0"/>
         <w:widowControl/>
@@ -1918,82 +2104,63 @@
           <w:sz w:val="22"/>
           <w:szCs w:val="22"/>
         </w:rPr>
-        <w:t xml:space="preserve"> as a production web application and a native mobile app (Android/iOS), built on a modern, secure, type-safe stack. Revenue is diversified across </w:t>
-      </w:r>
-      <w:r>
-        <w:rPr>
-          <w:rStyle w:val="12"/>
-          <w:rFonts w:hint="default" w:ascii="Calibri" w:hAnsi="Calibri" w:cs="Calibri"/>
-          <w:color w:val="1A1A1A"/>
-          <w:sz w:val="22"/>
-          <w:szCs w:val="22"/>
-        </w:rPr>
-        <w:t>recurring SaaS subscriptions</w:t>
-      </w:r>
-      <w:r>
-        <w:rPr>
-          <w:rFonts w:hint="default" w:ascii="Calibri" w:hAnsi="Calibri" w:cs="Calibri"/>
-          <w:color w:val="1A1A1A"/>
-          <w:sz w:val="22"/>
-          <w:szCs w:val="22"/>
-        </w:rPr>
-        <w:t xml:space="preserve"> and </w:t>
-      </w:r>
-      <w:r>
-        <w:rPr>
-          <w:rStyle w:val="12"/>
-          <w:rFonts w:hint="default" w:ascii="Calibri" w:hAnsi="Calibri" w:cs="Calibri"/>
-          <w:color w:val="1A1A1A"/>
-          <w:sz w:val="22"/>
-          <w:szCs w:val="22"/>
-        </w:rPr>
-        <w:t>transaction-based platform fees</w:t>
-      </w:r>
-      <w:r>
-        <w:rPr>
-          <w:rFonts w:hint="default" w:ascii="Calibri" w:hAnsi="Calibri" w:cs="Calibri"/>
-          <w:color w:val="1A1A1A"/>
-          <w:sz w:val="22"/>
-          <w:szCs w:val="22"/>
-        </w:rPr>
-        <w:t xml:space="preserve"> on capital raised, distributions, secondary trades, and seller-side facilitation — so the business earns both while deals are sourced and while they are held. </w:t>
+        <w:t xml:space="preserve"> as a production web application and a native mobile app (Android/iOS), with the co-investment pooling, SPV accounting, investor wallets, instant settlement, and share-integrity controls already built. Investprop earns diversified, recurring and transaction-based fees across the capital it helps raise, the distributions it pays out, and the secondary trades it facilitates. </w:t>
       </w:r>
     </w:p>
     <w:p>
       <w:pPr>
-        <w:pStyle w:val="23"/>
         <w:keepNext w:val="0"/>
         <w:keepLines w:val="0"/>
         <w:widowControl/>
         <w:suppressLineNumbers w:val="0"/>
-        <w:spacing w:beforeAutospacing="1" w:afterAutospacing="1" w:line="23" w:lineRule="atLeast"/>
+        <w:spacing w:before="120" w:beforeAutospacing="0" w:after="200" w:afterAutospacing="0" w:line="23" w:lineRule="atLeast"/>
+        <w:ind w:left="0" w:right="360"/>
+        <w:jc w:val="left"/>
+        <w:rPr>
+          <w:rFonts w:hint="default" w:ascii="Calibri" w:hAnsi="Calibri" w:cs="Calibri"/>
+          <w:b/>
+          <w:bCs/>
+          <w:color w:val="7A5118"/>
+          <w:sz w:val="36"/>
+          <w:szCs w:val="36"/>
+        </w:rPr>
       </w:pPr>
       <w:r>
         <w:rPr>
+          <w:rFonts w:hint="default" w:ascii="Calibri" w:hAnsi="Calibri" w:eastAsia="SimSun" w:cs="Calibri"/>
+          <w:b/>
+          <w:bCs/>
+          <w:color w:val="7A5118"/>
+          <w:sz w:val="36"/>
+          <w:szCs w:val="36"/>
+        </w:rPr>
+        <w:t>~30%</w:t>
+      </w:r>
+    </w:p>
+    <w:p>
+      <w:pPr>
+        <w:keepNext w:val="0"/>
+        <w:keepLines w:val="0"/>
+        <w:widowControl/>
+        <w:suppressLineNumbers w:val="0"/>
+        <w:spacing w:before="120" w:beforeAutospacing="0" w:after="200" w:afterAutospacing="0" w:line="23" w:lineRule="atLeast"/>
+        <w:ind w:left="0" w:right="360"/>
+        <w:jc w:val="left"/>
+        <w:rPr>
           <w:rFonts w:hint="default" w:ascii="Calibri" w:hAnsi="Calibri" w:cs="Calibri"/>
-          <w:color w:val="1A1A1A"/>
-          <w:sz w:val="22"/>
-          <w:szCs w:val="22"/>
+          <w:color w:val="4A4A4A"/>
+          <w:sz w:val="19"/>
+          <w:szCs w:val="19"/>
         </w:rPr>
-        <w:t xml:space="preserve">We are raising </w:t>
-      </w:r>
+      </w:pPr>
       <w:r>
         <w:rPr>
-          <w:rStyle w:val="26"/>
-          <w:rFonts w:hint="default" w:ascii="Calibri" w:hAnsi="Calibri" w:cs="Calibri"/>
-          <w:sz w:val="22"/>
-          <w:szCs w:val="22"/>
+          <w:rFonts w:hint="default" w:ascii="Calibri" w:hAnsi="Calibri" w:eastAsia="SimSun" w:cs="Calibri"/>
+          <w:color w:val="4A4A4A"/>
+          <w:sz w:val="19"/>
+          <w:szCs w:val="19"/>
         </w:rPr>
-        <w:t>[R__ million]</w:t>
-      </w:r>
-      <w:r>
-        <w:rPr>
-          <w:rFonts w:hint="default" w:ascii="Calibri" w:hAnsi="Calibri" w:cs="Calibri"/>
-          <w:color w:val="1A1A1A"/>
-          <w:sz w:val="22"/>
-          <w:szCs w:val="22"/>
-        </w:rPr>
-        <w:t xml:space="preserve"> to scale deal origination, complete the FSCA-regulated go-to-market via an accredited partner, accelerate growth in paid subscriptions, and build out operations. </w:t>
+        <w:t>Developer equity funders require — sourced from the pool</w:t>
       </w:r>
     </w:p>
     <w:p>
@@ -2049,7 +2216,7 @@
           <w:sz w:val="19"/>
           <w:szCs w:val="19"/>
         </w:rPr>
-        <w:t>Minimum fractional ticket (target)</w:t>
+        <w:t>Minimum co-investor ticket (target)</w:t>
       </w:r>
     </w:p>
     <w:p>
@@ -2135,7 +2302,7 @@
           <w:sz w:val="36"/>
           <w:szCs w:val="36"/>
         </w:rPr>
-        <w:t>6 tiers</w:t>
+        <w:t>Ring-fenced</w:t>
       </w:r>
     </w:p>
     <w:p>
@@ -2161,63 +2328,7 @@
           <w:sz w:val="19"/>
           <w:szCs w:val="19"/>
         </w:rPr>
-        <w:t>Subscription plans live</w:t>
-      </w:r>
-    </w:p>
-    <w:p>
-      <w:pPr>
-        <w:keepNext w:val="0"/>
-        <w:keepLines w:val="0"/>
-        <w:widowControl/>
-        <w:suppressLineNumbers w:val="0"/>
-        <w:spacing w:before="120" w:beforeAutospacing="0" w:after="200" w:afterAutospacing="0" w:line="23" w:lineRule="atLeast"/>
-        <w:ind w:left="0" w:right="360"/>
-        <w:jc w:val="left"/>
-        <w:rPr>
-          <w:rFonts w:hint="default" w:ascii="Calibri" w:hAnsi="Calibri" w:cs="Calibri"/>
-          <w:b/>
-          <w:bCs/>
-          <w:color w:val="7A5118"/>
-          <w:sz w:val="36"/>
-          <w:szCs w:val="36"/>
-        </w:rPr>
-      </w:pPr>
-      <w:r>
-        <w:rPr>
-          <w:rFonts w:hint="default" w:ascii="Calibri" w:hAnsi="Calibri" w:eastAsia="SimSun" w:cs="Calibri"/>
-          <w:b/>
-          <w:bCs/>
-          <w:color w:val="7A5118"/>
-          <w:sz w:val="36"/>
-          <w:szCs w:val="36"/>
-        </w:rPr>
-        <w:t>10+</w:t>
-      </w:r>
-    </w:p>
-    <w:p>
-      <w:pPr>
-        <w:keepNext w:val="0"/>
-        <w:keepLines w:val="0"/>
-        <w:widowControl/>
-        <w:suppressLineNumbers w:val="0"/>
-        <w:spacing w:before="120" w:beforeAutospacing="0" w:after="200" w:afterAutospacing="0" w:line="23" w:lineRule="atLeast"/>
-        <w:ind w:left="0" w:right="360"/>
-        <w:jc w:val="left"/>
-        <w:rPr>
-          <w:rFonts w:hint="default" w:ascii="Calibri" w:hAnsi="Calibri" w:cs="Calibri"/>
-          <w:color w:val="4A4A4A"/>
-          <w:sz w:val="19"/>
-          <w:szCs w:val="19"/>
-        </w:rPr>
-      </w:pPr>
-      <w:r>
-        <w:rPr>
-          <w:rFonts w:hint="default" w:ascii="Calibri" w:hAnsi="Calibri" w:eastAsia="SimSun" w:cs="Calibri"/>
-          <w:color w:val="4A4A4A"/>
-          <w:sz w:val="19"/>
-          <w:szCs w:val="19"/>
-        </w:rPr>
-        <w:t>Distinct revenue lines</w:t>
+        <w:t>Per-deal SPVs with audit trail</w:t>
       </w:r>
     </w:p>
     <w:p>
@@ -2230,20 +2341,103 @@
         <w:spacing w:line="23" w:lineRule="atLeast"/>
       </w:pPr>
       <w:r>
-        <w:t>2. The Problem</w:t>
+        <w:t>2. Why Investprop Exists — The 30% Developer-Equity Problem</w:t>
       </w:r>
     </w:p>
     <w:p>
       <w:pPr>
-        <w:pStyle w:val="4"/>
+        <w:pStyle w:val="19"/>
         <w:keepNext w:val="0"/>
         <w:keepLines w:val="0"/>
         <w:widowControl/>
         <w:suppressLineNumbers w:val="0"/>
-        <w:spacing w:line="23" w:lineRule="atLeast"/>
+        <w:spacing w:beforeAutospacing="1" w:afterAutospacing="1" w:line="23" w:lineRule="atLeast"/>
       </w:pPr>
       <w:r>
-        <w:t>For everyday investors</w:t>
+        <w:rPr>
+          <w:rFonts w:hint="default" w:ascii="Calibri" w:hAnsi="Calibri" w:cs="Calibri"/>
+          <w:color w:val="1A1A1A"/>
+          <w:sz w:val="22"/>
+          <w:szCs w:val="22"/>
+        </w:rPr>
+        <w:t xml:space="preserve">This platform was born out of a real, recurring obstacle we faced ourselves. Institutional funders — the PIC, banks such as Absa, Nedbank and Capitec, and specialist development financiers such as TUHF Capital — are genuinely willing to fund property developments. But almost all of them attach the same condition: </w:t>
+      </w:r>
+    </w:p>
+    <w:p>
+      <w:pPr>
+        <w:pStyle w:val="19"/>
+        <w:keepNext w:val="0"/>
+        <w:keepLines w:val="0"/>
+        <w:widowControl/>
+        <w:suppressLineNumbers w:val="0"/>
+        <w:spacing w:before="200" w:beforeAutospacing="0" w:after="200" w:afterAutospacing="0" w:line="23" w:lineRule="atLeast"/>
+        <w:ind w:left="0" w:right="0"/>
+      </w:pPr>
+      <w:r>
+        <w:rPr>
+          <w:rStyle w:val="12"/>
+          <w:rFonts w:hint="default" w:ascii="Calibri" w:hAnsi="Calibri" w:cs="Calibri"/>
+          <w:color w:val="1A1A1A"/>
+          <w:sz w:val="22"/>
+          <w:szCs w:val="22"/>
+          <w:shd w:val="clear" w:fill="FAF6EC"/>
+        </w:rPr>
+        <w:t>“Show us that you, the developer, have skin in the game — contribute a minimum of roughly 30% of the project equity, and we will fund the rest.”</w:t>
+      </w:r>
+    </w:p>
+    <w:p>
+      <w:pPr>
+        <w:pStyle w:val="19"/>
+        <w:keepNext w:val="0"/>
+        <w:keepLines w:val="0"/>
+        <w:widowControl/>
+        <w:suppressLineNumbers w:val="0"/>
+        <w:spacing w:beforeAutospacing="1" w:afterAutospacing="1" w:line="23" w:lineRule="atLeast"/>
+      </w:pPr>
+      <w:r>
+        <w:rPr>
+          <w:rFonts w:hint="default" w:ascii="Calibri" w:hAnsi="Calibri" w:cs="Calibri"/>
+          <w:color w:val="1A1A1A"/>
+          <w:sz w:val="22"/>
+          <w:szCs w:val="22"/>
+        </w:rPr>
+        <w:t xml:space="preserve">For a </w:t>
+      </w:r>
+      <w:r>
+        <w:rPr>
+          <w:rStyle w:val="26"/>
+          <w:rFonts w:hint="default" w:ascii="Calibri" w:hAnsi="Calibri" w:cs="Calibri"/>
+          <w:sz w:val="22"/>
+          <w:szCs w:val="22"/>
+        </w:rPr>
+        <w:t>[R50 million]</w:t>
+      </w:r>
+      <w:r>
+        <w:rPr>
+          <w:rFonts w:hint="default" w:ascii="Calibri" w:hAnsi="Calibri" w:cs="Calibri"/>
+          <w:color w:val="1A1A1A"/>
+          <w:sz w:val="22"/>
+          <w:szCs w:val="22"/>
+        </w:rPr>
+        <w:t xml:space="preserve"> development, that 30% is </w:t>
+      </w:r>
+      <w:r>
+        <w:rPr>
+          <w:rStyle w:val="26"/>
+          <w:rFonts w:hint="default" w:ascii="Calibri" w:hAnsi="Calibri" w:cs="Calibri"/>
+          <w:sz w:val="22"/>
+          <w:szCs w:val="22"/>
+        </w:rPr>
+        <w:t>[R15 million]</w:t>
+      </w:r>
+      <w:r>
+        <w:rPr>
+          <w:rFonts w:hint="default" w:ascii="Calibri" w:hAnsi="Calibri" w:cs="Calibri"/>
+          <w:color w:val="1A1A1A"/>
+          <w:sz w:val="22"/>
+          <w:szCs w:val="22"/>
+        </w:rPr>
+        <w:t xml:space="preserve"> in cash — before a single brick is laid. Most competent developers, including us, do not have that amount idle. The result is a stalemate that holds back otherwise bankable, job-creating, housing-delivering projects: </w:t>
       </w:r>
     </w:p>
     <w:p>
@@ -2268,7 +2462,7 @@
           <w:szCs w:val="22"/>
           <w:bdr w:val="none" w:color="auto" w:sz="0" w:space="0"/>
         </w:rPr>
-        <w:t>Capital barrier:</w:t>
+        <w:t>The funder is ready</w:t>
       </w:r>
       <w:r>
         <w:rPr>
@@ -2278,7 +2472,7 @@
           <w:szCs w:val="22"/>
           <w:bdr w:val="none" w:color="auto" w:sz="0" w:space="0"/>
         </w:rPr>
-        <w:t xml:space="preserve"> A single buy-to-let property requires a large deposit, bond qualification, and transfer costs — excluding most South Africans.</w:t>
+        <w:t xml:space="preserve"> but cannot deploy without the equity cushion.</w:t>
       </w:r>
     </w:p>
     <w:p>
@@ -2303,7 +2497,7 @@
           <w:szCs w:val="22"/>
           <w:bdr w:val="none" w:color="auto" w:sz="0" w:space="0"/>
         </w:rPr>
-        <w:t>Opacity &amp; trust:</w:t>
+        <w:t>The developer is capable</w:t>
       </w:r>
       <w:r>
         <w:rPr>
@@ -2313,7 +2507,7 @@
           <w:szCs w:val="22"/>
           <w:bdr w:val="none" w:color="auto" w:sz="0" w:space="0"/>
         </w:rPr>
-        <w:t xml:space="preserve"> Private property syndications are often informal, with weak reporting and governance.</w:t>
+        <w:t xml:space="preserve"> but is blocked purely by the equity gap.</w:t>
       </w:r>
     </w:p>
     <w:p>
@@ -2338,6 +2532,163 @@
           <w:szCs w:val="22"/>
           <w:bdr w:val="none" w:color="auto" w:sz="0" w:space="0"/>
         </w:rPr>
+        <w:t>Everyday investors want property exposure</w:t>
+      </w:r>
+      <w:r>
+        <w:rPr>
+          <w:rFonts w:hint="default" w:ascii="Calibri" w:hAnsi="Calibri" w:cs="Calibri"/>
+          <w:color w:val="1A1A1A"/>
+          <w:sz w:val="22"/>
+          <w:szCs w:val="22"/>
+          <w:bdr w:val="none" w:color="auto" w:sz="0" w:space="0"/>
+        </w:rPr>
+        <w:t xml:space="preserve"> but cannot access institutional-scale developments.</w:t>
+      </w:r>
+    </w:p>
+    <w:p>
+      <w:pPr>
+        <w:pStyle w:val="19"/>
+        <w:keepNext w:val="0"/>
+        <w:keepLines w:val="0"/>
+        <w:widowControl/>
+        <w:suppressLineNumbers w:val="0"/>
+        <w:spacing w:beforeAutospacing="1" w:afterAutospacing="1" w:line="23" w:lineRule="atLeast"/>
+      </w:pPr>
+      <w:r>
+        <w:rPr>
+          <w:rFonts w:hint="default" w:ascii="Calibri" w:hAnsi="Calibri" w:cs="Calibri"/>
+          <w:color w:val="1A1A1A"/>
+          <w:sz w:val="22"/>
+          <w:szCs w:val="22"/>
+        </w:rPr>
+        <w:t xml:space="preserve">Investprop turns that stalemate into a transaction: the 30% is assembled from many qualifying co-investors, each taking a small, transparent, ring-fenced slice — and the institutional funder provides the senior finance on top. </w:t>
+      </w:r>
+    </w:p>
+    <w:p>
+      <w:pPr>
+        <w:pStyle w:val="4"/>
+        <w:keepNext w:val="0"/>
+        <w:keepLines w:val="0"/>
+        <w:widowControl/>
+        <w:suppressLineNumbers w:val="0"/>
+        <w:spacing w:line="23" w:lineRule="atLeast"/>
+      </w:pPr>
+      <w:r>
+        <w:t>The other barriers we also remove</w:t>
+      </w:r>
+    </w:p>
+    <w:p>
+      <w:pPr>
+        <w:keepNext w:val="0"/>
+        <w:keepLines w:val="0"/>
+        <w:widowControl/>
+        <w:numPr>
+          <w:ilvl w:val="0"/>
+          <w:numId w:val="3"/>
+        </w:numPr>
+        <w:suppressLineNumbers w:val="0"/>
+        <w:spacing w:before="0" w:beforeAutospacing="1" w:after="80" w:afterAutospacing="0" w:line="23" w:lineRule="atLeast"/>
+        <w:ind w:left="0" w:hanging="360"/>
+      </w:pPr>
+      <w:r>
+        <w:rPr>
+          <w:rStyle w:val="12"/>
+          <w:rFonts w:hint="default" w:ascii="Calibri" w:hAnsi="Calibri" w:cs="Calibri"/>
+          <w:color w:val="1A1A1A"/>
+          <w:sz w:val="22"/>
+          <w:szCs w:val="22"/>
+          <w:bdr w:val="none" w:color="auto" w:sz="0" w:space="0"/>
+        </w:rPr>
+        <w:t>Capital barrier:</w:t>
+      </w:r>
+      <w:r>
+        <w:rPr>
+          <w:rFonts w:hint="default" w:ascii="Calibri" w:hAnsi="Calibri" w:cs="Calibri"/>
+          <w:color w:val="1A1A1A"/>
+          <w:sz w:val="22"/>
+          <w:szCs w:val="22"/>
+          <w:bdr w:val="none" w:color="auto" w:sz="0" w:space="0"/>
+        </w:rPr>
+        <w:t xml:space="preserve"> fractional tickets from </w:t>
+      </w:r>
+      <w:r>
+        <w:rPr>
+          <w:rStyle w:val="26"/>
+          <w:rFonts w:hint="default" w:ascii="Calibri" w:hAnsi="Calibri" w:cs="Calibri"/>
+          <w:sz w:val="22"/>
+          <w:szCs w:val="22"/>
+          <w:bdr w:val="none" w:color="auto" w:sz="0" w:space="0"/>
+        </w:rPr>
+        <w:t>[R10,000]</w:t>
+      </w:r>
+      <w:r>
+        <w:rPr>
+          <w:rFonts w:hint="default" w:ascii="Calibri" w:hAnsi="Calibri" w:cs="Calibri"/>
+          <w:color w:val="1A1A1A"/>
+          <w:sz w:val="22"/>
+          <w:szCs w:val="22"/>
+          <w:bdr w:val="none" w:color="auto" w:sz="0" w:space="0"/>
+        </w:rPr>
+        <w:t xml:space="preserve"> replace the need for a whole-property deposit.</w:t>
+      </w:r>
+    </w:p>
+    <w:p>
+      <w:pPr>
+        <w:keepNext w:val="0"/>
+        <w:keepLines w:val="0"/>
+        <w:widowControl/>
+        <w:numPr>
+          <w:ilvl w:val="0"/>
+          <w:numId w:val="3"/>
+        </w:numPr>
+        <w:suppressLineNumbers w:val="0"/>
+        <w:spacing w:before="0" w:beforeAutospacing="1" w:after="80" w:afterAutospacing="0" w:line="23" w:lineRule="atLeast"/>
+        <w:ind w:left="0" w:hanging="360"/>
+      </w:pPr>
+      <w:r>
+        <w:rPr>
+          <w:rStyle w:val="12"/>
+          <w:rFonts w:hint="default" w:ascii="Calibri" w:hAnsi="Calibri" w:cs="Calibri"/>
+          <w:color w:val="1A1A1A"/>
+          <w:sz w:val="22"/>
+          <w:szCs w:val="22"/>
+          <w:bdr w:val="none" w:color="auto" w:sz="0" w:space="0"/>
+        </w:rPr>
+        <w:t>Opacity &amp; trust:</w:t>
+      </w:r>
+      <w:r>
+        <w:rPr>
+          <w:rFonts w:hint="default" w:ascii="Calibri" w:hAnsi="Calibri" w:cs="Calibri"/>
+          <w:color w:val="1A1A1A"/>
+          <w:sz w:val="22"/>
+          <w:szCs w:val="22"/>
+          <w:bdr w:val="none" w:color="auto" w:sz="0" w:space="0"/>
+        </w:rPr>
+        <w:t xml:space="preserve"> informal syndications are replaced with ring-fenced SPVs, share certificates, and transparent reporting.</w:t>
+      </w:r>
+    </w:p>
+    <w:p>
+      <w:pPr>
+        <w:keepNext w:val="0"/>
+        <w:keepLines w:val="0"/>
+        <w:widowControl/>
+        <w:numPr>
+          <w:ilvl w:val="0"/>
+          <w:numId w:val="3"/>
+        </w:numPr>
+        <w:suppressLineNumbers w:val="0"/>
+        <w:spacing w:before="0" w:beforeAutospacing="1" w:after="80" w:afterAutospacing="0" w:line="23" w:lineRule="atLeast"/>
+        <w:ind w:left="0" w:hanging="360"/>
+      </w:pPr>
+      <w:r>
+        <w:rPr>
+          <w:rStyle w:val="12"/>
+          <w:rFonts w:hint="default" w:ascii="Calibri" w:hAnsi="Calibri" w:cs="Calibri"/>
+          <w:color w:val="1A1A1A"/>
+          <w:sz w:val="22"/>
+          <w:szCs w:val="22"/>
+          <w:bdr w:val="none" w:color="auto" w:sz="0" w:space="0"/>
+        </w:rPr>
         <w:t>Illiquidity:</w:t>
       </w:r>
       <w:r>
@@ -2348,7 +2699,7 @@
           <w:szCs w:val="22"/>
           <w:bdr w:val="none" w:color="auto" w:sz="0" w:space="0"/>
         </w:rPr>
-        <w:t xml:space="preserve"> Exiting a direct property holding is slow and expensive.</w:t>
+        <w:t xml:space="preserve"> a built-in secondary market lets co-investors sell shares before project exit.</w:t>
       </w:r>
     </w:p>
     <w:p>
@@ -2358,7 +2709,7 @@
         <w:widowControl/>
         <w:numPr>
           <w:ilvl w:val="0"/>
-          <w:numId w:val="2"/>
+          <w:numId w:val="3"/>
         </w:numPr>
         <w:suppressLineNumbers w:val="0"/>
         <w:spacing w:before="0" w:beforeAutospacing="1" w:after="80" w:afterAutospacing="0" w:line="23" w:lineRule="atLeast"/>
@@ -2383,162 +2734,7 @@
           <w:szCs w:val="22"/>
           <w:bdr w:val="none" w:color="auto" w:sz="0" w:space="0"/>
         </w:rPr>
-        <w:t xml:space="preserve"> FICA, POPIA, and financial-services rules are hard for informal operators to meet.</w:t>
-      </w:r>
-    </w:p>
-    <w:p>
-      <w:pPr>
-        <w:pStyle w:val="4"/>
-        <w:keepNext w:val="0"/>
-        <w:keepLines w:val="0"/>
-        <w:widowControl/>
-        <w:suppressLineNumbers w:val="0"/>
-        <w:spacing w:line="23" w:lineRule="atLeast"/>
-      </w:pPr>
-      <w:r>
-        <w:t>For serious / professional investors</w:t>
-      </w:r>
-    </w:p>
-    <w:p>
-      <w:pPr>
-        <w:keepNext w:val="0"/>
-        <w:keepLines w:val="0"/>
-        <w:widowControl/>
-        <w:numPr>
-          <w:ilvl w:val="0"/>
-          <w:numId w:val="3"/>
-        </w:numPr>
-        <w:suppressLineNumbers w:val="0"/>
-        <w:spacing w:before="0" w:beforeAutospacing="1" w:after="80" w:afterAutospacing="0" w:line="23" w:lineRule="atLeast"/>
-        <w:ind w:left="0" w:hanging="360"/>
-      </w:pPr>
-      <w:r>
-        <w:rPr>
-          <w:rStyle w:val="12"/>
-          <w:rFonts w:hint="default" w:ascii="Calibri" w:hAnsi="Calibri" w:cs="Calibri"/>
-          <w:color w:val="1A1A1A"/>
-          <w:sz w:val="22"/>
-          <w:szCs w:val="22"/>
-          <w:bdr w:val="none" w:color="auto" w:sz="0" w:space="0"/>
-        </w:rPr>
-        <w:t>Deal sourcing is manual:</w:t>
-      </w:r>
-      <w:r>
-        <w:rPr>
-          <w:rFonts w:hint="default" w:ascii="Calibri" w:hAnsi="Calibri" w:cs="Calibri"/>
-          <w:color w:val="1A1A1A"/>
-          <w:sz w:val="22"/>
-          <w:szCs w:val="22"/>
-          <w:bdr w:val="none" w:color="auto" w:sz="0" w:space="0"/>
-        </w:rPr>
-        <w:t xml:space="preserve"> Distressed and below-market stock is scattered across auction houses, bank repossession pages, and sheriff sales.</w:t>
-      </w:r>
-    </w:p>
-    <w:p>
-      <w:pPr>
-        <w:keepNext w:val="0"/>
-        <w:keepLines w:val="0"/>
-        <w:widowControl/>
-        <w:numPr>
-          <w:ilvl w:val="0"/>
-          <w:numId w:val="3"/>
-        </w:numPr>
-        <w:suppressLineNumbers w:val="0"/>
-        <w:spacing w:before="0" w:beforeAutospacing="1" w:after="80" w:afterAutospacing="0" w:line="23" w:lineRule="atLeast"/>
-        <w:ind w:left="0" w:hanging="360"/>
-      </w:pPr>
-      <w:r>
-        <w:rPr>
-          <w:rStyle w:val="12"/>
-          <w:rFonts w:hint="default" w:ascii="Calibri" w:hAnsi="Calibri" w:cs="Calibri"/>
-          <w:color w:val="1A1A1A"/>
-          <w:sz w:val="22"/>
-          <w:szCs w:val="22"/>
-          <w:bdr w:val="none" w:color="auto" w:sz="0" w:space="0"/>
-        </w:rPr>
-        <w:t>Underwriting is inconsistent:</w:t>
-      </w:r>
-      <w:r>
-        <w:rPr>
-          <w:rFonts w:hint="default" w:ascii="Calibri" w:hAnsi="Calibri" w:cs="Calibri"/>
-          <w:color w:val="1A1A1A"/>
-          <w:sz w:val="22"/>
-          <w:szCs w:val="22"/>
-          <w:bdr w:val="none" w:color="auto" w:sz="0" w:space="0"/>
-        </w:rPr>
-        <w:t xml:space="preserve"> Investors rely on spreadsheets and gut feel, with no independent grade on a deal.</w:t>
-      </w:r>
-    </w:p>
-    <w:p>
-      <w:pPr>
-        <w:keepNext w:val="0"/>
-        <w:keepLines w:val="0"/>
-        <w:widowControl/>
-        <w:numPr>
-          <w:ilvl w:val="0"/>
-          <w:numId w:val="3"/>
-        </w:numPr>
-        <w:suppressLineNumbers w:val="0"/>
-        <w:spacing w:before="0" w:beforeAutospacing="1" w:after="80" w:afterAutospacing="0" w:line="23" w:lineRule="atLeast"/>
-        <w:ind w:left="0" w:hanging="360"/>
-      </w:pPr>
-      <w:r>
-        <w:rPr>
-          <w:rStyle w:val="12"/>
-          <w:rFonts w:hint="default" w:ascii="Calibri" w:hAnsi="Calibri" w:cs="Calibri"/>
-          <w:color w:val="1A1A1A"/>
-          <w:sz w:val="22"/>
-          <w:szCs w:val="22"/>
-          <w:bdr w:val="none" w:color="auto" w:sz="0" w:space="0"/>
-        </w:rPr>
-        <w:t>No single cockpit:</w:t>
-      </w:r>
-      <w:r>
-        <w:rPr>
-          <w:rFonts w:hint="default" w:ascii="Calibri" w:hAnsi="Calibri" w:cs="Calibri"/>
-          <w:color w:val="1A1A1A"/>
-          <w:sz w:val="22"/>
-          <w:szCs w:val="22"/>
-          <w:bdr w:val="none" w:color="auto" w:sz="0" w:space="0"/>
-        </w:rPr>
-        <w:t xml:space="preserve"> Sourcing, analysis, co-investment, and portfolio reporting live in different places.</w:t>
-      </w:r>
-    </w:p>
-    <w:p>
-      <w:pPr>
-        <w:pStyle w:val="4"/>
-        <w:keepNext w:val="0"/>
-        <w:keepLines w:val="0"/>
-        <w:widowControl/>
-        <w:suppressLineNumbers w:val="0"/>
-        <w:spacing w:line="23" w:lineRule="atLeast"/>
-      </w:pPr>
-      <w:r>
-        <w:t>For sellers &amp; landlords</w:t>
-      </w:r>
-    </w:p>
-    <w:p>
-      <w:pPr>
-        <w:keepNext w:val="0"/>
-        <w:keepLines w:val="0"/>
-        <w:widowControl/>
-        <w:numPr>
-          <w:ilvl w:val="0"/>
-          <w:numId w:val="4"/>
-        </w:numPr>
-        <w:suppressLineNumbers w:val="0"/>
-        <w:spacing w:before="0" w:beforeAutospacing="1" w:after="80" w:afterAutospacing="0" w:line="23" w:lineRule="atLeast"/>
-        <w:ind w:left="0" w:hanging="360"/>
-      </w:pPr>
-      <w:r>
-        <w:rPr>
-          <w:rFonts w:hint="default" w:ascii="Calibri" w:hAnsi="Calibri" w:cs="Calibri"/>
-          <w:color w:val="1A1A1A"/>
-          <w:sz w:val="22"/>
-          <w:szCs w:val="22"/>
-          <w:bdr w:val="none" w:color="auto" w:sz="0" w:space="0"/>
-        </w:rPr>
-        <w:t>Selling to a cash/JV buyer is slow and opaque; fees are hidden; there is no fast, structured route to a motivated institutional buyer.</w:t>
+        <w:t xml:space="preserve"> FICA/KYC, POPIA-aware handling, and audit logging are built into the Platform.</w:t>
       </w:r>
     </w:p>
     <w:p>
@@ -2551,12 +2747,12 @@
         <w:spacing w:line="23" w:lineRule="atLeast"/>
       </w:pPr>
       <w:r>
-        <w:t>3. The Solution — What Investprop Is</w:t>
+        <w:t>3. The Solution — How the Pool Unlocks the Deal</w:t>
       </w:r>
     </w:p>
     <w:p>
       <w:pPr>
-        <w:pStyle w:val="23"/>
+        <w:pStyle w:val="19"/>
         <w:keepNext w:val="0"/>
         <w:keepLines w:val="0"/>
         <w:widowControl/>
@@ -2570,7 +2766,939 @@
           <w:sz w:val="22"/>
           <w:szCs w:val="22"/>
         </w:rPr>
-        <w:t>Investprop is a single platform with three connected sides:</w:t>
+        <w:t xml:space="preserve">Investprop sits between the institutional funder and the crowd, assembling a complete, fundable capital stack for each project. A typical structure looks like this: </w:t>
+      </w:r>
+    </w:p>
+    <w:tbl>
+      <w:tblPr>
+        <w:tblW w:w="5000" w:type="pct"/>
+        <w:tblInd w:w="0" w:type="dxa"/>
+        <w:tblBorders>
+          <w:top w:val="none" w:color="auto" w:sz="0" w:space="0"/>
+          <w:left w:val="none" w:color="auto" w:sz="0" w:space="0"/>
+          <w:bottom w:val="none" w:color="auto" w:sz="0" w:space="0"/>
+          <w:right w:val="none" w:color="auto" w:sz="0" w:space="0"/>
+          <w:insideH w:val="none" w:color="auto" w:sz="0" w:space="0"/>
+          <w:insideV w:val="none" w:color="auto" w:sz="0" w:space="0"/>
+        </w:tblBorders>
+        <w:shd w:val="clear"/>
+        <w:tblLayout w:type="autofit"/>
+        <w:tblCellMar>
+          <w:top w:w="15" w:type="dxa"/>
+          <w:left w:w="15" w:type="dxa"/>
+          <w:bottom w:w="15" w:type="dxa"/>
+          <w:right w:w="15" w:type="dxa"/>
+        </w:tblCellMar>
+      </w:tblPr>
+      <w:tblGrid>
+        <w:gridCol w:w="2076"/>
+        <w:gridCol w:w="2076"/>
+        <w:gridCol w:w="2076"/>
+        <w:gridCol w:w="2076"/>
+      </w:tblGrid>
+      <w:tr>
+        <w:tblPrEx>
+          <w:tblBorders>
+            <w:top w:val="none" w:color="auto" w:sz="0" w:space="0"/>
+            <w:left w:val="none" w:color="auto" w:sz="0" w:space="0"/>
+            <w:bottom w:val="none" w:color="auto" w:sz="0" w:space="0"/>
+            <w:right w:val="none" w:color="auto" w:sz="0" w:space="0"/>
+            <w:insideH w:val="none" w:color="auto" w:sz="0" w:space="0"/>
+            <w:insideV w:val="none" w:color="auto" w:sz="0" w:space="0"/>
+          </w:tblBorders>
+          <w:shd w:val="clear"/>
+          <w:tblCellMar>
+            <w:top w:w="15" w:type="dxa"/>
+            <w:left w:w="15" w:type="dxa"/>
+            <w:bottom w:w="15" w:type="dxa"/>
+            <w:right w:w="15" w:type="dxa"/>
+          </w:tblCellMar>
+        </w:tblPrEx>
+        <w:tc>
+          <w:tcPr>
+            <w:tcW w:w="0" w:type="auto"/>
+            <w:shd w:val="clear" w:color="auto" w:fill="7A5118"/>
+            <w:tcMar>
+              <w:top w:w="120" w:type="dxa"/>
+              <w:left w:w="160" w:type="dxa"/>
+              <w:bottom w:w="120" w:type="dxa"/>
+              <w:right w:w="160" w:type="dxa"/>
+            </w:tcMar>
+            <w:vAlign w:val="center"/>
+          </w:tcPr>
+          <w:p>
+            <w:pPr>
+              <w:keepNext w:val="0"/>
+              <w:keepLines w:val="0"/>
+              <w:widowControl/>
+              <w:suppressLineNumbers w:val="0"/>
+              <w:spacing w:line="23" w:lineRule="atLeast"/>
+              <w:jc w:val="left"/>
+              <w:rPr>
+                <w:rFonts w:hint="default" w:ascii="Calibri" w:hAnsi="Calibri" w:cs="Calibri"/>
+                <w:b/>
+                <w:bCs/>
+                <w:color w:val="FFFFFF"/>
+                <w:sz w:val="21"/>
+                <w:szCs w:val="21"/>
+              </w:rPr>
+            </w:pPr>
+            <w:r>
+              <w:rPr>
+                <w:rFonts w:hint="default" w:ascii="Calibri" w:hAnsi="Calibri" w:eastAsia="SimSun" w:cs="Calibri"/>
+                <w:b/>
+                <w:bCs/>
+                <w:color w:val="FFFFFF"/>
+                <w:sz w:val="21"/>
+                <w:szCs w:val="21"/>
+                <w:bdr w:val="none" w:color="auto" w:sz="0" w:space="0"/>
+              </w:rPr>
+              <w:t>Layer</w:t>
+            </w:r>
+          </w:p>
+        </w:tc>
+        <w:tc>
+          <w:tcPr>
+            <w:tcW w:w="0" w:type="auto"/>
+            <w:shd w:val="clear" w:color="auto" w:fill="7A5118"/>
+            <w:tcMar>
+              <w:top w:w="120" w:type="dxa"/>
+              <w:left w:w="160" w:type="dxa"/>
+              <w:bottom w:w="120" w:type="dxa"/>
+              <w:right w:w="160" w:type="dxa"/>
+            </w:tcMar>
+            <w:vAlign w:val="center"/>
+          </w:tcPr>
+          <w:p>
+            <w:pPr>
+              <w:keepNext w:val="0"/>
+              <w:keepLines w:val="0"/>
+              <w:widowControl/>
+              <w:suppressLineNumbers w:val="0"/>
+              <w:spacing w:line="23" w:lineRule="atLeast"/>
+              <w:jc w:val="left"/>
+              <w:rPr>
+                <w:rFonts w:hint="default" w:ascii="Calibri" w:hAnsi="Calibri" w:cs="Calibri"/>
+                <w:b/>
+                <w:bCs/>
+                <w:color w:val="FFFFFF"/>
+                <w:sz w:val="21"/>
+                <w:szCs w:val="21"/>
+              </w:rPr>
+            </w:pPr>
+            <w:r>
+              <w:rPr>
+                <w:rFonts w:hint="default" w:ascii="Calibri" w:hAnsi="Calibri" w:eastAsia="SimSun" w:cs="Calibri"/>
+                <w:b/>
+                <w:bCs/>
+                <w:color w:val="FFFFFF"/>
+                <w:sz w:val="21"/>
+                <w:szCs w:val="21"/>
+                <w:bdr w:val="none" w:color="auto" w:sz="0" w:space="0"/>
+              </w:rPr>
+              <w:t>Who provides it</w:t>
+            </w:r>
+          </w:p>
+        </w:tc>
+        <w:tc>
+          <w:tcPr>
+            <w:tcW w:w="0" w:type="auto"/>
+            <w:shd w:val="clear" w:color="auto" w:fill="7A5118"/>
+            <w:tcMar>
+              <w:top w:w="120" w:type="dxa"/>
+              <w:left w:w="160" w:type="dxa"/>
+              <w:bottom w:w="120" w:type="dxa"/>
+              <w:right w:w="160" w:type="dxa"/>
+            </w:tcMar>
+            <w:vAlign w:val="center"/>
+          </w:tcPr>
+          <w:p>
+            <w:pPr>
+              <w:keepNext w:val="0"/>
+              <w:keepLines w:val="0"/>
+              <w:widowControl/>
+              <w:suppressLineNumbers w:val="0"/>
+              <w:spacing w:line="23" w:lineRule="atLeast"/>
+              <w:jc w:val="left"/>
+              <w:rPr>
+                <w:rFonts w:hint="default" w:ascii="Calibri" w:hAnsi="Calibri" w:cs="Calibri"/>
+                <w:b/>
+                <w:bCs/>
+                <w:color w:val="FFFFFF"/>
+                <w:sz w:val="21"/>
+                <w:szCs w:val="21"/>
+              </w:rPr>
+            </w:pPr>
+            <w:r>
+              <w:rPr>
+                <w:rFonts w:hint="default" w:ascii="Calibri" w:hAnsi="Calibri" w:eastAsia="SimSun" w:cs="Calibri"/>
+                <w:b/>
+                <w:bCs/>
+                <w:color w:val="FFFFFF"/>
+                <w:sz w:val="21"/>
+                <w:szCs w:val="21"/>
+                <w:bdr w:val="none" w:color="auto" w:sz="0" w:space="0"/>
+              </w:rPr>
+              <w:t>Typical share</w:t>
+            </w:r>
+          </w:p>
+        </w:tc>
+        <w:tc>
+          <w:tcPr>
+            <w:tcW w:w="0" w:type="auto"/>
+            <w:shd w:val="clear" w:color="auto" w:fill="7A5118"/>
+            <w:tcMar>
+              <w:top w:w="120" w:type="dxa"/>
+              <w:left w:w="160" w:type="dxa"/>
+              <w:bottom w:w="120" w:type="dxa"/>
+              <w:right w:w="160" w:type="dxa"/>
+            </w:tcMar>
+            <w:vAlign w:val="center"/>
+          </w:tcPr>
+          <w:p>
+            <w:pPr>
+              <w:keepNext w:val="0"/>
+              <w:keepLines w:val="0"/>
+              <w:widowControl/>
+              <w:suppressLineNumbers w:val="0"/>
+              <w:spacing w:line="23" w:lineRule="atLeast"/>
+              <w:jc w:val="left"/>
+              <w:rPr>
+                <w:rFonts w:hint="default" w:ascii="Calibri" w:hAnsi="Calibri" w:cs="Calibri"/>
+                <w:b/>
+                <w:bCs/>
+                <w:color w:val="FFFFFF"/>
+                <w:sz w:val="21"/>
+                <w:szCs w:val="21"/>
+              </w:rPr>
+            </w:pPr>
+            <w:r>
+              <w:rPr>
+                <w:rFonts w:hint="default" w:ascii="Calibri" w:hAnsi="Calibri" w:eastAsia="SimSun" w:cs="Calibri"/>
+                <w:b/>
+                <w:bCs/>
+                <w:color w:val="FFFFFF"/>
+                <w:sz w:val="21"/>
+                <w:szCs w:val="21"/>
+                <w:bdr w:val="none" w:color="auto" w:sz="0" w:space="0"/>
+              </w:rPr>
+              <w:t>Role</w:t>
+            </w:r>
+          </w:p>
+        </w:tc>
+      </w:tr>
+      <w:tr>
+        <w:tblPrEx>
+          <w:tblBorders>
+            <w:top w:val="none" w:color="auto" w:sz="0" w:space="0"/>
+            <w:left w:val="none" w:color="auto" w:sz="0" w:space="0"/>
+            <w:bottom w:val="none" w:color="auto" w:sz="0" w:space="0"/>
+            <w:right w:val="none" w:color="auto" w:sz="0" w:space="0"/>
+            <w:insideH w:val="none" w:color="auto" w:sz="0" w:space="0"/>
+            <w:insideV w:val="none" w:color="auto" w:sz="0" w:space="0"/>
+          </w:tblBorders>
+          <w:shd w:val="clear"/>
+          <w:tblCellMar>
+            <w:top w:w="15" w:type="dxa"/>
+            <w:left w:w="15" w:type="dxa"/>
+            <w:bottom w:w="15" w:type="dxa"/>
+            <w:right w:w="15" w:type="dxa"/>
+          </w:tblCellMar>
+        </w:tblPrEx>
+        <w:tc>
+          <w:tcPr>
+            <w:tcW w:w="0" w:type="auto"/>
+            <w:tcBorders>
+              <w:top w:val="single" w:color="CFCFCF" w:sz="6" w:space="0"/>
+              <w:left w:val="single" w:color="CFCFCF" w:sz="6" w:space="0"/>
+              <w:bottom w:val="single" w:color="CFCFCF" w:sz="6" w:space="0"/>
+              <w:right w:val="single" w:color="CFCFCF" w:sz="6" w:space="0"/>
+            </w:tcBorders>
+            <w:shd w:val="clear"/>
+            <w:tcMar>
+              <w:top w:w="120" w:type="dxa"/>
+              <w:left w:w="160" w:type="dxa"/>
+              <w:bottom w:w="120" w:type="dxa"/>
+              <w:right w:w="160" w:type="dxa"/>
+            </w:tcMar>
+            <w:vAlign w:val="top"/>
+          </w:tcPr>
+          <w:p>
+            <w:pPr>
+              <w:keepNext w:val="0"/>
+              <w:keepLines w:val="0"/>
+              <w:widowControl/>
+              <w:suppressLineNumbers w:val="0"/>
+              <w:spacing w:line="23" w:lineRule="atLeast"/>
+              <w:jc w:val="left"/>
+              <w:textAlignment w:val="top"/>
+              <w:rPr>
+                <w:rFonts w:hint="default" w:ascii="Calibri" w:hAnsi="Calibri" w:cs="Calibri"/>
+                <w:color w:val="1A1A1A"/>
+                <w:sz w:val="21"/>
+                <w:szCs w:val="21"/>
+              </w:rPr>
+            </w:pPr>
+            <w:r>
+              <w:rPr>
+                <w:rStyle w:val="12"/>
+                <w:rFonts w:hint="default" w:ascii="Calibri" w:hAnsi="Calibri" w:eastAsia="SimSun" w:cs="Calibri"/>
+                <w:color w:val="1A1A1A"/>
+                <w:sz w:val="21"/>
+                <w:szCs w:val="21"/>
+                <w:bdr w:val="none" w:color="auto" w:sz="0" w:space="0"/>
+              </w:rPr>
+              <w:t>Senior development finance</w:t>
+            </w:r>
+          </w:p>
+        </w:tc>
+        <w:tc>
+          <w:tcPr>
+            <w:tcW w:w="0" w:type="auto"/>
+            <w:tcBorders>
+              <w:top w:val="single" w:color="CFCFCF" w:sz="6" w:space="0"/>
+              <w:left w:val="single" w:color="CFCFCF" w:sz="6" w:space="0"/>
+              <w:bottom w:val="single" w:color="CFCFCF" w:sz="6" w:space="0"/>
+              <w:right w:val="single" w:color="CFCFCF" w:sz="6" w:space="0"/>
+            </w:tcBorders>
+            <w:shd w:val="clear"/>
+            <w:tcMar>
+              <w:top w:w="120" w:type="dxa"/>
+              <w:left w:w="160" w:type="dxa"/>
+              <w:bottom w:w="120" w:type="dxa"/>
+              <w:right w:w="160" w:type="dxa"/>
+            </w:tcMar>
+            <w:vAlign w:val="top"/>
+          </w:tcPr>
+          <w:p>
+            <w:pPr>
+              <w:keepNext w:val="0"/>
+              <w:keepLines w:val="0"/>
+              <w:widowControl/>
+              <w:suppressLineNumbers w:val="0"/>
+              <w:spacing w:line="23" w:lineRule="atLeast"/>
+              <w:jc w:val="left"/>
+              <w:textAlignment w:val="top"/>
+              <w:rPr>
+                <w:rFonts w:hint="default" w:ascii="Calibri" w:hAnsi="Calibri" w:cs="Calibri"/>
+                <w:color w:val="1A1A1A"/>
+                <w:sz w:val="21"/>
+                <w:szCs w:val="21"/>
+              </w:rPr>
+            </w:pPr>
+            <w:r>
+              <w:rPr>
+                <w:rFonts w:hint="default" w:ascii="Calibri" w:hAnsi="Calibri" w:eastAsia="SimSun" w:cs="Calibri"/>
+                <w:color w:val="1A1A1A"/>
+                <w:sz w:val="21"/>
+                <w:szCs w:val="21"/>
+                <w:bdr w:val="none" w:color="auto" w:sz="0" w:space="0"/>
+              </w:rPr>
+              <w:t>Bank / DFI / institutional funder (e.g. PIC, Absa, Nedbank, Capitec, TUHF Capital)</w:t>
+            </w:r>
+          </w:p>
+        </w:tc>
+        <w:tc>
+          <w:tcPr>
+            <w:tcW w:w="0" w:type="auto"/>
+            <w:tcBorders>
+              <w:top w:val="single" w:color="CFCFCF" w:sz="6" w:space="0"/>
+              <w:left w:val="single" w:color="CFCFCF" w:sz="6" w:space="0"/>
+              <w:bottom w:val="single" w:color="CFCFCF" w:sz="6" w:space="0"/>
+              <w:right w:val="single" w:color="CFCFCF" w:sz="6" w:space="0"/>
+            </w:tcBorders>
+            <w:shd w:val="clear"/>
+            <w:tcMar>
+              <w:top w:w="120" w:type="dxa"/>
+              <w:left w:w="160" w:type="dxa"/>
+              <w:bottom w:w="120" w:type="dxa"/>
+              <w:right w:w="160" w:type="dxa"/>
+            </w:tcMar>
+            <w:vAlign w:val="top"/>
+          </w:tcPr>
+          <w:p>
+            <w:pPr>
+              <w:keepNext w:val="0"/>
+              <w:keepLines w:val="0"/>
+              <w:widowControl/>
+              <w:suppressLineNumbers w:val="0"/>
+              <w:spacing w:line="23" w:lineRule="atLeast"/>
+              <w:jc w:val="left"/>
+              <w:textAlignment w:val="top"/>
+              <w:rPr>
+                <w:rFonts w:hint="default" w:ascii="Calibri" w:hAnsi="Calibri" w:cs="Calibri"/>
+                <w:color w:val="1A1A1A"/>
+                <w:sz w:val="21"/>
+                <w:szCs w:val="21"/>
+              </w:rPr>
+            </w:pPr>
+            <w:r>
+              <w:rPr>
+                <w:rStyle w:val="26"/>
+                <w:rFonts w:hint="default" w:ascii="Calibri" w:hAnsi="Calibri" w:eastAsia="SimSun" w:cs="Calibri"/>
+                <w:sz w:val="21"/>
+                <w:szCs w:val="21"/>
+                <w:bdr w:val="none" w:color="auto" w:sz="0" w:space="0"/>
+              </w:rPr>
+              <w:t>[~70%]</w:t>
+            </w:r>
+          </w:p>
+        </w:tc>
+        <w:tc>
+          <w:tcPr>
+            <w:tcW w:w="0" w:type="auto"/>
+            <w:tcBorders>
+              <w:top w:val="single" w:color="CFCFCF" w:sz="6" w:space="0"/>
+              <w:left w:val="single" w:color="CFCFCF" w:sz="6" w:space="0"/>
+              <w:bottom w:val="single" w:color="CFCFCF" w:sz="6" w:space="0"/>
+              <w:right w:val="single" w:color="CFCFCF" w:sz="6" w:space="0"/>
+            </w:tcBorders>
+            <w:shd w:val="clear"/>
+            <w:tcMar>
+              <w:top w:w="120" w:type="dxa"/>
+              <w:left w:w="160" w:type="dxa"/>
+              <w:bottom w:w="120" w:type="dxa"/>
+              <w:right w:w="160" w:type="dxa"/>
+            </w:tcMar>
+            <w:vAlign w:val="top"/>
+          </w:tcPr>
+          <w:p>
+            <w:pPr>
+              <w:keepNext w:val="0"/>
+              <w:keepLines w:val="0"/>
+              <w:widowControl/>
+              <w:suppressLineNumbers w:val="0"/>
+              <w:spacing w:line="23" w:lineRule="atLeast"/>
+              <w:jc w:val="left"/>
+              <w:textAlignment w:val="top"/>
+              <w:rPr>
+                <w:rFonts w:hint="default" w:ascii="Calibri" w:hAnsi="Calibri" w:cs="Calibri"/>
+                <w:color w:val="1A1A1A"/>
+                <w:sz w:val="21"/>
+                <w:szCs w:val="21"/>
+              </w:rPr>
+            </w:pPr>
+            <w:r>
+              <w:rPr>
+                <w:rFonts w:hint="default" w:ascii="Calibri" w:hAnsi="Calibri" w:eastAsia="SimSun" w:cs="Calibri"/>
+                <w:color w:val="1A1A1A"/>
+                <w:sz w:val="21"/>
+                <w:szCs w:val="21"/>
+                <w:bdr w:val="none" w:color="auto" w:sz="0" w:space="0"/>
+              </w:rPr>
+              <w:t>Primary project funding, drawn against the equity cushion below.</w:t>
+            </w:r>
+          </w:p>
+        </w:tc>
+      </w:tr>
+      <w:tr>
+        <w:tblPrEx>
+          <w:tblBorders>
+            <w:top w:val="none" w:color="auto" w:sz="0" w:space="0"/>
+            <w:left w:val="none" w:color="auto" w:sz="0" w:space="0"/>
+            <w:bottom w:val="none" w:color="auto" w:sz="0" w:space="0"/>
+            <w:right w:val="none" w:color="auto" w:sz="0" w:space="0"/>
+            <w:insideH w:val="none" w:color="auto" w:sz="0" w:space="0"/>
+            <w:insideV w:val="none" w:color="auto" w:sz="0" w:space="0"/>
+          </w:tblBorders>
+          <w:tblCellMar>
+            <w:top w:w="15" w:type="dxa"/>
+            <w:left w:w="15" w:type="dxa"/>
+            <w:bottom w:w="15" w:type="dxa"/>
+            <w:right w:w="15" w:type="dxa"/>
+          </w:tblCellMar>
+        </w:tblPrEx>
+        <w:tc>
+          <w:tcPr>
+            <w:tcW w:w="0" w:type="auto"/>
+            <w:tcBorders>
+              <w:top w:val="single" w:color="CFCFCF" w:sz="6" w:space="0"/>
+              <w:left w:val="single" w:color="CFCFCF" w:sz="6" w:space="0"/>
+              <w:bottom w:val="single" w:color="CFCFCF" w:sz="6" w:space="0"/>
+              <w:right w:val="single" w:color="CFCFCF" w:sz="6" w:space="0"/>
+            </w:tcBorders>
+            <w:shd w:val="clear"/>
+            <w:tcMar>
+              <w:top w:w="120" w:type="dxa"/>
+              <w:left w:w="160" w:type="dxa"/>
+              <w:bottom w:w="120" w:type="dxa"/>
+              <w:right w:w="160" w:type="dxa"/>
+            </w:tcMar>
+            <w:vAlign w:val="top"/>
+          </w:tcPr>
+          <w:p>
+            <w:pPr>
+              <w:keepNext w:val="0"/>
+              <w:keepLines w:val="0"/>
+              <w:widowControl/>
+              <w:suppressLineNumbers w:val="0"/>
+              <w:spacing w:line="23" w:lineRule="atLeast"/>
+              <w:jc w:val="left"/>
+              <w:textAlignment w:val="top"/>
+              <w:rPr>
+                <w:rFonts w:hint="default" w:ascii="Calibri" w:hAnsi="Calibri" w:cs="Calibri"/>
+                <w:color w:val="1A1A1A"/>
+                <w:sz w:val="21"/>
+                <w:szCs w:val="21"/>
+              </w:rPr>
+            </w:pPr>
+            <w:r>
+              <w:rPr>
+                <w:rStyle w:val="12"/>
+                <w:rFonts w:hint="default" w:ascii="Calibri" w:hAnsi="Calibri" w:eastAsia="SimSun" w:cs="Calibri"/>
+                <w:color w:val="1A1A1A"/>
+                <w:sz w:val="21"/>
+                <w:szCs w:val="21"/>
+                <w:bdr w:val="none" w:color="auto" w:sz="0" w:space="0"/>
+              </w:rPr>
+              <w:t>Pooled developer equity</w:t>
+            </w:r>
+          </w:p>
+        </w:tc>
+        <w:tc>
+          <w:tcPr>
+            <w:tcW w:w="0" w:type="auto"/>
+            <w:tcBorders>
+              <w:top w:val="single" w:color="CFCFCF" w:sz="6" w:space="0"/>
+              <w:left w:val="single" w:color="CFCFCF" w:sz="6" w:space="0"/>
+              <w:bottom w:val="single" w:color="CFCFCF" w:sz="6" w:space="0"/>
+              <w:right w:val="single" w:color="CFCFCF" w:sz="6" w:space="0"/>
+            </w:tcBorders>
+            <w:shd w:val="clear"/>
+            <w:tcMar>
+              <w:top w:w="120" w:type="dxa"/>
+              <w:left w:w="160" w:type="dxa"/>
+              <w:bottom w:w="120" w:type="dxa"/>
+              <w:right w:w="160" w:type="dxa"/>
+            </w:tcMar>
+            <w:vAlign w:val="top"/>
+          </w:tcPr>
+          <w:p>
+            <w:pPr>
+              <w:keepNext w:val="0"/>
+              <w:keepLines w:val="0"/>
+              <w:widowControl/>
+              <w:suppressLineNumbers w:val="0"/>
+              <w:spacing w:line="23" w:lineRule="atLeast"/>
+              <w:jc w:val="left"/>
+              <w:textAlignment w:val="top"/>
+              <w:rPr>
+                <w:rFonts w:hint="default" w:ascii="Calibri" w:hAnsi="Calibri" w:cs="Calibri"/>
+                <w:color w:val="1A1A1A"/>
+                <w:sz w:val="21"/>
+                <w:szCs w:val="21"/>
+              </w:rPr>
+            </w:pPr>
+            <w:r>
+              <w:rPr>
+                <w:rFonts w:hint="default" w:ascii="Calibri" w:hAnsi="Calibri" w:eastAsia="SimSun" w:cs="Calibri"/>
+                <w:color w:val="1A1A1A"/>
+                <w:sz w:val="21"/>
+                <w:szCs w:val="21"/>
+                <w:bdr w:val="none" w:color="auto" w:sz="0" w:space="0"/>
+              </w:rPr>
+              <w:t>Investprop co-investors (many small tickets)</w:t>
+            </w:r>
+          </w:p>
+        </w:tc>
+        <w:tc>
+          <w:tcPr>
+            <w:tcW w:w="0" w:type="auto"/>
+            <w:tcBorders>
+              <w:top w:val="single" w:color="CFCFCF" w:sz="6" w:space="0"/>
+              <w:left w:val="single" w:color="CFCFCF" w:sz="6" w:space="0"/>
+              <w:bottom w:val="single" w:color="CFCFCF" w:sz="6" w:space="0"/>
+              <w:right w:val="single" w:color="CFCFCF" w:sz="6" w:space="0"/>
+            </w:tcBorders>
+            <w:shd w:val="clear"/>
+            <w:tcMar>
+              <w:top w:w="120" w:type="dxa"/>
+              <w:left w:w="160" w:type="dxa"/>
+              <w:bottom w:w="120" w:type="dxa"/>
+              <w:right w:w="160" w:type="dxa"/>
+            </w:tcMar>
+            <w:vAlign w:val="top"/>
+          </w:tcPr>
+          <w:p>
+            <w:pPr>
+              <w:keepNext w:val="0"/>
+              <w:keepLines w:val="0"/>
+              <w:widowControl/>
+              <w:suppressLineNumbers w:val="0"/>
+              <w:spacing w:line="23" w:lineRule="atLeast"/>
+              <w:jc w:val="left"/>
+              <w:textAlignment w:val="top"/>
+              <w:rPr>
+                <w:rFonts w:hint="default" w:ascii="Calibri" w:hAnsi="Calibri" w:cs="Calibri"/>
+                <w:color w:val="1A1A1A"/>
+                <w:sz w:val="21"/>
+                <w:szCs w:val="21"/>
+              </w:rPr>
+            </w:pPr>
+            <w:r>
+              <w:rPr>
+                <w:rStyle w:val="26"/>
+                <w:rFonts w:hint="default" w:ascii="Calibri" w:hAnsi="Calibri" w:eastAsia="SimSun" w:cs="Calibri"/>
+                <w:sz w:val="21"/>
+                <w:szCs w:val="21"/>
+                <w:bdr w:val="none" w:color="auto" w:sz="0" w:space="0"/>
+              </w:rPr>
+              <w:t>[~30%]</w:t>
+            </w:r>
+          </w:p>
+        </w:tc>
+        <w:tc>
+          <w:tcPr>
+            <w:tcW w:w="0" w:type="auto"/>
+            <w:tcBorders>
+              <w:top w:val="single" w:color="CFCFCF" w:sz="6" w:space="0"/>
+              <w:left w:val="single" w:color="CFCFCF" w:sz="6" w:space="0"/>
+              <w:bottom w:val="single" w:color="CFCFCF" w:sz="6" w:space="0"/>
+              <w:right w:val="single" w:color="CFCFCF" w:sz="6" w:space="0"/>
+            </w:tcBorders>
+            <w:shd w:val="clear"/>
+            <w:tcMar>
+              <w:top w:w="120" w:type="dxa"/>
+              <w:left w:w="160" w:type="dxa"/>
+              <w:bottom w:w="120" w:type="dxa"/>
+              <w:right w:w="160" w:type="dxa"/>
+            </w:tcMar>
+            <w:vAlign w:val="top"/>
+          </w:tcPr>
+          <w:p>
+            <w:pPr>
+              <w:keepNext w:val="0"/>
+              <w:keepLines w:val="0"/>
+              <w:widowControl/>
+              <w:suppressLineNumbers w:val="0"/>
+              <w:spacing w:line="23" w:lineRule="atLeast"/>
+              <w:jc w:val="left"/>
+              <w:textAlignment w:val="top"/>
+              <w:rPr>
+                <w:rFonts w:hint="default" w:ascii="Calibri" w:hAnsi="Calibri" w:cs="Calibri"/>
+                <w:color w:val="1A1A1A"/>
+                <w:sz w:val="21"/>
+                <w:szCs w:val="21"/>
+              </w:rPr>
+            </w:pPr>
+            <w:r>
+              <w:rPr>
+                <w:rFonts w:hint="default" w:ascii="Calibri" w:hAnsi="Calibri" w:eastAsia="SimSun" w:cs="Calibri"/>
+                <w:color w:val="1A1A1A"/>
+                <w:sz w:val="21"/>
+                <w:szCs w:val="21"/>
+                <w:bdr w:val="none" w:color="auto" w:sz="0" w:space="0"/>
+              </w:rPr>
+              <w:t>The equity contribution the funder requires — aggregated by the Platform.</w:t>
+            </w:r>
+          </w:p>
+        </w:tc>
+      </w:tr>
+      <w:tr>
+        <w:tblPrEx>
+          <w:tblBorders>
+            <w:top w:val="none" w:color="auto" w:sz="0" w:space="0"/>
+            <w:left w:val="none" w:color="auto" w:sz="0" w:space="0"/>
+            <w:bottom w:val="none" w:color="auto" w:sz="0" w:space="0"/>
+            <w:right w:val="none" w:color="auto" w:sz="0" w:space="0"/>
+            <w:insideH w:val="none" w:color="auto" w:sz="0" w:space="0"/>
+            <w:insideV w:val="none" w:color="auto" w:sz="0" w:space="0"/>
+          </w:tblBorders>
+          <w:shd w:val="clear"/>
+          <w:tblCellMar>
+            <w:top w:w="15" w:type="dxa"/>
+            <w:left w:w="15" w:type="dxa"/>
+            <w:bottom w:w="15" w:type="dxa"/>
+            <w:right w:w="15" w:type="dxa"/>
+          </w:tblCellMar>
+        </w:tblPrEx>
+        <w:tc>
+          <w:tcPr>
+            <w:tcW w:w="0" w:type="auto"/>
+            <w:tcBorders>
+              <w:top w:val="single" w:color="CFCFCF" w:sz="6" w:space="0"/>
+              <w:left w:val="single" w:color="CFCFCF" w:sz="6" w:space="0"/>
+              <w:bottom w:val="single" w:color="CFCFCF" w:sz="6" w:space="0"/>
+              <w:right w:val="single" w:color="CFCFCF" w:sz="6" w:space="0"/>
+            </w:tcBorders>
+            <w:shd w:val="clear"/>
+            <w:tcMar>
+              <w:top w:w="120" w:type="dxa"/>
+              <w:left w:w="160" w:type="dxa"/>
+              <w:bottom w:w="120" w:type="dxa"/>
+              <w:right w:w="160" w:type="dxa"/>
+            </w:tcMar>
+            <w:vAlign w:val="top"/>
+          </w:tcPr>
+          <w:p>
+            <w:pPr>
+              <w:keepNext w:val="0"/>
+              <w:keepLines w:val="0"/>
+              <w:widowControl/>
+              <w:suppressLineNumbers w:val="0"/>
+              <w:spacing w:line="23" w:lineRule="atLeast"/>
+              <w:jc w:val="left"/>
+              <w:textAlignment w:val="top"/>
+              <w:rPr>
+                <w:rFonts w:hint="default" w:ascii="Calibri" w:hAnsi="Calibri" w:cs="Calibri"/>
+                <w:color w:val="1A1A1A"/>
+                <w:sz w:val="21"/>
+                <w:szCs w:val="21"/>
+              </w:rPr>
+            </w:pPr>
+            <w:r>
+              <w:rPr>
+                <w:rStyle w:val="12"/>
+                <w:rFonts w:hint="default" w:ascii="Calibri" w:hAnsi="Calibri" w:eastAsia="SimSun" w:cs="Calibri"/>
+                <w:color w:val="1A1A1A"/>
+                <w:sz w:val="21"/>
+                <w:szCs w:val="21"/>
+                <w:bdr w:val="none" w:color="auto" w:sz="0" w:space="0"/>
+              </w:rPr>
+              <w:t>Origination, underwriting &amp; admin</w:t>
+            </w:r>
+          </w:p>
+        </w:tc>
+        <w:tc>
+          <w:tcPr>
+            <w:tcW w:w="0" w:type="auto"/>
+            <w:tcBorders>
+              <w:top w:val="single" w:color="CFCFCF" w:sz="6" w:space="0"/>
+              <w:left w:val="single" w:color="CFCFCF" w:sz="6" w:space="0"/>
+              <w:bottom w:val="single" w:color="CFCFCF" w:sz="6" w:space="0"/>
+              <w:right w:val="single" w:color="CFCFCF" w:sz="6" w:space="0"/>
+            </w:tcBorders>
+            <w:shd w:val="clear"/>
+            <w:tcMar>
+              <w:top w:w="120" w:type="dxa"/>
+              <w:left w:w="160" w:type="dxa"/>
+              <w:bottom w:w="120" w:type="dxa"/>
+              <w:right w:w="160" w:type="dxa"/>
+            </w:tcMar>
+            <w:vAlign w:val="top"/>
+          </w:tcPr>
+          <w:p>
+            <w:pPr>
+              <w:keepNext w:val="0"/>
+              <w:keepLines w:val="0"/>
+              <w:widowControl/>
+              <w:suppressLineNumbers w:val="0"/>
+              <w:spacing w:line="23" w:lineRule="atLeast"/>
+              <w:jc w:val="left"/>
+              <w:textAlignment w:val="top"/>
+              <w:rPr>
+                <w:rFonts w:hint="default" w:ascii="Calibri" w:hAnsi="Calibri" w:cs="Calibri"/>
+                <w:color w:val="1A1A1A"/>
+                <w:sz w:val="21"/>
+                <w:szCs w:val="21"/>
+              </w:rPr>
+            </w:pPr>
+            <w:r>
+              <w:rPr>
+                <w:rFonts w:hint="default" w:ascii="Calibri" w:hAnsi="Calibri" w:eastAsia="SimSun" w:cs="Calibri"/>
+                <w:color w:val="1A1A1A"/>
+                <w:sz w:val="21"/>
+                <w:szCs w:val="21"/>
+                <w:bdr w:val="none" w:color="auto" w:sz="0" w:space="0"/>
+              </w:rPr>
+              <w:t>Investprop Platform</w:t>
+            </w:r>
+          </w:p>
+        </w:tc>
+        <w:tc>
+          <w:tcPr>
+            <w:tcW w:w="0" w:type="auto"/>
+            <w:tcBorders>
+              <w:top w:val="single" w:color="CFCFCF" w:sz="6" w:space="0"/>
+              <w:left w:val="single" w:color="CFCFCF" w:sz="6" w:space="0"/>
+              <w:bottom w:val="single" w:color="CFCFCF" w:sz="6" w:space="0"/>
+              <w:right w:val="single" w:color="CFCFCF" w:sz="6" w:space="0"/>
+            </w:tcBorders>
+            <w:shd w:val="clear"/>
+            <w:tcMar>
+              <w:top w:w="120" w:type="dxa"/>
+              <w:left w:w="160" w:type="dxa"/>
+              <w:bottom w:w="120" w:type="dxa"/>
+              <w:right w:w="160" w:type="dxa"/>
+            </w:tcMar>
+            <w:vAlign w:val="top"/>
+          </w:tcPr>
+          <w:p>
+            <w:pPr>
+              <w:keepNext w:val="0"/>
+              <w:keepLines w:val="0"/>
+              <w:widowControl/>
+              <w:suppressLineNumbers w:val="0"/>
+              <w:spacing w:line="23" w:lineRule="atLeast"/>
+              <w:jc w:val="left"/>
+              <w:textAlignment w:val="top"/>
+              <w:rPr>
+                <w:rFonts w:hint="default" w:ascii="Calibri" w:hAnsi="Calibri" w:cs="Calibri"/>
+                <w:color w:val="1A1A1A"/>
+                <w:sz w:val="21"/>
+                <w:szCs w:val="21"/>
+              </w:rPr>
+            </w:pPr>
+            <w:r>
+              <w:rPr>
+                <w:rFonts w:hint="default" w:ascii="Calibri" w:hAnsi="Calibri" w:eastAsia="SimSun" w:cs="Calibri"/>
+                <w:color w:val="1A1A1A"/>
+                <w:sz w:val="21"/>
+                <w:szCs w:val="21"/>
+                <w:bdr w:val="none" w:color="auto" w:sz="0" w:space="0"/>
+              </w:rPr>
+              <w:t>—</w:t>
+            </w:r>
+          </w:p>
+        </w:tc>
+        <w:tc>
+          <w:tcPr>
+            <w:tcW w:w="0" w:type="auto"/>
+            <w:tcBorders>
+              <w:top w:val="single" w:color="CFCFCF" w:sz="6" w:space="0"/>
+              <w:left w:val="single" w:color="CFCFCF" w:sz="6" w:space="0"/>
+              <w:bottom w:val="single" w:color="CFCFCF" w:sz="6" w:space="0"/>
+              <w:right w:val="single" w:color="CFCFCF" w:sz="6" w:space="0"/>
+            </w:tcBorders>
+            <w:shd w:val="clear"/>
+            <w:tcMar>
+              <w:top w:w="120" w:type="dxa"/>
+              <w:left w:w="160" w:type="dxa"/>
+              <w:bottom w:w="120" w:type="dxa"/>
+              <w:right w:w="160" w:type="dxa"/>
+            </w:tcMar>
+            <w:vAlign w:val="top"/>
+          </w:tcPr>
+          <w:p>
+            <w:pPr>
+              <w:keepNext w:val="0"/>
+              <w:keepLines w:val="0"/>
+              <w:widowControl/>
+              <w:suppressLineNumbers w:val="0"/>
+              <w:spacing w:line="23" w:lineRule="atLeast"/>
+              <w:jc w:val="left"/>
+              <w:textAlignment w:val="top"/>
+              <w:rPr>
+                <w:rFonts w:hint="default" w:ascii="Calibri" w:hAnsi="Calibri" w:cs="Calibri"/>
+                <w:color w:val="1A1A1A"/>
+                <w:sz w:val="21"/>
+                <w:szCs w:val="21"/>
+              </w:rPr>
+            </w:pPr>
+            <w:r>
+              <w:rPr>
+                <w:rFonts w:hint="default" w:ascii="Calibri" w:hAnsi="Calibri" w:eastAsia="SimSun" w:cs="Calibri"/>
+                <w:color w:val="1A1A1A"/>
+                <w:sz w:val="21"/>
+                <w:szCs w:val="21"/>
+                <w:bdr w:val="none" w:color="auto" w:sz="0" w:space="0"/>
+              </w:rPr>
+              <w:t>Sources the deal, grades it with AI, structures the SPV, and administers reporting, distributions and compliance.</w:t>
+            </w:r>
+          </w:p>
+        </w:tc>
+      </w:tr>
+    </w:tbl>
+    <w:p>
+      <w:pPr>
+        <w:pStyle w:val="19"/>
+        <w:keepNext w:val="0"/>
+        <w:keepLines w:val="0"/>
+        <w:widowControl/>
+        <w:suppressLineNumbers w:val="0"/>
+        <w:spacing w:beforeAutospacing="1" w:afterAutospacing="1" w:line="23" w:lineRule="atLeast"/>
+      </w:pPr>
+      <w:r>
+        <w:rPr>
+          <w:rFonts w:hint="default" w:ascii="Calibri" w:hAnsi="Calibri" w:cs="Calibri"/>
+          <w:color w:val="1A1A1A"/>
+          <w:sz w:val="22"/>
+          <w:szCs w:val="22"/>
+        </w:rPr>
+        <w:t xml:space="preserve">The pooled equity is held in a </w:t>
+      </w:r>
+      <w:r>
+        <w:rPr>
+          <w:rStyle w:val="12"/>
+          <w:rFonts w:hint="default" w:ascii="Calibri" w:hAnsi="Calibri" w:cs="Calibri"/>
+          <w:color w:val="1A1A1A"/>
+          <w:sz w:val="22"/>
+          <w:szCs w:val="22"/>
+        </w:rPr>
+        <w:t>ring-fenced SPV</w:t>
+      </w:r>
+      <w:r>
+        <w:rPr>
+          <w:rFonts w:hint="default" w:ascii="Calibri" w:hAnsi="Calibri" w:cs="Calibri"/>
+          <w:color w:val="1A1A1A"/>
+          <w:sz w:val="22"/>
+          <w:szCs w:val="22"/>
+        </w:rPr>
+        <w:t xml:space="preserve"> created for that single project. Each co-investor owns shares in the SPV proportional to their contribution, receives a share certificate, and sees transparent reporting on the underlying property. The institutional funder lends or co-invests against a project that now has its required equity cushion in place — a structure it recognises and can transact. </w:t>
+      </w:r>
+    </w:p>
+    <w:p>
+      <w:pPr>
+        <w:pStyle w:val="19"/>
+        <w:keepNext w:val="0"/>
+        <w:keepLines w:val="0"/>
+        <w:widowControl/>
+        <w:suppressLineNumbers w:val="0"/>
+        <w:spacing w:before="200" w:beforeAutospacing="0" w:after="200" w:afterAutospacing="0" w:line="23" w:lineRule="atLeast"/>
+        <w:ind w:left="0" w:right="0"/>
+      </w:pPr>
+      <w:r>
+        <w:rPr>
+          <w:rStyle w:val="12"/>
+          <w:rFonts w:hint="default" w:ascii="Calibri" w:hAnsi="Calibri" w:cs="Calibri"/>
+          <w:color w:val="1A1A1A"/>
+          <w:sz w:val="22"/>
+          <w:szCs w:val="22"/>
+          <w:shd w:val="clear" w:fill="FAF6EC"/>
+        </w:rPr>
+        <w:t>The unlock:</w:t>
+      </w:r>
+      <w:r>
+        <w:rPr>
+          <w:rFonts w:hint="default" w:ascii="Calibri" w:hAnsi="Calibri" w:cs="Calibri"/>
+          <w:color w:val="1A1A1A"/>
+          <w:sz w:val="22"/>
+          <w:szCs w:val="22"/>
+          <w:shd w:val="clear" w:fill="FAF6EC"/>
+        </w:rPr>
+        <w:t xml:space="preserve"> neither the crowd alone nor the funder alone can do these deals. Pooled retail/qualifying equity + institutional finance + AI-driven origination and compliant administration together make a previously impossible project bankable.</w:t>
+      </w:r>
+    </w:p>
+    <w:p>
+      <w:pPr>
+        <w:pStyle w:val="3"/>
+        <w:keepNext w:val="0"/>
+        <w:keepLines w:val="0"/>
+        <w:widowControl/>
+        <w:suppressLineNumbers w:val="0"/>
+        <w:spacing w:line="23" w:lineRule="atLeast"/>
+      </w:pPr>
+      <w:r>
+        <w:t>4. Who This Memorandum Invites</w:t>
+      </w:r>
+    </w:p>
+    <w:p>
+      <w:pPr>
+        <w:pStyle w:val="19"/>
+        <w:keepNext w:val="0"/>
+        <w:keepLines w:val="0"/>
+        <w:widowControl/>
+        <w:suppressLineNumbers w:val="0"/>
+        <w:spacing w:beforeAutospacing="1" w:afterAutospacing="1" w:line="23" w:lineRule="atLeast"/>
+      </w:pPr>
+      <w:r>
+        <w:rPr>
+          <w:rFonts w:hint="default" w:ascii="Calibri" w:hAnsi="Calibri" w:cs="Calibri"/>
+          <w:color w:val="1A1A1A"/>
+          <w:sz w:val="22"/>
+          <w:szCs w:val="22"/>
+        </w:rPr>
+        <w:t>This Memorandum is addressed to two complementary audiences:</w:t>
       </w:r>
     </w:p>
     <w:tbl>
@@ -2656,7 +3784,7 @@
                 <w:szCs w:val="21"/>
                 <w:bdr w:val="none" w:color="auto" w:sz="0" w:space="0"/>
               </w:rPr>
-              <w:t>Side</w:t>
+              <w:t>Audience</w:t>
             </w:r>
           </w:p>
         </w:tc>
@@ -2808,256 +3936,109 @@
                 <w:szCs w:val="21"/>
                 <w:bdr w:val="none" w:color="auto" w:sz="0" w:space="0"/>
               </w:rPr>
-              <w:t>Co-investment</w:t>
-            </w:r>
-          </w:p>
-        </w:tc>
-        <w:tc>
-          <w:tcPr>
-            <w:tcW w:w="0" w:type="auto"/>
-            <w:tcBorders>
-              <w:top w:val="single" w:color="CFCFCF" w:sz="6" w:space="0"/>
-              <w:left w:val="single" w:color="CFCFCF" w:sz="6" w:space="0"/>
-              <w:bottom w:val="single" w:color="CFCFCF" w:sz="6" w:space="0"/>
-              <w:right w:val="single" w:color="CFCFCF" w:sz="6" w:space="0"/>
-            </w:tcBorders>
-            <w:shd w:val="clear"/>
-            <w:tcMar>
-              <w:top w:w="120" w:type="dxa"/>
-              <w:left w:w="160" w:type="dxa"/>
-              <w:bottom w:w="120" w:type="dxa"/>
-              <w:right w:w="160" w:type="dxa"/>
-            </w:tcMar>
-            <w:vAlign w:val="top"/>
-          </w:tcPr>
-          <w:p>
-            <w:pPr>
-              <w:keepNext w:val="0"/>
-              <w:keepLines w:val="0"/>
-              <w:widowControl/>
-              <w:suppressLineNumbers w:val="0"/>
-              <w:spacing w:line="23" w:lineRule="atLeast"/>
-              <w:jc w:val="left"/>
-              <w:textAlignment w:val="top"/>
-              <w:rPr>
-                <w:rFonts w:hint="default" w:ascii="Calibri" w:hAnsi="Calibri" w:cs="Calibri"/>
-                <w:color w:val="1A1A1A"/>
-                <w:sz w:val="21"/>
-                <w:szCs w:val="21"/>
-              </w:rPr>
-            </w:pPr>
-            <w:r>
-              <w:rPr>
-                <w:rFonts w:hint="default" w:ascii="Calibri" w:hAnsi="Calibri" w:eastAsia="SimSun" w:cs="Calibri"/>
-                <w:color w:val="1A1A1A"/>
-                <w:sz w:val="21"/>
-                <w:szCs w:val="21"/>
-                <w:bdr w:val="none" w:color="auto" w:sz="0" w:space="0"/>
-              </w:rPr>
-              <w:t>Retail &amp; qualifying investors</w:t>
-            </w:r>
-          </w:p>
-        </w:tc>
-        <w:tc>
-          <w:tcPr>
-            <w:tcW w:w="0" w:type="auto"/>
-            <w:tcBorders>
-              <w:top w:val="single" w:color="CFCFCF" w:sz="6" w:space="0"/>
-              <w:left w:val="single" w:color="CFCFCF" w:sz="6" w:space="0"/>
-              <w:bottom w:val="single" w:color="CFCFCF" w:sz="6" w:space="0"/>
-              <w:right w:val="single" w:color="CFCFCF" w:sz="6" w:space="0"/>
-            </w:tcBorders>
-            <w:shd w:val="clear"/>
-            <w:tcMar>
-              <w:top w:w="120" w:type="dxa"/>
-              <w:left w:w="160" w:type="dxa"/>
-              <w:bottom w:w="120" w:type="dxa"/>
-              <w:right w:w="160" w:type="dxa"/>
-            </w:tcMar>
-            <w:vAlign w:val="top"/>
-          </w:tcPr>
-          <w:p>
-            <w:pPr>
-              <w:keepNext w:val="0"/>
-              <w:keepLines w:val="0"/>
-              <w:widowControl/>
-              <w:suppressLineNumbers w:val="0"/>
-              <w:spacing w:line="23" w:lineRule="atLeast"/>
-              <w:jc w:val="left"/>
-              <w:textAlignment w:val="top"/>
-              <w:rPr>
-                <w:rFonts w:hint="default" w:ascii="Calibri" w:hAnsi="Calibri" w:cs="Calibri"/>
-                <w:color w:val="1A1A1A"/>
-                <w:sz w:val="21"/>
-                <w:szCs w:val="21"/>
-              </w:rPr>
-            </w:pPr>
-            <w:r>
-              <w:rPr>
-                <w:rFonts w:hint="default" w:ascii="Calibri" w:hAnsi="Calibri" w:eastAsia="SimSun" w:cs="Calibri"/>
-                <w:color w:val="1A1A1A"/>
-                <w:sz w:val="21"/>
-                <w:szCs w:val="21"/>
-                <w:bdr w:val="none" w:color="auto" w:sz="0" w:space="0"/>
-              </w:rPr>
-              <w:t>Fractional ownership of curated properties via ring-fenced SPVs, transparent reporting, share certificates, and a path to secondary liquidity.</w:t>
-            </w:r>
-          </w:p>
-        </w:tc>
-      </w:tr>
-      <w:tr>
-        <w:tblPrEx>
-          <w:tblBorders>
-            <w:top w:val="none" w:color="auto" w:sz="0" w:space="0"/>
-            <w:left w:val="none" w:color="auto" w:sz="0" w:space="0"/>
-            <w:bottom w:val="none" w:color="auto" w:sz="0" w:space="0"/>
-            <w:right w:val="none" w:color="auto" w:sz="0" w:space="0"/>
-            <w:insideH w:val="none" w:color="auto" w:sz="0" w:space="0"/>
-            <w:insideV w:val="none" w:color="auto" w:sz="0" w:space="0"/>
-          </w:tblBorders>
-          <w:tblCellMar>
-            <w:top w:w="15" w:type="dxa"/>
-            <w:left w:w="15" w:type="dxa"/>
-            <w:bottom w:w="15" w:type="dxa"/>
-            <w:right w:w="15" w:type="dxa"/>
-          </w:tblCellMar>
-        </w:tblPrEx>
-        <w:tc>
-          <w:tcPr>
-            <w:tcW w:w="0" w:type="auto"/>
-            <w:tcBorders>
-              <w:top w:val="single" w:color="CFCFCF" w:sz="6" w:space="0"/>
-              <w:left w:val="single" w:color="CFCFCF" w:sz="6" w:space="0"/>
-              <w:bottom w:val="single" w:color="CFCFCF" w:sz="6" w:space="0"/>
-              <w:right w:val="single" w:color="CFCFCF" w:sz="6" w:space="0"/>
-            </w:tcBorders>
-            <w:shd w:val="clear"/>
-            <w:tcMar>
-              <w:top w:w="120" w:type="dxa"/>
-              <w:left w:w="160" w:type="dxa"/>
-              <w:bottom w:w="120" w:type="dxa"/>
-              <w:right w:w="160" w:type="dxa"/>
-            </w:tcMar>
-            <w:vAlign w:val="top"/>
-          </w:tcPr>
-          <w:p>
-            <w:pPr>
-              <w:keepNext w:val="0"/>
-              <w:keepLines w:val="0"/>
-              <w:widowControl/>
-              <w:suppressLineNumbers w:val="0"/>
-              <w:spacing w:line="23" w:lineRule="atLeast"/>
-              <w:jc w:val="left"/>
-              <w:textAlignment w:val="top"/>
-              <w:rPr>
-                <w:rFonts w:hint="default" w:ascii="Calibri" w:hAnsi="Calibri" w:cs="Calibri"/>
-                <w:color w:val="1A1A1A"/>
-                <w:sz w:val="21"/>
-                <w:szCs w:val="21"/>
-              </w:rPr>
-            </w:pPr>
-            <w:r>
-              <w:rPr>
-                <w:rStyle w:val="12"/>
-                <w:rFonts w:hint="default" w:ascii="Calibri" w:hAnsi="Calibri" w:eastAsia="SimSun" w:cs="Calibri"/>
-                <w:color w:val="1A1A1A"/>
-                <w:sz w:val="21"/>
-                <w:szCs w:val="21"/>
-                <w:bdr w:val="none" w:color="auto" w:sz="0" w:space="0"/>
-              </w:rPr>
-              <w:t>Investor tools</w:t>
-            </w:r>
-          </w:p>
-        </w:tc>
-        <w:tc>
-          <w:tcPr>
-            <w:tcW w:w="0" w:type="auto"/>
-            <w:tcBorders>
-              <w:top w:val="single" w:color="CFCFCF" w:sz="6" w:space="0"/>
-              <w:left w:val="single" w:color="CFCFCF" w:sz="6" w:space="0"/>
-              <w:bottom w:val="single" w:color="CFCFCF" w:sz="6" w:space="0"/>
-              <w:right w:val="single" w:color="CFCFCF" w:sz="6" w:space="0"/>
-            </w:tcBorders>
-            <w:shd w:val="clear"/>
-            <w:tcMar>
-              <w:top w:w="120" w:type="dxa"/>
-              <w:left w:w="160" w:type="dxa"/>
-              <w:bottom w:w="120" w:type="dxa"/>
-              <w:right w:w="160" w:type="dxa"/>
-            </w:tcMar>
-            <w:vAlign w:val="top"/>
-          </w:tcPr>
-          <w:p>
-            <w:pPr>
-              <w:keepNext w:val="0"/>
-              <w:keepLines w:val="0"/>
-              <w:widowControl/>
-              <w:suppressLineNumbers w:val="0"/>
-              <w:spacing w:line="23" w:lineRule="atLeast"/>
-              <w:jc w:val="left"/>
-              <w:textAlignment w:val="top"/>
-              <w:rPr>
-                <w:rFonts w:hint="default" w:ascii="Calibri" w:hAnsi="Calibri" w:cs="Calibri"/>
-                <w:color w:val="1A1A1A"/>
-                <w:sz w:val="21"/>
-                <w:szCs w:val="21"/>
-              </w:rPr>
-            </w:pPr>
-            <w:r>
-              <w:rPr>
-                <w:rFonts w:hint="default" w:ascii="Calibri" w:hAnsi="Calibri" w:eastAsia="SimSun" w:cs="Calibri"/>
-                <w:color w:val="1A1A1A"/>
-                <w:sz w:val="21"/>
-                <w:szCs w:val="21"/>
-                <w:bdr w:val="none" w:color="auto" w:sz="0" w:space="0"/>
-              </w:rPr>
-              <w:t>Serious / professional investors</w:t>
-            </w:r>
-          </w:p>
-        </w:tc>
-        <w:tc>
-          <w:tcPr>
-            <w:tcW w:w="0" w:type="auto"/>
-            <w:tcBorders>
-              <w:top w:val="single" w:color="CFCFCF" w:sz="6" w:space="0"/>
-              <w:left w:val="single" w:color="CFCFCF" w:sz="6" w:space="0"/>
-              <w:bottom w:val="single" w:color="CFCFCF" w:sz="6" w:space="0"/>
-              <w:right w:val="single" w:color="CFCFCF" w:sz="6" w:space="0"/>
-            </w:tcBorders>
-            <w:shd w:val="clear"/>
-            <w:tcMar>
-              <w:top w:w="120" w:type="dxa"/>
-              <w:left w:w="160" w:type="dxa"/>
-              <w:bottom w:w="120" w:type="dxa"/>
-              <w:right w:w="160" w:type="dxa"/>
-            </w:tcMar>
-            <w:vAlign w:val="top"/>
-          </w:tcPr>
-          <w:p>
-            <w:pPr>
-              <w:keepNext w:val="0"/>
-              <w:keepLines w:val="0"/>
-              <w:widowControl/>
-              <w:suppressLineNumbers w:val="0"/>
-              <w:spacing w:line="23" w:lineRule="atLeast"/>
-              <w:jc w:val="left"/>
-              <w:textAlignment w:val="top"/>
-              <w:rPr>
-                <w:rFonts w:hint="default" w:ascii="Calibri" w:hAnsi="Calibri" w:cs="Calibri"/>
-                <w:color w:val="1A1A1A"/>
-                <w:sz w:val="21"/>
-                <w:szCs w:val="21"/>
-              </w:rPr>
-            </w:pPr>
-            <w:r>
-              <w:rPr>
-                <w:rFonts w:hint="default" w:ascii="Calibri" w:hAnsi="Calibri" w:eastAsia="SimSun" w:cs="Calibri"/>
-                <w:color w:val="1A1A1A"/>
-                <w:sz w:val="21"/>
-                <w:szCs w:val="21"/>
-                <w:bdr w:val="none" w:color="auto" w:sz="0" w:space="0"/>
-              </w:rPr>
-              <w:t>AI underwriting co-pilot, nationwide Distressed Property Finder with AI deal grades, financing/deal calculators, and portfolio analytics.</w:t>
+              <w:t>Co-investors</w:t>
+            </w:r>
+          </w:p>
+        </w:tc>
+        <w:tc>
+          <w:tcPr>
+            <w:tcW w:w="0" w:type="auto"/>
+            <w:tcBorders>
+              <w:top w:val="single" w:color="CFCFCF" w:sz="6" w:space="0"/>
+              <w:left w:val="single" w:color="CFCFCF" w:sz="6" w:space="0"/>
+              <w:bottom w:val="single" w:color="CFCFCF" w:sz="6" w:space="0"/>
+              <w:right w:val="single" w:color="CFCFCF" w:sz="6" w:space="0"/>
+            </w:tcBorders>
+            <w:shd w:val="clear"/>
+            <w:tcMar>
+              <w:top w:w="120" w:type="dxa"/>
+              <w:left w:w="160" w:type="dxa"/>
+              <w:bottom w:w="120" w:type="dxa"/>
+              <w:right w:w="160" w:type="dxa"/>
+            </w:tcMar>
+            <w:vAlign w:val="top"/>
+          </w:tcPr>
+          <w:p>
+            <w:pPr>
+              <w:keepNext w:val="0"/>
+              <w:keepLines w:val="0"/>
+              <w:widowControl/>
+              <w:suppressLineNumbers w:val="0"/>
+              <w:spacing w:line="23" w:lineRule="atLeast"/>
+              <w:jc w:val="left"/>
+              <w:textAlignment w:val="top"/>
+              <w:rPr>
+                <w:rFonts w:hint="default" w:ascii="Calibri" w:hAnsi="Calibri" w:cs="Calibri"/>
+                <w:color w:val="1A1A1A"/>
+                <w:sz w:val="21"/>
+                <w:szCs w:val="21"/>
+              </w:rPr>
+            </w:pPr>
+            <w:r>
+              <w:rPr>
+                <w:rFonts w:hint="default" w:ascii="Calibri" w:hAnsi="Calibri" w:eastAsia="SimSun" w:cs="Calibri"/>
+                <w:color w:val="1A1A1A"/>
+                <w:sz w:val="21"/>
+                <w:szCs w:val="21"/>
+                <w:bdr w:val="none" w:color="auto" w:sz="0" w:space="0"/>
+              </w:rPr>
+              <w:t xml:space="preserve">Retail &amp; qualifying investors, from </w:t>
+            </w:r>
+            <w:r>
+              <w:rPr>
+                <w:rStyle w:val="26"/>
+                <w:rFonts w:hint="default" w:ascii="Calibri" w:hAnsi="Calibri" w:eastAsia="SimSun" w:cs="Calibri"/>
+                <w:sz w:val="21"/>
+                <w:szCs w:val="21"/>
+                <w:bdr w:val="none" w:color="auto" w:sz="0" w:space="0"/>
+              </w:rPr>
+              <w:t>[R10,000]</w:t>
+            </w:r>
+          </w:p>
+        </w:tc>
+        <w:tc>
+          <w:tcPr>
+            <w:tcW w:w="0" w:type="auto"/>
+            <w:tcBorders>
+              <w:top w:val="single" w:color="CFCFCF" w:sz="6" w:space="0"/>
+              <w:left w:val="single" w:color="CFCFCF" w:sz="6" w:space="0"/>
+              <w:bottom w:val="single" w:color="CFCFCF" w:sz="6" w:space="0"/>
+              <w:right w:val="single" w:color="CFCFCF" w:sz="6" w:space="0"/>
+            </w:tcBorders>
+            <w:shd w:val="clear"/>
+            <w:tcMar>
+              <w:top w:w="120" w:type="dxa"/>
+              <w:left w:w="160" w:type="dxa"/>
+              <w:bottom w:w="120" w:type="dxa"/>
+              <w:right w:w="160" w:type="dxa"/>
+            </w:tcMar>
+            <w:vAlign w:val="top"/>
+          </w:tcPr>
+          <w:p>
+            <w:pPr>
+              <w:keepNext w:val="0"/>
+              <w:keepLines w:val="0"/>
+              <w:widowControl/>
+              <w:suppressLineNumbers w:val="0"/>
+              <w:spacing w:line="23" w:lineRule="atLeast"/>
+              <w:jc w:val="left"/>
+              <w:textAlignment w:val="top"/>
+              <w:rPr>
+                <w:rFonts w:hint="default" w:ascii="Calibri" w:hAnsi="Calibri" w:cs="Calibri"/>
+                <w:color w:val="1A1A1A"/>
+                <w:sz w:val="21"/>
+                <w:szCs w:val="21"/>
+              </w:rPr>
+            </w:pPr>
+            <w:r>
+              <w:rPr>
+                <w:rFonts w:hint="default" w:ascii="Calibri" w:hAnsi="Calibri" w:eastAsia="SimSun" w:cs="Calibri"/>
+                <w:color w:val="1A1A1A"/>
+                <w:sz w:val="21"/>
+                <w:szCs w:val="21"/>
+                <w:bdr w:val="none" w:color="auto" w:sz="0" w:space="0"/>
+              </w:rPr>
+              <w:t>Fractional ownership of institutional-grade developments via ring-fenced SPVs, transparent reporting, share certificates, AI deal insight, and secondary liquidity.</w:t>
             </w:r>
           </w:p>
         </w:tc>
@@ -3123,99 +4104,99 @@
                 <w:szCs w:val="21"/>
                 <w:bdr w:val="none" w:color="auto" w:sz="0" w:space="0"/>
               </w:rPr>
-              <w:t>Seller &amp; owner</w:t>
-            </w:r>
-          </w:p>
-        </w:tc>
-        <w:tc>
-          <w:tcPr>
-            <w:tcW w:w="0" w:type="auto"/>
-            <w:tcBorders>
-              <w:top w:val="single" w:color="CFCFCF" w:sz="6" w:space="0"/>
-              <w:left w:val="single" w:color="CFCFCF" w:sz="6" w:space="0"/>
-              <w:bottom w:val="single" w:color="CFCFCF" w:sz="6" w:space="0"/>
-              <w:right w:val="single" w:color="CFCFCF" w:sz="6" w:space="0"/>
-            </w:tcBorders>
-            <w:shd w:val="clear"/>
-            <w:tcMar>
-              <w:top w:w="120" w:type="dxa"/>
-              <w:left w:w="160" w:type="dxa"/>
-              <w:bottom w:w="120" w:type="dxa"/>
-              <w:right w:w="160" w:type="dxa"/>
-            </w:tcMar>
-            <w:vAlign w:val="top"/>
-          </w:tcPr>
-          <w:p>
-            <w:pPr>
-              <w:keepNext w:val="0"/>
-              <w:keepLines w:val="0"/>
-              <w:widowControl/>
-              <w:suppressLineNumbers w:val="0"/>
-              <w:spacing w:line="23" w:lineRule="atLeast"/>
-              <w:jc w:val="left"/>
-              <w:textAlignment w:val="top"/>
-              <w:rPr>
-                <w:rFonts w:hint="default" w:ascii="Calibri" w:hAnsi="Calibri" w:cs="Calibri"/>
-                <w:color w:val="1A1A1A"/>
-                <w:sz w:val="21"/>
-                <w:szCs w:val="21"/>
-              </w:rPr>
-            </w:pPr>
-            <w:r>
-              <w:rPr>
-                <w:rFonts w:hint="default" w:ascii="Calibri" w:hAnsi="Calibri" w:eastAsia="SimSun" w:cs="Calibri"/>
-                <w:color w:val="1A1A1A"/>
-                <w:sz w:val="21"/>
-                <w:szCs w:val="21"/>
-                <w:bdr w:val="none" w:color="auto" w:sz="0" w:space="0"/>
-              </w:rPr>
-              <w:t>Property owners &amp; landlords</w:t>
-            </w:r>
-          </w:p>
-        </w:tc>
-        <w:tc>
-          <w:tcPr>
-            <w:tcW w:w="0" w:type="auto"/>
-            <w:tcBorders>
-              <w:top w:val="single" w:color="CFCFCF" w:sz="6" w:space="0"/>
-              <w:left w:val="single" w:color="CFCFCF" w:sz="6" w:space="0"/>
-              <w:bottom w:val="single" w:color="CFCFCF" w:sz="6" w:space="0"/>
-              <w:right w:val="single" w:color="CFCFCF" w:sz="6" w:space="0"/>
-            </w:tcBorders>
-            <w:shd w:val="clear"/>
-            <w:tcMar>
-              <w:top w:w="120" w:type="dxa"/>
-              <w:left w:w="160" w:type="dxa"/>
-              <w:bottom w:w="120" w:type="dxa"/>
-              <w:right w:w="160" w:type="dxa"/>
-            </w:tcMar>
-            <w:vAlign w:val="top"/>
-          </w:tcPr>
-          <w:p>
-            <w:pPr>
-              <w:keepNext w:val="0"/>
-              <w:keepLines w:val="0"/>
-              <w:widowControl/>
-              <w:suppressLineNumbers w:val="0"/>
-              <w:spacing w:line="23" w:lineRule="atLeast"/>
-              <w:jc w:val="left"/>
-              <w:textAlignment w:val="top"/>
-              <w:rPr>
-                <w:rFonts w:hint="default" w:ascii="Calibri" w:hAnsi="Calibri" w:cs="Calibri"/>
-                <w:color w:val="1A1A1A"/>
-                <w:sz w:val="21"/>
-                <w:szCs w:val="21"/>
-              </w:rPr>
-            </w:pPr>
-            <w:r>
-              <w:rPr>
-                <w:rFonts w:hint="default" w:ascii="Calibri" w:hAnsi="Calibri" w:eastAsia="SimSun" w:cs="Calibri"/>
-                <w:color w:val="1A1A1A"/>
-                <w:sz w:val="21"/>
-                <w:szCs w:val="21"/>
-                <w:bdr w:val="none" w:color="auto" w:sz="0" w:space="0"/>
-              </w:rPr>
-              <w:t>Submit a property for cash, joint-venture, or development partnership; AI valuation; fast-tracked, transparent, fee-disclosed review.</w:t>
+              <w:t>Institutional partners</w:t>
+            </w:r>
+          </w:p>
+        </w:tc>
+        <w:tc>
+          <w:tcPr>
+            <w:tcW w:w="0" w:type="auto"/>
+            <w:tcBorders>
+              <w:top w:val="single" w:color="CFCFCF" w:sz="6" w:space="0"/>
+              <w:left w:val="single" w:color="CFCFCF" w:sz="6" w:space="0"/>
+              <w:bottom w:val="single" w:color="CFCFCF" w:sz="6" w:space="0"/>
+              <w:right w:val="single" w:color="CFCFCF" w:sz="6" w:space="0"/>
+            </w:tcBorders>
+            <w:shd w:val="clear"/>
+            <w:tcMar>
+              <w:top w:w="120" w:type="dxa"/>
+              <w:left w:w="160" w:type="dxa"/>
+              <w:bottom w:w="120" w:type="dxa"/>
+              <w:right w:w="160" w:type="dxa"/>
+            </w:tcMar>
+            <w:vAlign w:val="top"/>
+          </w:tcPr>
+          <w:p>
+            <w:pPr>
+              <w:keepNext w:val="0"/>
+              <w:keepLines w:val="0"/>
+              <w:widowControl/>
+              <w:suppressLineNumbers w:val="0"/>
+              <w:spacing w:line="23" w:lineRule="atLeast"/>
+              <w:jc w:val="left"/>
+              <w:textAlignment w:val="top"/>
+              <w:rPr>
+                <w:rFonts w:hint="default" w:ascii="Calibri" w:hAnsi="Calibri" w:cs="Calibri"/>
+                <w:color w:val="1A1A1A"/>
+                <w:sz w:val="21"/>
+                <w:szCs w:val="21"/>
+              </w:rPr>
+            </w:pPr>
+            <w:r>
+              <w:rPr>
+                <w:rFonts w:hint="default" w:ascii="Calibri" w:hAnsi="Calibri" w:eastAsia="SimSun" w:cs="Calibri"/>
+                <w:color w:val="1A1A1A"/>
+                <w:sz w:val="21"/>
+                <w:szCs w:val="21"/>
+                <w:bdr w:val="none" w:color="auto" w:sz="0" w:space="0"/>
+              </w:rPr>
+              <w:t>Banks, DFIs, pension/asset managers &amp; development financiers (e.g. PIC, Absa, Nedbank, Capitec, TUHF Capital)</w:t>
+            </w:r>
+          </w:p>
+        </w:tc>
+        <w:tc>
+          <w:tcPr>
+            <w:tcW w:w="0" w:type="auto"/>
+            <w:tcBorders>
+              <w:top w:val="single" w:color="CFCFCF" w:sz="6" w:space="0"/>
+              <w:left w:val="single" w:color="CFCFCF" w:sz="6" w:space="0"/>
+              <w:bottom w:val="single" w:color="CFCFCF" w:sz="6" w:space="0"/>
+              <w:right w:val="single" w:color="CFCFCF" w:sz="6" w:space="0"/>
+            </w:tcBorders>
+            <w:shd w:val="clear"/>
+            <w:tcMar>
+              <w:top w:w="120" w:type="dxa"/>
+              <w:left w:w="160" w:type="dxa"/>
+              <w:bottom w:w="120" w:type="dxa"/>
+              <w:right w:w="160" w:type="dxa"/>
+            </w:tcMar>
+            <w:vAlign w:val="top"/>
+          </w:tcPr>
+          <w:p>
+            <w:pPr>
+              <w:keepNext w:val="0"/>
+              <w:keepLines w:val="0"/>
+              <w:widowControl/>
+              <w:suppressLineNumbers w:val="0"/>
+              <w:spacing w:line="23" w:lineRule="atLeast"/>
+              <w:jc w:val="left"/>
+              <w:textAlignment w:val="top"/>
+              <w:rPr>
+                <w:rFonts w:hint="default" w:ascii="Calibri" w:hAnsi="Calibri" w:cs="Calibri"/>
+                <w:color w:val="1A1A1A"/>
+                <w:sz w:val="21"/>
+                <w:szCs w:val="21"/>
+              </w:rPr>
+            </w:pPr>
+            <w:r>
+              <w:rPr>
+                <w:rFonts w:hint="default" w:ascii="Calibri" w:hAnsi="Calibri" w:eastAsia="SimSun" w:cs="Calibri"/>
+                <w:color w:val="1A1A1A"/>
+                <w:sz w:val="21"/>
+                <w:szCs w:val="21"/>
+                <w:bdr w:val="none" w:color="auto" w:sz="0" w:space="0"/>
+              </w:rPr>
+              <w:t>A reliable counterparty that assembles the ~30% equity tranche, originates and AI-underwrites deals, and administers them in a compliant, auditable SPV structure — de-risking and expanding fundable deal flow.</w:t>
             </w:r>
           </w:p>
         </w:tc>
@@ -3223,7 +4204,7 @@
     </w:tbl>
     <w:p>
       <w:pPr>
-        <w:pStyle w:val="23"/>
+        <w:pStyle w:val="19"/>
         <w:keepNext w:val="0"/>
         <w:keepLines w:val="0"/>
         <w:widowControl/>
@@ -3237,7 +4218,7 @@
           <w:sz w:val="22"/>
           <w:szCs w:val="22"/>
         </w:rPr>
-        <w:t xml:space="preserve">Deals sourced through the investor tools can be promoted into the co-investment pipeline, and properties submitted by sellers feed the same funnel — creating a compounding, two-sided origination engine that most competitors lack. </w:t>
+        <w:t xml:space="preserve">The same platform also provides serious investors with an AI underwriting co-pilot, a nationwide distressed-property finder with AI deal grades, and portfolio analytics; and gives property owners a route to submit stock for cash, joint-venture, or development partnership — all of which feed the co-investment pipeline. </w:t>
       </w:r>
     </w:p>
     <w:p>
@@ -3250,12 +4231,12 @@
         <w:spacing w:line="23" w:lineRule="atLeast"/>
       </w:pPr>
       <w:r>
-        <w:t>4. Product &amp; Technology</w:t>
+        <w:t>5. Product &amp; Technology</w:t>
       </w:r>
     </w:p>
     <w:p>
       <w:pPr>
-        <w:pStyle w:val="23"/>
+        <w:pStyle w:val="19"/>
         <w:keepNext w:val="0"/>
         <w:keepLines w:val="0"/>
         <w:widowControl/>
@@ -3279,7 +4260,7 @@
         <w:widowControl/>
         <w:numPr>
           <w:ilvl w:val="0"/>
-          <w:numId w:val="5"/>
+          <w:numId w:val="4"/>
         </w:numPr>
         <w:suppressLineNumbers w:val="0"/>
         <w:spacing w:before="0" w:beforeAutospacing="1" w:after="80" w:afterAutospacing="0" w:line="23" w:lineRule="atLeast"/>
@@ -3314,7 +4295,7 @@
         <w:widowControl/>
         <w:numPr>
           <w:ilvl w:val="0"/>
-          <w:numId w:val="5"/>
+          <w:numId w:val="4"/>
         </w:numPr>
         <w:suppressLineNumbers w:val="0"/>
         <w:spacing w:before="0" w:beforeAutospacing="1" w:after="80" w:afterAutospacing="0" w:line="23" w:lineRule="atLeast"/>
@@ -3349,7 +4330,7 @@
         <w:widowControl/>
         <w:numPr>
           <w:ilvl w:val="0"/>
-          <w:numId w:val="5"/>
+          <w:numId w:val="4"/>
         </w:numPr>
         <w:suppressLineNumbers w:val="0"/>
         <w:spacing w:before="0" w:beforeAutospacing="1" w:after="80" w:afterAutospacing="0" w:line="23" w:lineRule="atLeast"/>
@@ -3397,7 +4378,7 @@
         <w:widowControl/>
         <w:numPr>
           <w:ilvl w:val="0"/>
-          <w:numId w:val="6"/>
+          <w:numId w:val="5"/>
         </w:numPr>
         <w:suppressLineNumbers w:val="0"/>
         <w:spacing w:before="0" w:beforeAutospacing="1" w:after="80" w:afterAutospacing="0" w:line="23" w:lineRule="atLeast"/>
@@ -3421,7 +4402,7 @@
         <w:widowControl/>
         <w:numPr>
           <w:ilvl w:val="0"/>
-          <w:numId w:val="6"/>
+          <w:numId w:val="5"/>
         </w:numPr>
         <w:suppressLineNumbers w:val="0"/>
         <w:spacing w:before="0" w:beforeAutospacing="1" w:after="80" w:afterAutospacing="0" w:line="23" w:lineRule="atLeast"/>
@@ -3445,7 +4426,7 @@
         <w:widowControl/>
         <w:numPr>
           <w:ilvl w:val="0"/>
-          <w:numId w:val="6"/>
+          <w:numId w:val="5"/>
         </w:numPr>
         <w:suppressLineNumbers w:val="0"/>
         <w:spacing w:before="0" w:beforeAutospacing="1" w:after="80" w:afterAutospacing="0" w:line="23" w:lineRule="atLeast"/>
@@ -3469,7 +4450,7 @@
         <w:widowControl/>
         <w:numPr>
           <w:ilvl w:val="0"/>
-          <w:numId w:val="6"/>
+          <w:numId w:val="5"/>
         </w:numPr>
         <w:suppressLineNumbers w:val="0"/>
         <w:spacing w:before="0" w:beforeAutospacing="1" w:after="80" w:afterAutospacing="0" w:line="23" w:lineRule="atLeast"/>
@@ -3496,12 +4477,12 @@
         <w:spacing w:line="23" w:lineRule="atLeast"/>
       </w:pPr>
       <w:r>
-        <w:t>5. Artificial Intelligence Layer</w:t>
+        <w:t>6. Artificial Intelligence Layer</w:t>
       </w:r>
     </w:p>
     <w:p>
       <w:pPr>
-        <w:pStyle w:val="23"/>
+        <w:pStyle w:val="19"/>
         <w:keepNext w:val="0"/>
         <w:keepLines w:val="0"/>
         <w:widowControl/>
@@ -3769,6 +4750,7 @@
             <w:insideH w:val="none" w:color="auto" w:sz="0" w:space="0"/>
             <w:insideV w:val="none" w:color="auto" w:sz="0" w:space="0"/>
           </w:tblBorders>
+          <w:shd w:val="clear"/>
           <w:tblCellMar>
             <w:top w:w="15" w:type="dxa"/>
             <w:left w:w="15" w:type="dxa"/>
@@ -3990,6 +4972,7 @@
             <w:insideH w:val="none" w:color="auto" w:sz="0" w:space="0"/>
             <w:insideV w:val="none" w:color="auto" w:sz="0" w:space="0"/>
           </w:tblBorders>
+          <w:shd w:val="clear"/>
           <w:tblCellMar>
             <w:top w:w="15" w:type="dxa"/>
             <w:left w:w="15" w:type="dxa"/>
@@ -4211,7 +5194,6 @@
             <w:insideH w:val="none" w:color="auto" w:sz="0" w:space="0"/>
             <w:insideV w:val="none" w:color="auto" w:sz="0" w:space="0"/>
           </w:tblBorders>
-          <w:shd w:val="clear"/>
           <w:tblCellMar>
             <w:top w:w="15" w:type="dxa"/>
             <w:left w:w="15" w:type="dxa"/>
@@ -4323,12 +5305,12 @@
         <w:spacing w:line="23" w:lineRule="atLeast"/>
       </w:pPr>
       <w:r>
-        <w:t>6. The Market Opportunity</w:t>
+        <w:t>7. The Market Opportunity</w:t>
       </w:r>
     </w:p>
     <w:p>
       <w:pPr>
-        <w:pStyle w:val="23"/>
+        <w:pStyle w:val="19"/>
         <w:keepNext w:val="0"/>
         <w:keepLines w:val="0"/>
         <w:widowControl/>
@@ -4352,7 +5334,7 @@
         <w:widowControl/>
         <w:numPr>
           <w:ilvl w:val="0"/>
-          <w:numId w:val="7"/>
+          <w:numId w:val="6"/>
         </w:numPr>
         <w:suppressLineNumbers w:val="0"/>
         <w:spacing w:before="0" w:beforeAutospacing="1" w:after="80" w:afterAutospacing="0" w:line="23" w:lineRule="atLeast"/>
@@ -4387,7 +5369,7 @@
         <w:widowControl/>
         <w:numPr>
           <w:ilvl w:val="0"/>
-          <w:numId w:val="7"/>
+          <w:numId w:val="6"/>
         </w:numPr>
         <w:suppressLineNumbers w:val="0"/>
         <w:spacing w:before="0" w:beforeAutospacing="1" w:after="80" w:afterAutospacing="0" w:line="23" w:lineRule="atLeast"/>
@@ -4422,7 +5404,7 @@
         <w:widowControl/>
         <w:numPr>
           <w:ilvl w:val="0"/>
-          <w:numId w:val="7"/>
+          <w:numId w:val="6"/>
         </w:numPr>
         <w:suppressLineNumbers w:val="0"/>
         <w:spacing w:before="0" w:beforeAutospacing="1" w:after="80" w:afterAutospacing="0" w:line="23" w:lineRule="atLeast"/>
@@ -4498,12 +5480,865 @@
         <w:spacing w:line="23" w:lineRule="atLeast"/>
       </w:pPr>
       <w:r>
-        <w:t>7. Business Model &amp; Revenue Streams</w:t>
+        <w:t>8. How Capital Is Structured &amp; Protected</w:t>
       </w:r>
     </w:p>
     <w:p>
       <w:pPr>
-        <w:pStyle w:val="23"/>
+        <w:pStyle w:val="19"/>
+        <w:keepNext w:val="0"/>
+        <w:keepLines w:val="0"/>
+        <w:widowControl/>
+        <w:suppressLineNumbers w:val="0"/>
+        <w:spacing w:beforeAutospacing="1" w:afterAutospacing="1" w:line="23" w:lineRule="atLeast"/>
+      </w:pPr>
+      <w:r>
+        <w:rPr>
+          <w:rFonts w:hint="default" w:ascii="Calibri" w:hAnsi="Calibri" w:cs="Calibri"/>
+          <w:color w:val="1A1A1A"/>
+          <w:sz w:val="22"/>
+          <w:szCs w:val="22"/>
+        </w:rPr>
+        <w:t xml:space="preserve">Because the Platform aggregates other people’s money to form the developer-equity tranche, the integrity of how that capital is held, settled, and reconciled is central. These controls are already built and live: </w:t>
+      </w:r>
+    </w:p>
+    <w:tbl>
+      <w:tblPr>
+        <w:tblW w:w="5000" w:type="pct"/>
+        <w:tblInd w:w="0" w:type="dxa"/>
+        <w:tblBorders>
+          <w:top w:val="none" w:color="auto" w:sz="0" w:space="0"/>
+          <w:left w:val="none" w:color="auto" w:sz="0" w:space="0"/>
+          <w:bottom w:val="none" w:color="auto" w:sz="0" w:space="0"/>
+          <w:right w:val="none" w:color="auto" w:sz="0" w:space="0"/>
+          <w:insideH w:val="none" w:color="auto" w:sz="0" w:space="0"/>
+          <w:insideV w:val="none" w:color="auto" w:sz="0" w:space="0"/>
+        </w:tblBorders>
+        <w:shd w:val="clear"/>
+        <w:tblLayout w:type="autofit"/>
+        <w:tblCellMar>
+          <w:top w:w="15" w:type="dxa"/>
+          <w:left w:w="15" w:type="dxa"/>
+          <w:bottom w:w="15" w:type="dxa"/>
+          <w:right w:w="15" w:type="dxa"/>
+        </w:tblCellMar>
+      </w:tblPr>
+      <w:tblGrid>
+        <w:gridCol w:w="4153"/>
+        <w:gridCol w:w="4153"/>
+      </w:tblGrid>
+      <w:tr>
+        <w:tblPrEx>
+          <w:tblBorders>
+            <w:top w:val="none" w:color="auto" w:sz="0" w:space="0"/>
+            <w:left w:val="none" w:color="auto" w:sz="0" w:space="0"/>
+            <w:bottom w:val="none" w:color="auto" w:sz="0" w:space="0"/>
+            <w:right w:val="none" w:color="auto" w:sz="0" w:space="0"/>
+            <w:insideH w:val="none" w:color="auto" w:sz="0" w:space="0"/>
+            <w:insideV w:val="none" w:color="auto" w:sz="0" w:space="0"/>
+          </w:tblBorders>
+          <w:shd w:val="clear"/>
+          <w:tblCellMar>
+            <w:top w:w="15" w:type="dxa"/>
+            <w:left w:w="15" w:type="dxa"/>
+            <w:bottom w:w="15" w:type="dxa"/>
+            <w:right w:w="15" w:type="dxa"/>
+          </w:tblCellMar>
+        </w:tblPrEx>
+        <w:tc>
+          <w:tcPr>
+            <w:tcW w:w="0" w:type="auto"/>
+            <w:shd w:val="clear" w:color="auto" w:fill="7A5118"/>
+            <w:tcMar>
+              <w:top w:w="120" w:type="dxa"/>
+              <w:left w:w="160" w:type="dxa"/>
+              <w:bottom w:w="120" w:type="dxa"/>
+              <w:right w:w="160" w:type="dxa"/>
+            </w:tcMar>
+            <w:vAlign w:val="center"/>
+          </w:tcPr>
+          <w:p>
+            <w:pPr>
+              <w:keepNext w:val="0"/>
+              <w:keepLines w:val="0"/>
+              <w:widowControl/>
+              <w:suppressLineNumbers w:val="0"/>
+              <w:spacing w:line="23" w:lineRule="atLeast"/>
+              <w:jc w:val="left"/>
+              <w:rPr>
+                <w:rFonts w:hint="default" w:ascii="Calibri" w:hAnsi="Calibri" w:cs="Calibri"/>
+                <w:b/>
+                <w:bCs/>
+                <w:color w:val="FFFFFF"/>
+                <w:sz w:val="21"/>
+                <w:szCs w:val="21"/>
+              </w:rPr>
+            </w:pPr>
+            <w:r>
+              <w:rPr>
+                <w:rFonts w:hint="default" w:ascii="Calibri" w:hAnsi="Calibri" w:eastAsia="SimSun" w:cs="Calibri"/>
+                <w:b/>
+                <w:bCs/>
+                <w:color w:val="FFFFFF"/>
+                <w:sz w:val="21"/>
+                <w:szCs w:val="21"/>
+                <w:bdr w:val="none" w:color="auto" w:sz="0" w:space="0"/>
+              </w:rPr>
+              <w:t>Control</w:t>
+            </w:r>
+          </w:p>
+        </w:tc>
+        <w:tc>
+          <w:tcPr>
+            <w:tcW w:w="0" w:type="auto"/>
+            <w:shd w:val="clear" w:color="auto" w:fill="7A5118"/>
+            <w:tcMar>
+              <w:top w:w="120" w:type="dxa"/>
+              <w:left w:w="160" w:type="dxa"/>
+              <w:bottom w:w="120" w:type="dxa"/>
+              <w:right w:w="160" w:type="dxa"/>
+            </w:tcMar>
+            <w:vAlign w:val="center"/>
+          </w:tcPr>
+          <w:p>
+            <w:pPr>
+              <w:keepNext w:val="0"/>
+              <w:keepLines w:val="0"/>
+              <w:widowControl/>
+              <w:suppressLineNumbers w:val="0"/>
+              <w:spacing w:line="23" w:lineRule="atLeast"/>
+              <w:jc w:val="left"/>
+              <w:rPr>
+                <w:rFonts w:hint="default" w:ascii="Calibri" w:hAnsi="Calibri" w:cs="Calibri"/>
+                <w:b/>
+                <w:bCs/>
+                <w:color w:val="FFFFFF"/>
+                <w:sz w:val="21"/>
+                <w:szCs w:val="21"/>
+              </w:rPr>
+            </w:pPr>
+            <w:r>
+              <w:rPr>
+                <w:rFonts w:hint="default" w:ascii="Calibri" w:hAnsi="Calibri" w:eastAsia="SimSun" w:cs="Calibri"/>
+                <w:b/>
+                <w:bCs/>
+                <w:color w:val="FFFFFF"/>
+                <w:sz w:val="21"/>
+                <w:szCs w:val="21"/>
+                <w:bdr w:val="none" w:color="auto" w:sz="0" w:space="0"/>
+              </w:rPr>
+              <w:t>How it protects capital</w:t>
+            </w:r>
+          </w:p>
+        </w:tc>
+      </w:tr>
+      <w:tr>
+        <w:tblPrEx>
+          <w:tblBorders>
+            <w:top w:val="none" w:color="auto" w:sz="0" w:space="0"/>
+            <w:left w:val="none" w:color="auto" w:sz="0" w:space="0"/>
+            <w:bottom w:val="none" w:color="auto" w:sz="0" w:space="0"/>
+            <w:right w:val="none" w:color="auto" w:sz="0" w:space="0"/>
+            <w:insideH w:val="none" w:color="auto" w:sz="0" w:space="0"/>
+            <w:insideV w:val="none" w:color="auto" w:sz="0" w:space="0"/>
+          </w:tblBorders>
+          <w:shd w:val="clear"/>
+          <w:tblCellMar>
+            <w:top w:w="15" w:type="dxa"/>
+            <w:left w:w="15" w:type="dxa"/>
+            <w:bottom w:w="15" w:type="dxa"/>
+            <w:right w:w="15" w:type="dxa"/>
+          </w:tblCellMar>
+        </w:tblPrEx>
+        <w:tc>
+          <w:tcPr>
+            <w:tcW w:w="0" w:type="auto"/>
+            <w:tcBorders>
+              <w:top w:val="single" w:color="CFCFCF" w:sz="6" w:space="0"/>
+              <w:left w:val="single" w:color="CFCFCF" w:sz="6" w:space="0"/>
+              <w:bottom w:val="single" w:color="CFCFCF" w:sz="6" w:space="0"/>
+              <w:right w:val="single" w:color="CFCFCF" w:sz="6" w:space="0"/>
+            </w:tcBorders>
+            <w:shd w:val="clear"/>
+            <w:tcMar>
+              <w:top w:w="120" w:type="dxa"/>
+              <w:left w:w="160" w:type="dxa"/>
+              <w:bottom w:w="120" w:type="dxa"/>
+              <w:right w:w="160" w:type="dxa"/>
+            </w:tcMar>
+            <w:vAlign w:val="top"/>
+          </w:tcPr>
+          <w:p>
+            <w:pPr>
+              <w:keepNext w:val="0"/>
+              <w:keepLines w:val="0"/>
+              <w:widowControl/>
+              <w:suppressLineNumbers w:val="0"/>
+              <w:spacing w:line="23" w:lineRule="atLeast"/>
+              <w:jc w:val="left"/>
+              <w:textAlignment w:val="top"/>
+              <w:rPr>
+                <w:rFonts w:hint="default" w:ascii="Calibri" w:hAnsi="Calibri" w:cs="Calibri"/>
+                <w:color w:val="1A1A1A"/>
+                <w:sz w:val="21"/>
+                <w:szCs w:val="21"/>
+              </w:rPr>
+            </w:pPr>
+            <w:r>
+              <w:rPr>
+                <w:rStyle w:val="12"/>
+                <w:rFonts w:hint="default" w:ascii="Calibri" w:hAnsi="Calibri" w:eastAsia="SimSun" w:cs="Calibri"/>
+                <w:color w:val="1A1A1A"/>
+                <w:sz w:val="21"/>
+                <w:szCs w:val="21"/>
+                <w:bdr w:val="none" w:color="auto" w:sz="0" w:space="0"/>
+              </w:rPr>
+              <w:t>Ring-fenced SPVs</w:t>
+            </w:r>
+          </w:p>
+        </w:tc>
+        <w:tc>
+          <w:tcPr>
+            <w:tcW w:w="0" w:type="auto"/>
+            <w:tcBorders>
+              <w:top w:val="single" w:color="CFCFCF" w:sz="6" w:space="0"/>
+              <w:left w:val="single" w:color="CFCFCF" w:sz="6" w:space="0"/>
+              <w:bottom w:val="single" w:color="CFCFCF" w:sz="6" w:space="0"/>
+              <w:right w:val="single" w:color="CFCFCF" w:sz="6" w:space="0"/>
+            </w:tcBorders>
+            <w:shd w:val="clear"/>
+            <w:tcMar>
+              <w:top w:w="120" w:type="dxa"/>
+              <w:left w:w="160" w:type="dxa"/>
+              <w:bottom w:w="120" w:type="dxa"/>
+              <w:right w:w="160" w:type="dxa"/>
+            </w:tcMar>
+            <w:vAlign w:val="top"/>
+          </w:tcPr>
+          <w:p>
+            <w:pPr>
+              <w:keepNext w:val="0"/>
+              <w:keepLines w:val="0"/>
+              <w:widowControl/>
+              <w:suppressLineNumbers w:val="0"/>
+              <w:spacing w:line="23" w:lineRule="atLeast"/>
+              <w:jc w:val="left"/>
+              <w:textAlignment w:val="top"/>
+              <w:rPr>
+                <w:rFonts w:hint="default" w:ascii="Calibri" w:hAnsi="Calibri" w:cs="Calibri"/>
+                <w:color w:val="1A1A1A"/>
+                <w:sz w:val="21"/>
+                <w:szCs w:val="21"/>
+              </w:rPr>
+            </w:pPr>
+            <w:r>
+              <w:rPr>
+                <w:rFonts w:hint="default" w:ascii="Calibri" w:hAnsi="Calibri" w:eastAsia="SimSun" w:cs="Calibri"/>
+                <w:color w:val="1A1A1A"/>
+                <w:sz w:val="21"/>
+                <w:szCs w:val="21"/>
+                <w:bdr w:val="none" w:color="auto" w:sz="0" w:space="0"/>
+              </w:rPr>
+              <w:t>Each project sits in its own Special Purpose Vehicle, so one deal’s performance and liabilities never contaminate another. Co-investors own shares in that single SPV.</w:t>
+            </w:r>
+          </w:p>
+        </w:tc>
+      </w:tr>
+      <w:tr>
+        <w:tblPrEx>
+          <w:tblBorders>
+            <w:top w:val="none" w:color="auto" w:sz="0" w:space="0"/>
+            <w:left w:val="none" w:color="auto" w:sz="0" w:space="0"/>
+            <w:bottom w:val="none" w:color="auto" w:sz="0" w:space="0"/>
+            <w:right w:val="none" w:color="auto" w:sz="0" w:space="0"/>
+            <w:insideH w:val="none" w:color="auto" w:sz="0" w:space="0"/>
+            <w:insideV w:val="none" w:color="auto" w:sz="0" w:space="0"/>
+          </w:tblBorders>
+          <w:shd w:val="clear"/>
+          <w:tblCellMar>
+            <w:top w:w="15" w:type="dxa"/>
+            <w:left w:w="15" w:type="dxa"/>
+            <w:bottom w:w="15" w:type="dxa"/>
+            <w:right w:w="15" w:type="dxa"/>
+          </w:tblCellMar>
+        </w:tblPrEx>
+        <w:tc>
+          <w:tcPr>
+            <w:tcW w:w="0" w:type="auto"/>
+            <w:tcBorders>
+              <w:top w:val="single" w:color="CFCFCF" w:sz="6" w:space="0"/>
+              <w:left w:val="single" w:color="CFCFCF" w:sz="6" w:space="0"/>
+              <w:bottom w:val="single" w:color="CFCFCF" w:sz="6" w:space="0"/>
+              <w:right w:val="single" w:color="CFCFCF" w:sz="6" w:space="0"/>
+            </w:tcBorders>
+            <w:shd w:val="clear"/>
+            <w:tcMar>
+              <w:top w:w="120" w:type="dxa"/>
+              <w:left w:w="160" w:type="dxa"/>
+              <w:bottom w:w="120" w:type="dxa"/>
+              <w:right w:w="160" w:type="dxa"/>
+            </w:tcMar>
+            <w:vAlign w:val="top"/>
+          </w:tcPr>
+          <w:p>
+            <w:pPr>
+              <w:keepNext w:val="0"/>
+              <w:keepLines w:val="0"/>
+              <w:widowControl/>
+              <w:suppressLineNumbers w:val="0"/>
+              <w:spacing w:line="23" w:lineRule="atLeast"/>
+              <w:jc w:val="left"/>
+              <w:textAlignment w:val="top"/>
+              <w:rPr>
+                <w:rFonts w:hint="default" w:ascii="Calibri" w:hAnsi="Calibri" w:cs="Calibri"/>
+                <w:color w:val="1A1A1A"/>
+                <w:sz w:val="21"/>
+                <w:szCs w:val="21"/>
+              </w:rPr>
+            </w:pPr>
+            <w:r>
+              <w:rPr>
+                <w:rStyle w:val="12"/>
+                <w:rFonts w:hint="default" w:ascii="Calibri" w:hAnsi="Calibri" w:eastAsia="SimSun" w:cs="Calibri"/>
+                <w:color w:val="1A1A1A"/>
+                <w:sz w:val="21"/>
+                <w:szCs w:val="21"/>
+                <w:bdr w:val="none" w:color="auto" w:sz="0" w:space="0"/>
+              </w:rPr>
+              <w:t>In-app investor wallets</w:t>
+            </w:r>
+          </w:p>
+        </w:tc>
+        <w:tc>
+          <w:tcPr>
+            <w:tcW w:w="0" w:type="auto"/>
+            <w:tcBorders>
+              <w:top w:val="single" w:color="CFCFCF" w:sz="6" w:space="0"/>
+              <w:left w:val="single" w:color="CFCFCF" w:sz="6" w:space="0"/>
+              <w:bottom w:val="single" w:color="CFCFCF" w:sz="6" w:space="0"/>
+              <w:right w:val="single" w:color="CFCFCF" w:sz="6" w:space="0"/>
+            </w:tcBorders>
+            <w:shd w:val="clear"/>
+            <w:tcMar>
+              <w:top w:w="120" w:type="dxa"/>
+              <w:left w:w="160" w:type="dxa"/>
+              <w:bottom w:w="120" w:type="dxa"/>
+              <w:right w:w="160" w:type="dxa"/>
+            </w:tcMar>
+            <w:vAlign w:val="top"/>
+          </w:tcPr>
+          <w:p>
+            <w:pPr>
+              <w:keepNext w:val="0"/>
+              <w:keepLines w:val="0"/>
+              <w:widowControl/>
+              <w:suppressLineNumbers w:val="0"/>
+              <w:spacing w:line="23" w:lineRule="atLeast"/>
+              <w:jc w:val="left"/>
+              <w:textAlignment w:val="top"/>
+              <w:rPr>
+                <w:rFonts w:hint="default" w:ascii="Calibri" w:hAnsi="Calibri" w:cs="Calibri"/>
+                <w:color w:val="1A1A1A"/>
+                <w:sz w:val="21"/>
+                <w:szCs w:val="21"/>
+              </w:rPr>
+            </w:pPr>
+            <w:r>
+              <w:rPr>
+                <w:rFonts w:hint="default" w:ascii="Calibri" w:hAnsi="Calibri" w:eastAsia="SimSun" w:cs="Calibri"/>
+                <w:color w:val="1A1A1A"/>
+                <w:sz w:val="21"/>
+                <w:szCs w:val="21"/>
+                <w:bdr w:val="none" w:color="auto" w:sz="0" w:space="0"/>
+              </w:rPr>
+              <w:t>Co-investors fund a wallet (via Paystack EFT/card) that is automatically reconciled — removing manual proof-of-payment and the errors that come with it.</w:t>
+            </w:r>
+          </w:p>
+        </w:tc>
+      </w:tr>
+      <w:tr>
+        <w:tblPrEx>
+          <w:tblBorders>
+            <w:top w:val="none" w:color="auto" w:sz="0" w:space="0"/>
+            <w:left w:val="none" w:color="auto" w:sz="0" w:space="0"/>
+            <w:bottom w:val="none" w:color="auto" w:sz="0" w:space="0"/>
+            <w:right w:val="none" w:color="auto" w:sz="0" w:space="0"/>
+            <w:insideH w:val="none" w:color="auto" w:sz="0" w:space="0"/>
+            <w:insideV w:val="none" w:color="auto" w:sz="0" w:space="0"/>
+          </w:tblBorders>
+          <w:shd w:val="clear"/>
+          <w:tblCellMar>
+            <w:top w:w="15" w:type="dxa"/>
+            <w:left w:w="15" w:type="dxa"/>
+            <w:bottom w:w="15" w:type="dxa"/>
+            <w:right w:w="15" w:type="dxa"/>
+          </w:tblCellMar>
+        </w:tblPrEx>
+        <w:tc>
+          <w:tcPr>
+            <w:tcW w:w="0" w:type="auto"/>
+            <w:tcBorders>
+              <w:top w:val="single" w:color="CFCFCF" w:sz="6" w:space="0"/>
+              <w:left w:val="single" w:color="CFCFCF" w:sz="6" w:space="0"/>
+              <w:bottom w:val="single" w:color="CFCFCF" w:sz="6" w:space="0"/>
+              <w:right w:val="single" w:color="CFCFCF" w:sz="6" w:space="0"/>
+            </w:tcBorders>
+            <w:shd w:val="clear"/>
+            <w:tcMar>
+              <w:top w:w="120" w:type="dxa"/>
+              <w:left w:w="160" w:type="dxa"/>
+              <w:bottom w:w="120" w:type="dxa"/>
+              <w:right w:w="160" w:type="dxa"/>
+            </w:tcMar>
+            <w:vAlign w:val="top"/>
+          </w:tcPr>
+          <w:p>
+            <w:pPr>
+              <w:keepNext w:val="0"/>
+              <w:keepLines w:val="0"/>
+              <w:widowControl/>
+              <w:suppressLineNumbers w:val="0"/>
+              <w:spacing w:line="23" w:lineRule="atLeast"/>
+              <w:jc w:val="left"/>
+              <w:textAlignment w:val="top"/>
+              <w:rPr>
+                <w:rFonts w:hint="default" w:ascii="Calibri" w:hAnsi="Calibri" w:cs="Calibri"/>
+                <w:color w:val="1A1A1A"/>
+                <w:sz w:val="21"/>
+                <w:szCs w:val="21"/>
+              </w:rPr>
+            </w:pPr>
+            <w:r>
+              <w:rPr>
+                <w:rStyle w:val="12"/>
+                <w:rFonts w:hint="default" w:ascii="Calibri" w:hAnsi="Calibri" w:eastAsia="SimSun" w:cs="Calibri"/>
+                <w:color w:val="1A1A1A"/>
+                <w:sz w:val="21"/>
+                <w:szCs w:val="21"/>
+                <w:bdr w:val="none" w:color="auto" w:sz="0" w:space="0"/>
+              </w:rPr>
+              <w:t>Instant Delivery-versus-Payment (DvP)</w:t>
+            </w:r>
+          </w:p>
+        </w:tc>
+        <w:tc>
+          <w:tcPr>
+            <w:tcW w:w="0" w:type="auto"/>
+            <w:tcBorders>
+              <w:top w:val="single" w:color="CFCFCF" w:sz="6" w:space="0"/>
+              <w:left w:val="single" w:color="CFCFCF" w:sz="6" w:space="0"/>
+              <w:bottom w:val="single" w:color="CFCFCF" w:sz="6" w:space="0"/>
+              <w:right w:val="single" w:color="CFCFCF" w:sz="6" w:space="0"/>
+            </w:tcBorders>
+            <w:shd w:val="clear"/>
+            <w:tcMar>
+              <w:top w:w="120" w:type="dxa"/>
+              <w:left w:w="160" w:type="dxa"/>
+              <w:bottom w:w="120" w:type="dxa"/>
+              <w:right w:w="160" w:type="dxa"/>
+            </w:tcMar>
+            <w:vAlign w:val="top"/>
+          </w:tcPr>
+          <w:p>
+            <w:pPr>
+              <w:keepNext w:val="0"/>
+              <w:keepLines w:val="0"/>
+              <w:widowControl/>
+              <w:suppressLineNumbers w:val="0"/>
+              <w:spacing w:line="23" w:lineRule="atLeast"/>
+              <w:jc w:val="left"/>
+              <w:textAlignment w:val="top"/>
+              <w:rPr>
+                <w:rFonts w:hint="default" w:ascii="Calibri" w:hAnsi="Calibri" w:cs="Calibri"/>
+                <w:color w:val="1A1A1A"/>
+                <w:sz w:val="21"/>
+                <w:szCs w:val="21"/>
+              </w:rPr>
+            </w:pPr>
+            <w:r>
+              <w:rPr>
+                <w:rFonts w:hint="default" w:ascii="Calibri" w:hAnsi="Calibri" w:eastAsia="SimSun" w:cs="Calibri"/>
+                <w:color w:val="1A1A1A"/>
+                <w:sz w:val="21"/>
+                <w:szCs w:val="21"/>
+                <w:bdr w:val="none" w:color="auto" w:sz="0" w:space="0"/>
+              </w:rPr>
+              <w:t>On the secondary market, shares and cash change hands atomically from the wallet: the buyer is debited and the seller credited in the same settled transaction, so there is never delivery without payment.</w:t>
+            </w:r>
+          </w:p>
+        </w:tc>
+      </w:tr>
+      <w:tr>
+        <w:tblPrEx>
+          <w:tblBorders>
+            <w:top w:val="none" w:color="auto" w:sz="0" w:space="0"/>
+            <w:left w:val="none" w:color="auto" w:sz="0" w:space="0"/>
+            <w:bottom w:val="none" w:color="auto" w:sz="0" w:space="0"/>
+            <w:right w:val="none" w:color="auto" w:sz="0" w:space="0"/>
+            <w:insideH w:val="none" w:color="auto" w:sz="0" w:space="0"/>
+            <w:insideV w:val="none" w:color="auto" w:sz="0" w:space="0"/>
+          </w:tblBorders>
+          <w:shd w:val="clear"/>
+          <w:tblCellMar>
+            <w:top w:w="15" w:type="dxa"/>
+            <w:left w:w="15" w:type="dxa"/>
+            <w:bottom w:w="15" w:type="dxa"/>
+            <w:right w:w="15" w:type="dxa"/>
+          </w:tblCellMar>
+        </w:tblPrEx>
+        <w:tc>
+          <w:tcPr>
+            <w:tcW w:w="0" w:type="auto"/>
+            <w:tcBorders>
+              <w:top w:val="single" w:color="CFCFCF" w:sz="6" w:space="0"/>
+              <w:left w:val="single" w:color="CFCFCF" w:sz="6" w:space="0"/>
+              <w:bottom w:val="single" w:color="CFCFCF" w:sz="6" w:space="0"/>
+              <w:right w:val="single" w:color="CFCFCF" w:sz="6" w:space="0"/>
+            </w:tcBorders>
+            <w:shd w:val="clear"/>
+            <w:tcMar>
+              <w:top w:w="120" w:type="dxa"/>
+              <w:left w:w="160" w:type="dxa"/>
+              <w:bottom w:w="120" w:type="dxa"/>
+              <w:right w:w="160" w:type="dxa"/>
+            </w:tcMar>
+            <w:vAlign w:val="top"/>
+          </w:tcPr>
+          <w:p>
+            <w:pPr>
+              <w:keepNext w:val="0"/>
+              <w:keepLines w:val="0"/>
+              <w:widowControl/>
+              <w:suppressLineNumbers w:val="0"/>
+              <w:spacing w:line="23" w:lineRule="atLeast"/>
+              <w:jc w:val="left"/>
+              <w:textAlignment w:val="top"/>
+              <w:rPr>
+                <w:rFonts w:hint="default" w:ascii="Calibri" w:hAnsi="Calibri" w:cs="Calibri"/>
+                <w:color w:val="1A1A1A"/>
+                <w:sz w:val="21"/>
+                <w:szCs w:val="21"/>
+              </w:rPr>
+            </w:pPr>
+            <w:r>
+              <w:rPr>
+                <w:rStyle w:val="12"/>
+                <w:rFonts w:hint="default" w:ascii="Calibri" w:hAnsi="Calibri" w:eastAsia="SimSun" w:cs="Calibri"/>
+                <w:color w:val="1A1A1A"/>
+                <w:sz w:val="21"/>
+                <w:szCs w:val="21"/>
+                <w:bdr w:val="none" w:color="auto" w:sz="0" w:space="0"/>
+              </w:rPr>
+              <w:t>Share-integrity &amp; conservation audit</w:t>
+            </w:r>
+          </w:p>
+        </w:tc>
+        <w:tc>
+          <w:tcPr>
+            <w:tcW w:w="0" w:type="auto"/>
+            <w:tcBorders>
+              <w:top w:val="single" w:color="CFCFCF" w:sz="6" w:space="0"/>
+              <w:left w:val="single" w:color="CFCFCF" w:sz="6" w:space="0"/>
+              <w:bottom w:val="single" w:color="CFCFCF" w:sz="6" w:space="0"/>
+              <w:right w:val="single" w:color="CFCFCF" w:sz="6" w:space="0"/>
+            </w:tcBorders>
+            <w:shd w:val="clear"/>
+            <w:tcMar>
+              <w:top w:w="120" w:type="dxa"/>
+              <w:left w:w="160" w:type="dxa"/>
+              <w:bottom w:w="120" w:type="dxa"/>
+              <w:right w:w="160" w:type="dxa"/>
+            </w:tcMar>
+            <w:vAlign w:val="top"/>
+          </w:tcPr>
+          <w:p>
+            <w:pPr>
+              <w:keepNext w:val="0"/>
+              <w:keepLines w:val="0"/>
+              <w:widowControl/>
+              <w:suppressLineNumbers w:val="0"/>
+              <w:spacing w:line="23" w:lineRule="atLeast"/>
+              <w:jc w:val="left"/>
+              <w:textAlignment w:val="top"/>
+              <w:rPr>
+                <w:rFonts w:hint="default" w:ascii="Calibri" w:hAnsi="Calibri" w:cs="Calibri"/>
+                <w:color w:val="1A1A1A"/>
+                <w:sz w:val="21"/>
+                <w:szCs w:val="21"/>
+              </w:rPr>
+            </w:pPr>
+            <w:r>
+              <w:rPr>
+                <w:rFonts w:hint="default" w:ascii="Calibri" w:hAnsi="Calibri" w:eastAsia="SimSun" w:cs="Calibri"/>
+                <w:color w:val="1A1A1A"/>
+                <w:sz w:val="21"/>
+                <w:szCs w:val="21"/>
+                <w:bdr w:val="none" w:color="auto" w:sz="0" w:space="0"/>
+              </w:rPr>
+              <w:t>The system continuously proves that no duplicate or phantom shares can exist — issued shares reconcile to the ledger per class — and traces every holding back to its property and SPV.</w:t>
+            </w:r>
+          </w:p>
+        </w:tc>
+      </w:tr>
+      <w:tr>
+        <w:tblPrEx>
+          <w:tblBorders>
+            <w:top w:val="none" w:color="auto" w:sz="0" w:space="0"/>
+            <w:left w:val="none" w:color="auto" w:sz="0" w:space="0"/>
+            <w:bottom w:val="none" w:color="auto" w:sz="0" w:space="0"/>
+            <w:right w:val="none" w:color="auto" w:sz="0" w:space="0"/>
+            <w:insideH w:val="none" w:color="auto" w:sz="0" w:space="0"/>
+            <w:insideV w:val="none" w:color="auto" w:sz="0" w:space="0"/>
+          </w:tblBorders>
+          <w:tblCellMar>
+            <w:top w:w="15" w:type="dxa"/>
+            <w:left w:w="15" w:type="dxa"/>
+            <w:bottom w:w="15" w:type="dxa"/>
+            <w:right w:w="15" w:type="dxa"/>
+          </w:tblCellMar>
+        </w:tblPrEx>
+        <w:tc>
+          <w:tcPr>
+            <w:tcW w:w="0" w:type="auto"/>
+            <w:tcBorders>
+              <w:top w:val="single" w:color="CFCFCF" w:sz="6" w:space="0"/>
+              <w:left w:val="single" w:color="CFCFCF" w:sz="6" w:space="0"/>
+              <w:bottom w:val="single" w:color="CFCFCF" w:sz="6" w:space="0"/>
+              <w:right w:val="single" w:color="CFCFCF" w:sz="6" w:space="0"/>
+            </w:tcBorders>
+            <w:shd w:val="clear"/>
+            <w:tcMar>
+              <w:top w:w="120" w:type="dxa"/>
+              <w:left w:w="160" w:type="dxa"/>
+              <w:bottom w:w="120" w:type="dxa"/>
+              <w:right w:w="160" w:type="dxa"/>
+            </w:tcMar>
+            <w:vAlign w:val="top"/>
+          </w:tcPr>
+          <w:p>
+            <w:pPr>
+              <w:keepNext w:val="0"/>
+              <w:keepLines w:val="0"/>
+              <w:widowControl/>
+              <w:suppressLineNumbers w:val="0"/>
+              <w:spacing w:line="23" w:lineRule="atLeast"/>
+              <w:jc w:val="left"/>
+              <w:textAlignment w:val="top"/>
+              <w:rPr>
+                <w:rFonts w:hint="default" w:ascii="Calibri" w:hAnsi="Calibri" w:cs="Calibri"/>
+                <w:color w:val="1A1A1A"/>
+                <w:sz w:val="21"/>
+                <w:szCs w:val="21"/>
+              </w:rPr>
+            </w:pPr>
+            <w:r>
+              <w:rPr>
+                <w:rStyle w:val="12"/>
+                <w:rFonts w:hint="default" w:ascii="Calibri" w:hAnsi="Calibri" w:eastAsia="SimSun" w:cs="Calibri"/>
+                <w:color w:val="1A1A1A"/>
+                <w:sz w:val="21"/>
+                <w:szCs w:val="21"/>
+                <w:bdr w:val="none" w:color="auto" w:sz="0" w:space="0"/>
+              </w:rPr>
+              <w:t>Provenance &amp; certificates</w:t>
+            </w:r>
+          </w:p>
+        </w:tc>
+        <w:tc>
+          <w:tcPr>
+            <w:tcW w:w="0" w:type="auto"/>
+            <w:tcBorders>
+              <w:top w:val="single" w:color="CFCFCF" w:sz="6" w:space="0"/>
+              <w:left w:val="single" w:color="CFCFCF" w:sz="6" w:space="0"/>
+              <w:bottom w:val="single" w:color="CFCFCF" w:sz="6" w:space="0"/>
+              <w:right w:val="single" w:color="CFCFCF" w:sz="6" w:space="0"/>
+            </w:tcBorders>
+            <w:shd w:val="clear"/>
+            <w:tcMar>
+              <w:top w:w="120" w:type="dxa"/>
+              <w:left w:w="160" w:type="dxa"/>
+              <w:bottom w:w="120" w:type="dxa"/>
+              <w:right w:w="160" w:type="dxa"/>
+            </w:tcMar>
+            <w:vAlign w:val="top"/>
+          </w:tcPr>
+          <w:p>
+            <w:pPr>
+              <w:keepNext w:val="0"/>
+              <w:keepLines w:val="0"/>
+              <w:widowControl/>
+              <w:suppressLineNumbers w:val="0"/>
+              <w:spacing w:line="23" w:lineRule="atLeast"/>
+              <w:jc w:val="left"/>
+              <w:textAlignment w:val="top"/>
+              <w:rPr>
+                <w:rFonts w:hint="default" w:ascii="Calibri" w:hAnsi="Calibri" w:cs="Calibri"/>
+                <w:color w:val="1A1A1A"/>
+                <w:sz w:val="21"/>
+                <w:szCs w:val="21"/>
+              </w:rPr>
+            </w:pPr>
+            <w:r>
+              <w:rPr>
+                <w:rFonts w:hint="default" w:ascii="Calibri" w:hAnsi="Calibri" w:eastAsia="SimSun" w:cs="Calibri"/>
+                <w:color w:val="1A1A1A"/>
+                <w:sz w:val="21"/>
+                <w:szCs w:val="21"/>
+                <w:bdr w:val="none" w:color="auto" w:sz="0" w:space="0"/>
+              </w:rPr>
+              <w:t>Every co-investor can see exactly how their shares were acquired, their valuation, and the property/SPV they map to, backed by a share certificate.</w:t>
+            </w:r>
+          </w:p>
+        </w:tc>
+      </w:tr>
+      <w:tr>
+        <w:tblPrEx>
+          <w:tblBorders>
+            <w:top w:val="none" w:color="auto" w:sz="0" w:space="0"/>
+            <w:left w:val="none" w:color="auto" w:sz="0" w:space="0"/>
+            <w:bottom w:val="none" w:color="auto" w:sz="0" w:space="0"/>
+            <w:right w:val="none" w:color="auto" w:sz="0" w:space="0"/>
+            <w:insideH w:val="none" w:color="auto" w:sz="0" w:space="0"/>
+            <w:insideV w:val="none" w:color="auto" w:sz="0" w:space="0"/>
+          </w:tblBorders>
+          <w:shd w:val="clear"/>
+          <w:tblCellMar>
+            <w:top w:w="15" w:type="dxa"/>
+            <w:left w:w="15" w:type="dxa"/>
+            <w:bottom w:w="15" w:type="dxa"/>
+            <w:right w:w="15" w:type="dxa"/>
+          </w:tblCellMar>
+        </w:tblPrEx>
+        <w:tc>
+          <w:tcPr>
+            <w:tcW w:w="0" w:type="auto"/>
+            <w:tcBorders>
+              <w:top w:val="single" w:color="CFCFCF" w:sz="6" w:space="0"/>
+              <w:left w:val="single" w:color="CFCFCF" w:sz="6" w:space="0"/>
+              <w:bottom w:val="single" w:color="CFCFCF" w:sz="6" w:space="0"/>
+              <w:right w:val="single" w:color="CFCFCF" w:sz="6" w:space="0"/>
+            </w:tcBorders>
+            <w:shd w:val="clear"/>
+            <w:tcMar>
+              <w:top w:w="120" w:type="dxa"/>
+              <w:left w:w="160" w:type="dxa"/>
+              <w:bottom w:w="120" w:type="dxa"/>
+              <w:right w:w="160" w:type="dxa"/>
+            </w:tcMar>
+            <w:vAlign w:val="top"/>
+          </w:tcPr>
+          <w:p>
+            <w:pPr>
+              <w:keepNext w:val="0"/>
+              <w:keepLines w:val="0"/>
+              <w:widowControl/>
+              <w:suppressLineNumbers w:val="0"/>
+              <w:spacing w:line="23" w:lineRule="atLeast"/>
+              <w:jc w:val="left"/>
+              <w:textAlignment w:val="top"/>
+              <w:rPr>
+                <w:rFonts w:hint="default" w:ascii="Calibri" w:hAnsi="Calibri" w:cs="Calibri"/>
+                <w:color w:val="1A1A1A"/>
+                <w:sz w:val="21"/>
+                <w:szCs w:val="21"/>
+              </w:rPr>
+            </w:pPr>
+            <w:r>
+              <w:rPr>
+                <w:rStyle w:val="12"/>
+                <w:rFonts w:hint="default" w:ascii="Calibri" w:hAnsi="Calibri" w:eastAsia="SimSun" w:cs="Calibri"/>
+                <w:color w:val="1A1A1A"/>
+                <w:sz w:val="21"/>
+                <w:szCs w:val="21"/>
+                <w:bdr w:val="none" w:color="auto" w:sz="0" w:space="0"/>
+              </w:rPr>
+              <w:t>Auditable money trail</w:t>
+            </w:r>
+          </w:p>
+        </w:tc>
+        <w:tc>
+          <w:tcPr>
+            <w:tcW w:w="0" w:type="auto"/>
+            <w:tcBorders>
+              <w:top w:val="single" w:color="CFCFCF" w:sz="6" w:space="0"/>
+              <w:left w:val="single" w:color="CFCFCF" w:sz="6" w:space="0"/>
+              <w:bottom w:val="single" w:color="CFCFCF" w:sz="6" w:space="0"/>
+              <w:right w:val="single" w:color="CFCFCF" w:sz="6" w:space="0"/>
+            </w:tcBorders>
+            <w:shd w:val="clear"/>
+            <w:tcMar>
+              <w:top w:w="120" w:type="dxa"/>
+              <w:left w:w="160" w:type="dxa"/>
+              <w:bottom w:w="120" w:type="dxa"/>
+              <w:right w:w="160" w:type="dxa"/>
+            </w:tcMar>
+            <w:vAlign w:val="top"/>
+          </w:tcPr>
+          <w:p>
+            <w:pPr>
+              <w:keepNext w:val="0"/>
+              <w:keepLines w:val="0"/>
+              <w:widowControl/>
+              <w:suppressLineNumbers w:val="0"/>
+              <w:spacing w:line="23" w:lineRule="atLeast"/>
+              <w:jc w:val="left"/>
+              <w:textAlignment w:val="top"/>
+              <w:rPr>
+                <w:rFonts w:hint="default" w:ascii="Calibri" w:hAnsi="Calibri" w:cs="Calibri"/>
+                <w:color w:val="1A1A1A"/>
+                <w:sz w:val="21"/>
+                <w:szCs w:val="21"/>
+              </w:rPr>
+            </w:pPr>
+            <w:r>
+              <w:rPr>
+                <w:rFonts w:hint="default" w:ascii="Calibri" w:hAnsi="Calibri" w:eastAsia="SimSun" w:cs="Calibri"/>
+                <w:color w:val="1A1A1A"/>
+                <w:sz w:val="21"/>
+                <w:szCs w:val="21"/>
+                <w:bdr w:val="none" w:color="auto" w:sz="0" w:space="0"/>
+              </w:rPr>
+              <w:t>Deposits, trades, distributions, fees, and withdrawals are each booked as signed, reference-tagged ledger entries for clean reporting and audit.</w:t>
+            </w:r>
+          </w:p>
+        </w:tc>
+      </w:tr>
+    </w:tbl>
+    <w:p>
+      <w:pPr>
+        <w:pStyle w:val="19"/>
+        <w:keepNext w:val="0"/>
+        <w:keepLines w:val="0"/>
+        <w:widowControl/>
+        <w:suppressLineNumbers w:val="0"/>
+        <w:spacing w:beforeAutospacing="1" w:afterAutospacing="1" w:line="23" w:lineRule="atLeast"/>
+      </w:pPr>
+      <w:r>
+        <w:rPr>
+          <w:rFonts w:hint="default" w:ascii="Calibri" w:hAnsi="Calibri" w:cs="Calibri"/>
+          <w:color w:val="1A1A1A"/>
+          <w:sz w:val="22"/>
+          <w:szCs w:val="22"/>
+        </w:rPr>
+        <w:t xml:space="preserve">For an institutional funder, these are exactly the assurances needed to rely on the equity tranche: the ~30% is real, ring-fenced, reconciled, and administered — not an informal collection of IOUs. </w:t>
+      </w:r>
+    </w:p>
+    <w:p>
+      <w:pPr>
+        <w:pStyle w:val="3"/>
+        <w:keepNext w:val="0"/>
+        <w:keepLines w:val="0"/>
+        <w:widowControl/>
+        <w:suppressLineNumbers w:val="0"/>
+        <w:spacing w:line="23" w:lineRule="atLeast"/>
+      </w:pPr>
+      <w:r>
+        <w:t>9. Business Model &amp; Revenue Streams</w:t>
+      </w:r>
+    </w:p>
+    <w:p>
+      <w:pPr>
+        <w:pStyle w:val="19"/>
         <w:keepNext w:val="0"/>
         <w:keepLines w:val="0"/>
         <w:widowControl/>
@@ -5408,6 +7243,7 @@
             <w:insideH w:val="none" w:color="auto" w:sz="0" w:space="0"/>
             <w:insideV w:val="none" w:color="auto" w:sz="0" w:space="0"/>
           </w:tblBorders>
+          <w:shd w:val="clear"/>
           <w:tblCellMar>
             <w:top w:w="15" w:type="dxa"/>
             <w:left w:w="15" w:type="dxa"/>
@@ -5812,6 +7648,7 @@
             <w:insideH w:val="none" w:color="auto" w:sz="0" w:space="0"/>
             <w:insideV w:val="none" w:color="auto" w:sz="0" w:space="0"/>
           </w:tblBorders>
+          <w:shd w:val="clear"/>
           <w:tblCellMar>
             <w:top w:w="15" w:type="dxa"/>
             <w:left w:w="15" w:type="dxa"/>
@@ -6054,6 +7891,7 @@
             <w:insideH w:val="none" w:color="auto" w:sz="0" w:space="0"/>
             <w:insideV w:val="none" w:color="auto" w:sz="0" w:space="0"/>
           </w:tblBorders>
+          <w:shd w:val="clear"/>
           <w:tblCellMar>
             <w:top w:w="15" w:type="dxa"/>
             <w:left w:w="15" w:type="dxa"/>
@@ -7792,12 +9630,12 @@
         <w:spacing w:line="23" w:lineRule="atLeast"/>
       </w:pPr>
       <w:r>
-        <w:t>8. Unit Economics (Illustrative)</w:t>
+        <w:t>10. Illustrative Deal Economics</w:t>
       </w:r>
     </w:p>
     <w:p>
       <w:pPr>
-        <w:pStyle w:val="23"/>
+        <w:pStyle w:val="19"/>
         <w:keepNext w:val="0"/>
         <w:keepLines w:val="0"/>
         <w:widowControl/>
@@ -7811,7 +9649,7 @@
           <w:sz w:val="22"/>
           <w:szCs w:val="22"/>
         </w:rPr>
-        <w:t xml:space="preserve">The model earns on </w:t>
+        <w:t xml:space="preserve">The Platform earns across the </w:t>
       </w:r>
       <w:r>
         <w:rPr>
@@ -7821,7 +9659,7 @@
           <w:sz w:val="22"/>
           <w:szCs w:val="22"/>
         </w:rPr>
-        <w:t>both</w:t>
+        <w:t>life of each deal</w:t>
       </w:r>
       <w:r>
         <w:rPr>
@@ -7830,12 +9668,66 @@
           <w:sz w:val="22"/>
           <w:szCs w:val="22"/>
         </w:rPr>
-        <w:t xml:space="preserve"> the subscription and the deal. A single Pro subscriber at R799/month contributes ~R9,588/year of high-margin recurring revenue. Separately, a R1,000,000 co-investment deal generates ~R25,000 at capital-raise (2.5%), plus distribution fees over the hold, plus any secondary-trade fees on exit — all on top of subscription revenue. </w:t>
+        <w:t xml:space="preserve">. On a </w:t>
+      </w:r>
+      <w:r>
+        <w:rPr>
+          <w:rStyle w:val="26"/>
+          <w:rFonts w:hint="default" w:ascii="Calibri" w:hAnsi="Calibri" w:cs="Calibri"/>
+          <w:sz w:val="22"/>
+          <w:szCs w:val="22"/>
+        </w:rPr>
+        <w:t>[R50 million]</w:t>
+      </w:r>
+      <w:r>
+        <w:rPr>
+          <w:rFonts w:hint="default" w:ascii="Calibri" w:hAnsi="Calibri" w:cs="Calibri"/>
+          <w:color w:val="1A1A1A"/>
+          <w:sz w:val="22"/>
+          <w:szCs w:val="22"/>
+        </w:rPr>
+        <w:t xml:space="preserve"> development with a ~30% pooled-equity tranche of </w:t>
+      </w:r>
+      <w:r>
+        <w:rPr>
+          <w:rStyle w:val="26"/>
+          <w:rFonts w:hint="default" w:ascii="Calibri" w:hAnsi="Calibri" w:cs="Calibri"/>
+          <w:sz w:val="22"/>
+          <w:szCs w:val="22"/>
+        </w:rPr>
+        <w:t>[R15 million]</w:t>
+      </w:r>
+      <w:r>
+        <w:rPr>
+          <w:rFonts w:hint="default" w:ascii="Calibri" w:hAnsi="Calibri" w:cs="Calibri"/>
+          <w:color w:val="1A1A1A"/>
+          <w:sz w:val="22"/>
+          <w:szCs w:val="22"/>
+        </w:rPr>
+        <w:t>, the capital-raise fee (2.5%) is ~</w:t>
+      </w:r>
+      <w:r>
+        <w:rPr>
+          <w:rStyle w:val="26"/>
+          <w:rFonts w:hint="default" w:ascii="Calibri" w:hAnsi="Calibri" w:cs="Calibri"/>
+          <w:sz w:val="22"/>
+          <w:szCs w:val="22"/>
+        </w:rPr>
+        <w:t>[R375,000]</w:t>
+      </w:r>
+      <w:r>
+        <w:rPr>
+          <w:rFonts w:hint="default" w:ascii="Calibri" w:hAnsi="Calibri" w:cs="Calibri"/>
+          <w:color w:val="1A1A1A"/>
+          <w:sz w:val="22"/>
+          <w:szCs w:val="22"/>
+        </w:rPr>
+        <w:t xml:space="preserve">, followed by distribution fees (2.0%) over the hold and secondary-trade fees (1.0%) as co-investors trade shares — on top of recurring tool/SaaS subscriptions. A single R1,000,000 co-investment generates ~R25,000 at capital-raise alone, before distributions and exit. </w:t>
       </w:r>
     </w:p>
     <w:p>
       <w:pPr>
-        <w:pStyle w:val="23"/>
+        <w:pStyle w:val="19"/>
         <w:keepNext w:val="0"/>
         <w:keepLines w:val="0"/>
         <w:widowControl/>
@@ -7862,7 +9754,7 @@
           <w:szCs w:val="22"/>
           <w:shd w:val="clear" w:fill="FAF6EC"/>
         </w:rPr>
-        <w:t xml:space="preserve"> because sourcing, subscriptions, transactions, and seller-side fees stack on the same user base, lifetime value compounds as a user moves from browsing to subscribing to transacting.</w:t>
+        <w:t xml:space="preserve"> because origination, pooled-equity raises, distributions, secondary trades, and subscriptions all stack on the same user base, Platform revenue compounds for the entire life of a project — from the moment the equity is raised to final exit.</w:t>
       </w:r>
     </w:p>
     <w:p>
@@ -7882,7 +9774,7 @@
           <w:sz w:val="22"/>
           <w:szCs w:val="22"/>
         </w:rPr>
-        <w:t xml:space="preserve">Full CAC / LTV / payback and cohort assumptions: </w:t>
+        <w:t xml:space="preserve">Full fee, CAC / LTV and cohort assumptions: </w:t>
       </w:r>
       <w:r>
         <w:rPr>
@@ -7913,7 +9805,7 @@
         <w:spacing w:line="23" w:lineRule="atLeast"/>
       </w:pPr>
       <w:r>
-        <w:t>9. Traction &amp; Current Status</w:t>
+        <w:t>11. Traction &amp; Current Status</w:t>
       </w:r>
     </w:p>
     <w:p>
@@ -7923,7 +9815,7 @@
         <w:widowControl/>
         <w:numPr>
           <w:ilvl w:val="0"/>
-          <w:numId w:val="8"/>
+          <w:numId w:val="7"/>
         </w:numPr>
         <w:suppressLineNumbers w:val="0"/>
         <w:spacing w:before="0" w:beforeAutospacing="1" w:after="80" w:afterAutospacing="0" w:line="23" w:lineRule="atLeast"/>
@@ -7958,7 +9850,7 @@
         <w:widowControl/>
         <w:numPr>
           <w:ilvl w:val="0"/>
-          <w:numId w:val="8"/>
+          <w:numId w:val="7"/>
         </w:numPr>
         <w:suppressLineNumbers w:val="0"/>
         <w:spacing w:before="0" w:beforeAutospacing="1" w:after="80" w:afterAutospacing="0" w:line="23" w:lineRule="atLeast"/>
@@ -7993,7 +9885,7 @@
         <w:widowControl/>
         <w:numPr>
           <w:ilvl w:val="0"/>
-          <w:numId w:val="8"/>
+          <w:numId w:val="7"/>
         </w:numPr>
         <w:suppressLineNumbers w:val="0"/>
         <w:spacing w:before="0" w:beforeAutospacing="1" w:after="80" w:afterAutospacing="0" w:line="23" w:lineRule="atLeast"/>
@@ -8028,7 +9920,7 @@
         <w:widowControl/>
         <w:numPr>
           <w:ilvl w:val="0"/>
-          <w:numId w:val="8"/>
+          <w:numId w:val="7"/>
         </w:numPr>
         <w:suppressLineNumbers w:val="0"/>
         <w:spacing w:before="0" w:beforeAutospacing="1" w:after="80" w:afterAutospacing="0" w:line="23" w:lineRule="atLeast"/>
@@ -8104,7 +9996,7 @@
         <w:spacing w:line="23" w:lineRule="atLeast"/>
       </w:pPr>
       <w:r>
-        <w:t>10. Go-to-Market Strategy</w:t>
+        <w:t>12. Go-to-Market Strategy</w:t>
       </w:r>
     </w:p>
     <w:p>
@@ -8114,7 +10006,7 @@
         <w:widowControl/>
         <w:numPr>
           <w:ilvl w:val="0"/>
-          <w:numId w:val="9"/>
+          <w:numId w:val="8"/>
         </w:numPr>
         <w:suppressLineNumbers w:val="0"/>
         <w:spacing w:before="0" w:beforeAutospacing="1" w:after="80" w:afterAutospacing="0" w:line="23" w:lineRule="atLeast"/>
@@ -8149,7 +10041,7 @@
         <w:widowControl/>
         <w:numPr>
           <w:ilvl w:val="0"/>
-          <w:numId w:val="9"/>
+          <w:numId w:val="8"/>
         </w:numPr>
         <w:suppressLineNumbers w:val="0"/>
         <w:spacing w:before="0" w:beforeAutospacing="1" w:after="80" w:afterAutospacing="0" w:line="23" w:lineRule="atLeast"/>
@@ -8184,7 +10076,7 @@
         <w:widowControl/>
         <w:numPr>
           <w:ilvl w:val="0"/>
-          <w:numId w:val="9"/>
+          <w:numId w:val="8"/>
         </w:numPr>
         <w:suppressLineNumbers w:val="0"/>
         <w:spacing w:before="0" w:beforeAutospacing="1" w:after="80" w:afterAutospacing="0" w:line="23" w:lineRule="atLeast"/>
@@ -8219,7 +10111,7 @@
         <w:widowControl/>
         <w:numPr>
           <w:ilvl w:val="0"/>
-          <w:numId w:val="9"/>
+          <w:numId w:val="8"/>
         </w:numPr>
         <w:suppressLineNumbers w:val="0"/>
         <w:spacing w:before="0" w:beforeAutospacing="1" w:after="80" w:afterAutospacing="0" w:line="23" w:lineRule="atLeast"/>
@@ -8254,7 +10146,7 @@
         <w:widowControl/>
         <w:numPr>
           <w:ilvl w:val="0"/>
-          <w:numId w:val="9"/>
+          <w:numId w:val="8"/>
         </w:numPr>
         <w:suppressLineNumbers w:val="0"/>
         <w:spacing w:before="0" w:beforeAutospacing="1" w:after="80" w:afterAutospacing="0" w:line="23" w:lineRule="atLeast"/>
@@ -8292,7 +10184,7 @@
         <w:spacing w:line="23" w:lineRule="atLeast"/>
       </w:pPr>
       <w:r>
-        <w:t>11. Competitive Landscape</w:t>
+        <w:t>13. Competitive Landscape</w:t>
       </w:r>
     </w:p>
     <w:tbl>
@@ -8331,7 +10223,6 @@
             <w:insideH w:val="none" w:color="auto" w:sz="0" w:space="0"/>
             <w:insideV w:val="none" w:color="auto" w:sz="0" w:space="0"/>
           </w:tblBorders>
-          <w:shd w:val="clear"/>
           <w:tblCellMar>
             <w:top w:w="15" w:type="dxa"/>
             <w:left w:w="15" w:type="dxa"/>
@@ -8636,6 +10527,7 @@
             <w:insideH w:val="none" w:color="auto" w:sz="0" w:space="0"/>
             <w:insideV w:val="none" w:color="auto" w:sz="0" w:space="0"/>
           </w:tblBorders>
+          <w:shd w:val="clear"/>
           <w:tblCellMar>
             <w:top w:w="15" w:type="dxa"/>
             <w:left w:w="15" w:type="dxa"/>
@@ -9107,12 +10999,12 @@
         <w:spacing w:line="23" w:lineRule="atLeast"/>
       </w:pPr>
       <w:r>
-        <w:t>12. Regulatory, Compliance &amp; Risk</w:t>
+        <w:t>14. Regulatory, Compliance &amp; Risk</w:t>
       </w:r>
     </w:p>
     <w:p>
       <w:pPr>
-        <w:pStyle w:val="23"/>
+        <w:pStyle w:val="19"/>
         <w:keepNext w:val="0"/>
         <w:keepLines w:val="0"/>
         <w:widowControl/>
@@ -9155,7 +11047,7 @@
         <w:widowControl/>
         <w:numPr>
           <w:ilvl w:val="0"/>
-          <w:numId w:val="10"/>
+          <w:numId w:val="9"/>
         </w:numPr>
         <w:suppressLineNumbers w:val="0"/>
         <w:spacing w:before="0" w:beforeAutospacing="1" w:after="80" w:afterAutospacing="0" w:line="23" w:lineRule="atLeast"/>
@@ -9190,7 +11082,7 @@
         <w:widowControl/>
         <w:numPr>
           <w:ilvl w:val="0"/>
-          <w:numId w:val="10"/>
+          <w:numId w:val="9"/>
         </w:numPr>
         <w:suppressLineNumbers w:val="0"/>
         <w:spacing w:before="0" w:beforeAutospacing="1" w:after="80" w:afterAutospacing="0" w:line="23" w:lineRule="atLeast"/>
@@ -9225,7 +11117,7 @@
         <w:widowControl/>
         <w:numPr>
           <w:ilvl w:val="0"/>
-          <w:numId w:val="10"/>
+          <w:numId w:val="9"/>
         </w:numPr>
         <w:suppressLineNumbers w:val="0"/>
         <w:spacing w:before="0" w:beforeAutospacing="1" w:after="80" w:afterAutospacing="0" w:line="23" w:lineRule="atLeast"/>
@@ -9283,7 +11175,7 @@
         <w:spacing w:line="23" w:lineRule="atLeast"/>
       </w:pPr>
       <w:r>
-        <w:t>13. Financial Projections (Illustrative)</w:t>
+        <w:t>15. Financial Projections (Illustrative)</w:t>
       </w:r>
     </w:p>
     <w:p>
@@ -11217,12 +13109,12 @@
         <w:spacing w:line="23" w:lineRule="atLeast"/>
       </w:pPr>
       <w:r>
-        <w:t>14. The Ask &amp; Use of Funds</w:t>
+        <w:t>16. The Invitation — Co-Investors &amp; Institutional Partners</w:t>
       </w:r>
     </w:p>
     <w:p>
       <w:pPr>
-        <w:pStyle w:val="23"/>
+        <w:pStyle w:val="19"/>
         <w:keepNext w:val="0"/>
         <w:keepLines w:val="0"/>
         <w:widowControl/>
@@ -11236,7 +13128,39 @@
           <w:sz w:val="22"/>
           <w:szCs w:val="22"/>
         </w:rPr>
-        <w:t xml:space="preserve">Investprop is raising </w:t>
+        <w:t>Investprop is opening two complementary tracks of participation:</w:t>
+      </w:r>
+    </w:p>
+    <w:p>
+      <w:pPr>
+        <w:pStyle w:val="4"/>
+        <w:keepNext w:val="0"/>
+        <w:keepLines w:val="0"/>
+        <w:widowControl/>
+        <w:suppressLineNumbers w:val="0"/>
+        <w:spacing w:line="23" w:lineRule="atLeast"/>
+      </w:pPr>
+      <w:r>
+        <w:t>Track A — Co-Investors (join the pool)</w:t>
+      </w:r>
+    </w:p>
+    <w:p>
+      <w:pPr>
+        <w:pStyle w:val="19"/>
+        <w:keepNext w:val="0"/>
+        <w:keepLines w:val="0"/>
+        <w:widowControl/>
+        <w:suppressLineNumbers w:val="0"/>
+        <w:spacing w:beforeAutospacing="1" w:afterAutospacing="1" w:line="23" w:lineRule="atLeast"/>
+      </w:pPr>
+      <w:r>
+        <w:rPr>
+          <w:rFonts w:hint="default" w:ascii="Calibri" w:hAnsi="Calibri" w:cs="Calibri"/>
+          <w:color w:val="1A1A1A"/>
+          <w:sz w:val="22"/>
+          <w:szCs w:val="22"/>
+        </w:rPr>
+        <w:t xml:space="preserve">Qualifying individuals and investors are invited to co-invest from </w:t>
       </w:r>
       <w:r>
         <w:rPr>
@@ -11245,7 +13169,7 @@
           <w:sz w:val="22"/>
           <w:szCs w:val="22"/>
         </w:rPr>
-        <w:t>[R__ million]</w:t>
+        <w:t>[R10,000]</w:t>
       </w:r>
       <w:r>
         <w:rPr>
@@ -11254,7 +13178,39 @@
           <w:sz w:val="22"/>
           <w:szCs w:val="22"/>
         </w:rPr>
-        <w:t xml:space="preserve"> in this round.</w:t>
+        <w:t xml:space="preserve"> per deal. Your capital joins the pooled developer-equity tranche of a specific, ring-fenced SPV, giving you fractional ownership of an institutional-grade development you could not access alone — with transparent reporting, a share certificate, AI deal insight, and access to the secondary market for liquidity. </w:t>
+      </w:r>
+    </w:p>
+    <w:p>
+      <w:pPr>
+        <w:pStyle w:val="4"/>
+        <w:keepNext w:val="0"/>
+        <w:keepLines w:val="0"/>
+        <w:widowControl/>
+        <w:suppressLineNumbers w:val="0"/>
+        <w:spacing w:line="23" w:lineRule="atLeast"/>
+      </w:pPr>
+      <w:r>
+        <w:t>Track B — Institutional Funders &amp; Development-Finance Partners</w:t>
+      </w:r>
+    </w:p>
+    <w:p>
+      <w:pPr>
+        <w:pStyle w:val="19"/>
+        <w:keepNext w:val="0"/>
+        <w:keepLines w:val="0"/>
+        <w:widowControl/>
+        <w:suppressLineNumbers w:val="0"/>
+        <w:spacing w:beforeAutospacing="1" w:afterAutospacing="1" w:line="23" w:lineRule="atLeast"/>
+      </w:pPr>
+      <w:r>
+        <w:rPr>
+          <w:rFonts w:hint="default" w:ascii="Calibri" w:hAnsi="Calibri" w:cs="Calibri"/>
+          <w:color w:val="1A1A1A"/>
+          <w:sz w:val="22"/>
+          <w:szCs w:val="22"/>
+        </w:rPr>
+        <w:t xml:space="preserve">Banks, DFIs, pension and asset managers, and specialist development financiers — the kind of institutions this Platform is built to work with include the Public Investment Corporation (PIC), Absa, Nedbank, Capitec, and TUHF Capital, among other banks, DFIs and funds — are invited to partner with Investprop on project funding. In each partnership, the Platform assembles and administers the ~30% equity tranche and brings AI-underwritten, compliance-ready deal flow; the institution provides senior development finance against that equity cushion. </w:t>
       </w:r>
     </w:p>
     <w:tbl>
@@ -11340,7 +13296,7 @@
                 <w:szCs w:val="21"/>
                 <w:bdr w:val="none" w:color="auto" w:sz="0" w:space="0"/>
               </w:rPr>
-              <w:t>Use of funds</w:t>
+              <w:t>What each partner brings</w:t>
             </w:r>
           </w:p>
         </w:tc>
@@ -11383,7 +13339,7 @@
                 <w:szCs w:val="21"/>
                 <w:bdr w:val="none" w:color="auto" w:sz="0" w:space="0"/>
               </w:rPr>
-              <w:t>Allocation</w:t>
+              <w:t>Investprop</w:t>
             </w:r>
           </w:p>
         </w:tc>
@@ -11426,7 +13382,7 @@
                 <w:szCs w:val="21"/>
                 <w:bdr w:val="none" w:color="auto" w:sz="0" w:space="0"/>
               </w:rPr>
-              <w:t>Purpose</w:t>
+              <w:t>Institutional partner</w:t>
             </w:r>
           </w:p>
         </w:tc>
@@ -11491,103 +13447,99 @@
                 <w:szCs w:val="21"/>
                 <w:bdr w:val="none" w:color="auto" w:sz="0" w:space="0"/>
               </w:rPr>
-              <w:t>Growth &amp; marketing</w:t>
-            </w:r>
-          </w:p>
-        </w:tc>
-        <w:tc>
-          <w:tcPr>
-            <w:tcW w:w="0" w:type="auto"/>
-            <w:tcBorders>
-              <w:top w:val="single" w:color="CFCFCF" w:sz="6" w:space="0"/>
-              <w:left w:val="single" w:color="CFCFCF" w:sz="6" w:space="0"/>
-              <w:bottom w:val="single" w:color="CFCFCF" w:sz="6" w:space="0"/>
-              <w:right w:val="single" w:color="CFCFCF" w:sz="6" w:space="0"/>
-            </w:tcBorders>
-            <w:shd w:val="clear"/>
-            <w:tcMar>
-              <w:top w:w="120" w:type="dxa"/>
-              <w:left w:w="160" w:type="dxa"/>
-              <w:bottom w:w="120" w:type="dxa"/>
-              <w:right w:w="160" w:type="dxa"/>
-            </w:tcMar>
-            <w:vAlign w:val="top"/>
-          </w:tcPr>
-          <w:p>
-            <w:pPr>
-              <w:keepNext w:val="0"/>
-              <w:keepLines w:val="0"/>
-              <w:widowControl/>
-              <w:suppressLineNumbers w:val="0"/>
-              <w:spacing w:line="23" w:lineRule="atLeast"/>
-              <w:jc w:val="left"/>
-              <w:textAlignment w:val="top"/>
-              <w:rPr>
-                <w:rFonts w:hint="default" w:ascii="Calibri" w:hAnsi="Calibri" w:cs="Calibri"/>
-                <w:b/>
-                <w:bCs/>
-                <w:color w:val="B45309"/>
-                <w:sz w:val="21"/>
-                <w:szCs w:val="21"/>
-              </w:rPr>
-            </w:pPr>
-            <w:r>
-              <w:rPr>
-                <w:rFonts w:hint="default" w:ascii="Calibri" w:hAnsi="Calibri" w:eastAsia="SimSun" w:cs="Calibri"/>
-                <w:b/>
-                <w:bCs/>
-                <w:color w:val="B45309"/>
-                <w:sz w:val="21"/>
-                <w:szCs w:val="21"/>
-                <w:bdr w:val="none" w:color="auto" w:sz="0" w:space="0"/>
-              </w:rPr>
-              <w:t>[__]%</w:t>
-            </w:r>
-          </w:p>
-        </w:tc>
-        <w:tc>
-          <w:tcPr>
-            <w:tcW w:w="0" w:type="auto"/>
-            <w:tcBorders>
-              <w:top w:val="single" w:color="CFCFCF" w:sz="6" w:space="0"/>
-              <w:left w:val="single" w:color="CFCFCF" w:sz="6" w:space="0"/>
-              <w:bottom w:val="single" w:color="CFCFCF" w:sz="6" w:space="0"/>
-              <w:right w:val="single" w:color="CFCFCF" w:sz="6" w:space="0"/>
-            </w:tcBorders>
-            <w:shd w:val="clear"/>
-            <w:tcMar>
-              <w:top w:w="120" w:type="dxa"/>
-              <w:left w:w="160" w:type="dxa"/>
-              <w:bottom w:w="120" w:type="dxa"/>
-              <w:right w:w="160" w:type="dxa"/>
-            </w:tcMar>
-            <w:vAlign w:val="top"/>
-          </w:tcPr>
-          <w:p>
-            <w:pPr>
-              <w:keepNext w:val="0"/>
-              <w:keepLines w:val="0"/>
-              <w:widowControl/>
-              <w:suppressLineNumbers w:val="0"/>
-              <w:spacing w:line="23" w:lineRule="atLeast"/>
-              <w:jc w:val="left"/>
-              <w:textAlignment w:val="top"/>
-              <w:rPr>
-                <w:rFonts w:hint="default" w:ascii="Calibri" w:hAnsi="Calibri" w:cs="Calibri"/>
-                <w:color w:val="1A1A1A"/>
-                <w:sz w:val="21"/>
-                <w:szCs w:val="21"/>
-              </w:rPr>
-            </w:pPr>
-            <w:r>
-              <w:rPr>
-                <w:rFonts w:hint="default" w:ascii="Calibri" w:hAnsi="Calibri" w:eastAsia="SimSun" w:cs="Calibri"/>
-                <w:color w:val="1A1A1A"/>
-                <w:sz w:val="21"/>
-                <w:szCs w:val="21"/>
-                <w:bdr w:val="none" w:color="auto" w:sz="0" w:space="0"/>
-              </w:rPr>
-              <w:t>Paid acquisition, content, partnerships, subscriber growth.</w:t>
+              <w:t>Capital</w:t>
+            </w:r>
+          </w:p>
+        </w:tc>
+        <w:tc>
+          <w:tcPr>
+            <w:tcW w:w="0" w:type="auto"/>
+            <w:tcBorders>
+              <w:top w:val="single" w:color="CFCFCF" w:sz="6" w:space="0"/>
+              <w:left w:val="single" w:color="CFCFCF" w:sz="6" w:space="0"/>
+              <w:bottom w:val="single" w:color="CFCFCF" w:sz="6" w:space="0"/>
+              <w:right w:val="single" w:color="CFCFCF" w:sz="6" w:space="0"/>
+            </w:tcBorders>
+            <w:shd w:val="clear"/>
+            <w:tcMar>
+              <w:top w:w="120" w:type="dxa"/>
+              <w:left w:w="160" w:type="dxa"/>
+              <w:bottom w:w="120" w:type="dxa"/>
+              <w:right w:w="160" w:type="dxa"/>
+            </w:tcMar>
+            <w:vAlign w:val="top"/>
+          </w:tcPr>
+          <w:p>
+            <w:pPr>
+              <w:keepNext w:val="0"/>
+              <w:keepLines w:val="0"/>
+              <w:widowControl/>
+              <w:suppressLineNumbers w:val="0"/>
+              <w:spacing w:line="23" w:lineRule="atLeast"/>
+              <w:jc w:val="left"/>
+              <w:textAlignment w:val="top"/>
+              <w:rPr>
+                <w:rFonts w:hint="default" w:ascii="Calibri" w:hAnsi="Calibri" w:cs="Calibri"/>
+                <w:color w:val="1A1A1A"/>
+                <w:sz w:val="21"/>
+                <w:szCs w:val="21"/>
+              </w:rPr>
+            </w:pPr>
+            <w:r>
+              <w:rPr>
+                <w:rFonts w:hint="default" w:ascii="Calibri" w:hAnsi="Calibri" w:eastAsia="SimSun" w:cs="Calibri"/>
+                <w:color w:val="1A1A1A"/>
+                <w:sz w:val="21"/>
+                <w:szCs w:val="21"/>
+                <w:bdr w:val="none" w:color="auto" w:sz="0" w:space="0"/>
+              </w:rPr>
+              <w:t>Pooled ~30% developer equity</w:t>
+            </w:r>
+          </w:p>
+        </w:tc>
+        <w:tc>
+          <w:tcPr>
+            <w:tcW w:w="0" w:type="auto"/>
+            <w:tcBorders>
+              <w:top w:val="single" w:color="CFCFCF" w:sz="6" w:space="0"/>
+              <w:left w:val="single" w:color="CFCFCF" w:sz="6" w:space="0"/>
+              <w:bottom w:val="single" w:color="CFCFCF" w:sz="6" w:space="0"/>
+              <w:right w:val="single" w:color="CFCFCF" w:sz="6" w:space="0"/>
+            </w:tcBorders>
+            <w:shd w:val="clear"/>
+            <w:tcMar>
+              <w:top w:w="120" w:type="dxa"/>
+              <w:left w:w="160" w:type="dxa"/>
+              <w:bottom w:w="120" w:type="dxa"/>
+              <w:right w:w="160" w:type="dxa"/>
+            </w:tcMar>
+            <w:vAlign w:val="top"/>
+          </w:tcPr>
+          <w:p>
+            <w:pPr>
+              <w:keepNext w:val="0"/>
+              <w:keepLines w:val="0"/>
+              <w:widowControl/>
+              <w:suppressLineNumbers w:val="0"/>
+              <w:spacing w:line="23" w:lineRule="atLeast"/>
+              <w:jc w:val="left"/>
+              <w:textAlignment w:val="top"/>
+              <w:rPr>
+                <w:rFonts w:hint="default" w:ascii="Calibri" w:hAnsi="Calibri" w:cs="Calibri"/>
+                <w:color w:val="1A1A1A"/>
+                <w:sz w:val="21"/>
+                <w:szCs w:val="21"/>
+              </w:rPr>
+            </w:pPr>
+            <w:r>
+              <w:rPr>
+                <w:rFonts w:hint="default" w:ascii="Calibri" w:hAnsi="Calibri" w:eastAsia="SimSun" w:cs="Calibri"/>
+                <w:color w:val="1A1A1A"/>
+                <w:sz w:val="21"/>
+                <w:szCs w:val="21"/>
+                <w:bdr w:val="none" w:color="auto" w:sz="0" w:space="0"/>
+              </w:rPr>
+              <w:t>Senior development finance (balance)</w:t>
             </w:r>
           </w:p>
         </w:tc>
@@ -11652,103 +13604,99 @@
                 <w:szCs w:val="21"/>
                 <w:bdr w:val="none" w:color="auto" w:sz="0" w:space="0"/>
               </w:rPr>
-              <w:t>Deal origination</w:t>
-            </w:r>
-          </w:p>
-        </w:tc>
-        <w:tc>
-          <w:tcPr>
-            <w:tcW w:w="0" w:type="auto"/>
-            <w:tcBorders>
-              <w:top w:val="single" w:color="CFCFCF" w:sz="6" w:space="0"/>
-              <w:left w:val="single" w:color="CFCFCF" w:sz="6" w:space="0"/>
-              <w:bottom w:val="single" w:color="CFCFCF" w:sz="6" w:space="0"/>
-              <w:right w:val="single" w:color="CFCFCF" w:sz="6" w:space="0"/>
-            </w:tcBorders>
-            <w:shd w:val="clear"/>
-            <w:tcMar>
-              <w:top w:w="120" w:type="dxa"/>
-              <w:left w:w="160" w:type="dxa"/>
-              <w:bottom w:w="120" w:type="dxa"/>
-              <w:right w:w="160" w:type="dxa"/>
-            </w:tcMar>
-            <w:vAlign w:val="top"/>
-          </w:tcPr>
-          <w:p>
-            <w:pPr>
-              <w:keepNext w:val="0"/>
-              <w:keepLines w:val="0"/>
-              <w:widowControl/>
-              <w:suppressLineNumbers w:val="0"/>
-              <w:spacing w:line="23" w:lineRule="atLeast"/>
-              <w:jc w:val="left"/>
-              <w:textAlignment w:val="top"/>
-              <w:rPr>
-                <w:rFonts w:hint="default" w:ascii="Calibri" w:hAnsi="Calibri" w:cs="Calibri"/>
-                <w:b/>
-                <w:bCs/>
-                <w:color w:val="B45309"/>
-                <w:sz w:val="21"/>
-                <w:szCs w:val="21"/>
-              </w:rPr>
-            </w:pPr>
-            <w:r>
-              <w:rPr>
-                <w:rFonts w:hint="default" w:ascii="Calibri" w:hAnsi="Calibri" w:eastAsia="SimSun" w:cs="Calibri"/>
-                <w:b/>
-                <w:bCs/>
-                <w:color w:val="B45309"/>
-                <w:sz w:val="21"/>
-                <w:szCs w:val="21"/>
-                <w:bdr w:val="none" w:color="auto" w:sz="0" w:space="0"/>
-              </w:rPr>
-              <w:t>[__]%</w:t>
-            </w:r>
-          </w:p>
-        </w:tc>
-        <w:tc>
-          <w:tcPr>
-            <w:tcW w:w="0" w:type="auto"/>
-            <w:tcBorders>
-              <w:top w:val="single" w:color="CFCFCF" w:sz="6" w:space="0"/>
-              <w:left w:val="single" w:color="CFCFCF" w:sz="6" w:space="0"/>
-              <w:bottom w:val="single" w:color="CFCFCF" w:sz="6" w:space="0"/>
-              <w:right w:val="single" w:color="CFCFCF" w:sz="6" w:space="0"/>
-            </w:tcBorders>
-            <w:shd w:val="clear"/>
-            <w:tcMar>
-              <w:top w:w="120" w:type="dxa"/>
-              <w:left w:w="160" w:type="dxa"/>
-              <w:bottom w:w="120" w:type="dxa"/>
-              <w:right w:w="160" w:type="dxa"/>
-            </w:tcMar>
-            <w:vAlign w:val="top"/>
-          </w:tcPr>
-          <w:p>
-            <w:pPr>
-              <w:keepNext w:val="0"/>
-              <w:keepLines w:val="0"/>
-              <w:widowControl/>
-              <w:suppressLineNumbers w:val="0"/>
-              <w:spacing w:line="23" w:lineRule="atLeast"/>
-              <w:jc w:val="left"/>
-              <w:textAlignment w:val="top"/>
-              <w:rPr>
-                <w:rFonts w:hint="default" w:ascii="Calibri" w:hAnsi="Calibri" w:cs="Calibri"/>
-                <w:color w:val="1A1A1A"/>
-                <w:sz w:val="21"/>
-                <w:szCs w:val="21"/>
-              </w:rPr>
-            </w:pPr>
-            <w:r>
-              <w:rPr>
-                <w:rFonts w:hint="default" w:ascii="Calibri" w:hAnsi="Calibri" w:eastAsia="SimSun" w:cs="Calibri"/>
-                <w:color w:val="1A1A1A"/>
-                <w:sz w:val="21"/>
-                <w:szCs w:val="21"/>
-                <w:bdr w:val="none" w:color="auto" w:sz="0" w:space="0"/>
-              </w:rPr>
-              <w:t>Sourcing capacity and first-party deal flow.</w:t>
+              <w:t>Origination</w:t>
+            </w:r>
+          </w:p>
+        </w:tc>
+        <w:tc>
+          <w:tcPr>
+            <w:tcW w:w="0" w:type="auto"/>
+            <w:tcBorders>
+              <w:top w:val="single" w:color="CFCFCF" w:sz="6" w:space="0"/>
+              <w:left w:val="single" w:color="CFCFCF" w:sz="6" w:space="0"/>
+              <w:bottom w:val="single" w:color="CFCFCF" w:sz="6" w:space="0"/>
+              <w:right w:val="single" w:color="CFCFCF" w:sz="6" w:space="0"/>
+            </w:tcBorders>
+            <w:shd w:val="clear"/>
+            <w:tcMar>
+              <w:top w:w="120" w:type="dxa"/>
+              <w:left w:w="160" w:type="dxa"/>
+              <w:bottom w:w="120" w:type="dxa"/>
+              <w:right w:w="160" w:type="dxa"/>
+            </w:tcMar>
+            <w:vAlign w:val="top"/>
+          </w:tcPr>
+          <w:p>
+            <w:pPr>
+              <w:keepNext w:val="0"/>
+              <w:keepLines w:val="0"/>
+              <w:widowControl/>
+              <w:suppressLineNumbers w:val="0"/>
+              <w:spacing w:line="23" w:lineRule="atLeast"/>
+              <w:jc w:val="left"/>
+              <w:textAlignment w:val="top"/>
+              <w:rPr>
+                <w:rFonts w:hint="default" w:ascii="Calibri" w:hAnsi="Calibri" w:cs="Calibri"/>
+                <w:color w:val="1A1A1A"/>
+                <w:sz w:val="21"/>
+                <w:szCs w:val="21"/>
+              </w:rPr>
+            </w:pPr>
+            <w:r>
+              <w:rPr>
+                <w:rFonts w:hint="default" w:ascii="Calibri" w:hAnsi="Calibri" w:eastAsia="SimSun" w:cs="Calibri"/>
+                <w:color w:val="1A1A1A"/>
+                <w:sz w:val="21"/>
+                <w:szCs w:val="21"/>
+                <w:bdr w:val="none" w:color="auto" w:sz="0" w:space="0"/>
+              </w:rPr>
+              <w:t>AI-sourced &amp; graded pipeline</w:t>
+            </w:r>
+          </w:p>
+        </w:tc>
+        <w:tc>
+          <w:tcPr>
+            <w:tcW w:w="0" w:type="auto"/>
+            <w:tcBorders>
+              <w:top w:val="single" w:color="CFCFCF" w:sz="6" w:space="0"/>
+              <w:left w:val="single" w:color="CFCFCF" w:sz="6" w:space="0"/>
+              <w:bottom w:val="single" w:color="CFCFCF" w:sz="6" w:space="0"/>
+              <w:right w:val="single" w:color="CFCFCF" w:sz="6" w:space="0"/>
+            </w:tcBorders>
+            <w:shd w:val="clear"/>
+            <w:tcMar>
+              <w:top w:w="120" w:type="dxa"/>
+              <w:left w:w="160" w:type="dxa"/>
+              <w:bottom w:w="120" w:type="dxa"/>
+              <w:right w:w="160" w:type="dxa"/>
+            </w:tcMar>
+            <w:vAlign w:val="top"/>
+          </w:tcPr>
+          <w:p>
+            <w:pPr>
+              <w:keepNext w:val="0"/>
+              <w:keepLines w:val="0"/>
+              <w:widowControl/>
+              <w:suppressLineNumbers w:val="0"/>
+              <w:spacing w:line="23" w:lineRule="atLeast"/>
+              <w:jc w:val="left"/>
+              <w:textAlignment w:val="top"/>
+              <w:rPr>
+                <w:rFonts w:hint="default" w:ascii="Calibri" w:hAnsi="Calibri" w:cs="Calibri"/>
+                <w:color w:val="1A1A1A"/>
+                <w:sz w:val="21"/>
+                <w:szCs w:val="21"/>
+              </w:rPr>
+            </w:pPr>
+            <w:r>
+              <w:rPr>
+                <w:rFonts w:hint="default" w:ascii="Calibri" w:hAnsi="Calibri" w:eastAsia="SimSun" w:cs="Calibri"/>
+                <w:color w:val="1A1A1A"/>
+                <w:sz w:val="21"/>
+                <w:szCs w:val="21"/>
+                <w:bdr w:val="none" w:color="auto" w:sz="0" w:space="0"/>
+              </w:rPr>
+              <w:t>Mandate / sector focus</w:t>
             </w:r>
           </w:p>
         </w:tc>
@@ -11813,103 +13761,99 @@
                 <w:szCs w:val="21"/>
                 <w:bdr w:val="none" w:color="auto" w:sz="0" w:space="0"/>
               </w:rPr>
-              <w:t>Regulatory &amp; compliance</w:t>
-            </w:r>
-          </w:p>
-        </w:tc>
-        <w:tc>
-          <w:tcPr>
-            <w:tcW w:w="0" w:type="auto"/>
-            <w:tcBorders>
-              <w:top w:val="single" w:color="CFCFCF" w:sz="6" w:space="0"/>
-              <w:left w:val="single" w:color="CFCFCF" w:sz="6" w:space="0"/>
-              <w:bottom w:val="single" w:color="CFCFCF" w:sz="6" w:space="0"/>
-              <w:right w:val="single" w:color="CFCFCF" w:sz="6" w:space="0"/>
-            </w:tcBorders>
-            <w:shd w:val="clear"/>
-            <w:tcMar>
-              <w:top w:w="120" w:type="dxa"/>
-              <w:left w:w="160" w:type="dxa"/>
-              <w:bottom w:w="120" w:type="dxa"/>
-              <w:right w:w="160" w:type="dxa"/>
-            </w:tcMar>
-            <w:vAlign w:val="top"/>
-          </w:tcPr>
-          <w:p>
-            <w:pPr>
-              <w:keepNext w:val="0"/>
-              <w:keepLines w:val="0"/>
-              <w:widowControl/>
-              <w:suppressLineNumbers w:val="0"/>
-              <w:spacing w:line="23" w:lineRule="atLeast"/>
-              <w:jc w:val="left"/>
-              <w:textAlignment w:val="top"/>
-              <w:rPr>
-                <w:rFonts w:hint="default" w:ascii="Calibri" w:hAnsi="Calibri" w:cs="Calibri"/>
-                <w:b/>
-                <w:bCs/>
-                <w:color w:val="B45309"/>
-                <w:sz w:val="21"/>
-                <w:szCs w:val="21"/>
-              </w:rPr>
-            </w:pPr>
-            <w:r>
-              <w:rPr>
-                <w:rFonts w:hint="default" w:ascii="Calibri" w:hAnsi="Calibri" w:eastAsia="SimSun" w:cs="Calibri"/>
-                <w:b/>
-                <w:bCs/>
-                <w:color w:val="B45309"/>
-                <w:sz w:val="21"/>
-                <w:szCs w:val="21"/>
-                <w:bdr w:val="none" w:color="auto" w:sz="0" w:space="0"/>
-              </w:rPr>
-              <w:t>[__]%</w:t>
-            </w:r>
-          </w:p>
-        </w:tc>
-        <w:tc>
-          <w:tcPr>
-            <w:tcW w:w="0" w:type="auto"/>
-            <w:tcBorders>
-              <w:top w:val="single" w:color="CFCFCF" w:sz="6" w:space="0"/>
-              <w:left w:val="single" w:color="CFCFCF" w:sz="6" w:space="0"/>
-              <w:bottom w:val="single" w:color="CFCFCF" w:sz="6" w:space="0"/>
-              <w:right w:val="single" w:color="CFCFCF" w:sz="6" w:space="0"/>
-            </w:tcBorders>
-            <w:shd w:val="clear"/>
-            <w:tcMar>
-              <w:top w:w="120" w:type="dxa"/>
-              <w:left w:w="160" w:type="dxa"/>
-              <w:bottom w:w="120" w:type="dxa"/>
-              <w:right w:w="160" w:type="dxa"/>
-            </w:tcMar>
-            <w:vAlign w:val="top"/>
-          </w:tcPr>
-          <w:p>
-            <w:pPr>
-              <w:keepNext w:val="0"/>
-              <w:keepLines w:val="0"/>
-              <w:widowControl/>
-              <w:suppressLineNumbers w:val="0"/>
-              <w:spacing w:line="23" w:lineRule="atLeast"/>
-              <w:jc w:val="left"/>
-              <w:textAlignment w:val="top"/>
-              <w:rPr>
-                <w:rFonts w:hint="default" w:ascii="Calibri" w:hAnsi="Calibri" w:cs="Calibri"/>
-                <w:color w:val="1A1A1A"/>
-                <w:sz w:val="21"/>
-                <w:szCs w:val="21"/>
-              </w:rPr>
-            </w:pPr>
-            <w:r>
-              <w:rPr>
-                <w:rFonts w:hint="default" w:ascii="Calibri" w:hAnsi="Calibri" w:eastAsia="SimSun" w:cs="Calibri"/>
-                <w:color w:val="1A1A1A"/>
-                <w:sz w:val="21"/>
-                <w:szCs w:val="21"/>
-                <w:bdr w:val="none" w:color="auto" w:sz="0" w:space="0"/>
-              </w:rPr>
-              <w:t>FSCA partner integration, legal, licensing, audit.</w:t>
+              <w:t>Structuring &amp; admin</w:t>
+            </w:r>
+          </w:p>
+        </w:tc>
+        <w:tc>
+          <w:tcPr>
+            <w:tcW w:w="0" w:type="auto"/>
+            <w:tcBorders>
+              <w:top w:val="single" w:color="CFCFCF" w:sz="6" w:space="0"/>
+              <w:left w:val="single" w:color="CFCFCF" w:sz="6" w:space="0"/>
+              <w:bottom w:val="single" w:color="CFCFCF" w:sz="6" w:space="0"/>
+              <w:right w:val="single" w:color="CFCFCF" w:sz="6" w:space="0"/>
+            </w:tcBorders>
+            <w:shd w:val="clear"/>
+            <w:tcMar>
+              <w:top w:w="120" w:type="dxa"/>
+              <w:left w:w="160" w:type="dxa"/>
+              <w:bottom w:w="120" w:type="dxa"/>
+              <w:right w:w="160" w:type="dxa"/>
+            </w:tcMar>
+            <w:vAlign w:val="top"/>
+          </w:tcPr>
+          <w:p>
+            <w:pPr>
+              <w:keepNext w:val="0"/>
+              <w:keepLines w:val="0"/>
+              <w:widowControl/>
+              <w:suppressLineNumbers w:val="0"/>
+              <w:spacing w:line="23" w:lineRule="atLeast"/>
+              <w:jc w:val="left"/>
+              <w:textAlignment w:val="top"/>
+              <w:rPr>
+                <w:rFonts w:hint="default" w:ascii="Calibri" w:hAnsi="Calibri" w:cs="Calibri"/>
+                <w:color w:val="1A1A1A"/>
+                <w:sz w:val="21"/>
+                <w:szCs w:val="21"/>
+              </w:rPr>
+            </w:pPr>
+            <w:r>
+              <w:rPr>
+                <w:rFonts w:hint="default" w:ascii="Calibri" w:hAnsi="Calibri" w:eastAsia="SimSun" w:cs="Calibri"/>
+                <w:color w:val="1A1A1A"/>
+                <w:sz w:val="21"/>
+                <w:szCs w:val="21"/>
+                <w:bdr w:val="none" w:color="auto" w:sz="0" w:space="0"/>
+              </w:rPr>
+              <w:t>SPV setup, reporting, distributions, compliance</w:t>
+            </w:r>
+          </w:p>
+        </w:tc>
+        <w:tc>
+          <w:tcPr>
+            <w:tcW w:w="0" w:type="auto"/>
+            <w:tcBorders>
+              <w:top w:val="single" w:color="CFCFCF" w:sz="6" w:space="0"/>
+              <w:left w:val="single" w:color="CFCFCF" w:sz="6" w:space="0"/>
+              <w:bottom w:val="single" w:color="CFCFCF" w:sz="6" w:space="0"/>
+              <w:right w:val="single" w:color="CFCFCF" w:sz="6" w:space="0"/>
+            </w:tcBorders>
+            <w:shd w:val="clear"/>
+            <w:tcMar>
+              <w:top w:w="120" w:type="dxa"/>
+              <w:left w:w="160" w:type="dxa"/>
+              <w:bottom w:w="120" w:type="dxa"/>
+              <w:right w:w="160" w:type="dxa"/>
+            </w:tcMar>
+            <w:vAlign w:val="top"/>
+          </w:tcPr>
+          <w:p>
+            <w:pPr>
+              <w:keepNext w:val="0"/>
+              <w:keepLines w:val="0"/>
+              <w:widowControl/>
+              <w:suppressLineNumbers w:val="0"/>
+              <w:spacing w:line="23" w:lineRule="atLeast"/>
+              <w:jc w:val="left"/>
+              <w:textAlignment w:val="top"/>
+              <w:rPr>
+                <w:rFonts w:hint="default" w:ascii="Calibri" w:hAnsi="Calibri" w:cs="Calibri"/>
+                <w:color w:val="1A1A1A"/>
+                <w:sz w:val="21"/>
+                <w:szCs w:val="21"/>
+              </w:rPr>
+            </w:pPr>
+            <w:r>
+              <w:rPr>
+                <w:rFonts w:hint="default" w:ascii="Calibri" w:hAnsi="Calibri" w:eastAsia="SimSun" w:cs="Calibri"/>
+                <w:color w:val="1A1A1A"/>
+                <w:sz w:val="21"/>
+                <w:szCs w:val="21"/>
+                <w:bdr w:val="none" w:color="auto" w:sz="0" w:space="0"/>
+              </w:rPr>
+              <w:t>Credit &amp; funding terms</w:t>
             </w:r>
           </w:p>
         </w:tc>
@@ -11974,430 +13918,124 @@
                 <w:szCs w:val="21"/>
                 <w:bdr w:val="none" w:color="auto" w:sz="0" w:space="0"/>
               </w:rPr>
-              <w:t>Product &amp; engineering</w:t>
-            </w:r>
-          </w:p>
-        </w:tc>
-        <w:tc>
-          <w:tcPr>
-            <w:tcW w:w="0" w:type="auto"/>
-            <w:tcBorders>
-              <w:top w:val="single" w:color="CFCFCF" w:sz="6" w:space="0"/>
-              <w:left w:val="single" w:color="CFCFCF" w:sz="6" w:space="0"/>
-              <w:bottom w:val="single" w:color="CFCFCF" w:sz="6" w:space="0"/>
-              <w:right w:val="single" w:color="CFCFCF" w:sz="6" w:space="0"/>
-            </w:tcBorders>
-            <w:shd w:val="clear"/>
-            <w:tcMar>
-              <w:top w:w="120" w:type="dxa"/>
-              <w:left w:w="160" w:type="dxa"/>
-              <w:bottom w:w="120" w:type="dxa"/>
-              <w:right w:w="160" w:type="dxa"/>
-            </w:tcMar>
-            <w:vAlign w:val="top"/>
-          </w:tcPr>
-          <w:p>
-            <w:pPr>
-              <w:keepNext w:val="0"/>
-              <w:keepLines w:val="0"/>
-              <w:widowControl/>
-              <w:suppressLineNumbers w:val="0"/>
-              <w:spacing w:line="23" w:lineRule="atLeast"/>
-              <w:jc w:val="left"/>
-              <w:textAlignment w:val="top"/>
-              <w:rPr>
-                <w:rFonts w:hint="default" w:ascii="Calibri" w:hAnsi="Calibri" w:cs="Calibri"/>
-                <w:b/>
-                <w:bCs/>
-                <w:color w:val="B45309"/>
-                <w:sz w:val="21"/>
-                <w:szCs w:val="21"/>
-              </w:rPr>
-            </w:pPr>
-            <w:r>
-              <w:rPr>
-                <w:rFonts w:hint="default" w:ascii="Calibri" w:hAnsi="Calibri" w:eastAsia="SimSun" w:cs="Calibri"/>
-                <w:b/>
-                <w:bCs/>
-                <w:color w:val="B45309"/>
-                <w:sz w:val="21"/>
-                <w:szCs w:val="21"/>
-                <w:bdr w:val="none" w:color="auto" w:sz="0" w:space="0"/>
-              </w:rPr>
-              <w:t>[__]%</w:t>
-            </w:r>
-          </w:p>
-        </w:tc>
-        <w:tc>
-          <w:tcPr>
-            <w:tcW w:w="0" w:type="auto"/>
-            <w:tcBorders>
-              <w:top w:val="single" w:color="CFCFCF" w:sz="6" w:space="0"/>
-              <w:left w:val="single" w:color="CFCFCF" w:sz="6" w:space="0"/>
-              <w:bottom w:val="single" w:color="CFCFCF" w:sz="6" w:space="0"/>
-              <w:right w:val="single" w:color="CFCFCF" w:sz="6" w:space="0"/>
-            </w:tcBorders>
-            <w:shd w:val="clear"/>
-            <w:tcMar>
-              <w:top w:w="120" w:type="dxa"/>
-              <w:left w:w="160" w:type="dxa"/>
-              <w:bottom w:w="120" w:type="dxa"/>
-              <w:right w:w="160" w:type="dxa"/>
-            </w:tcMar>
-            <w:vAlign w:val="top"/>
-          </w:tcPr>
-          <w:p>
-            <w:pPr>
-              <w:keepNext w:val="0"/>
-              <w:keepLines w:val="0"/>
-              <w:widowControl/>
-              <w:suppressLineNumbers w:val="0"/>
-              <w:spacing w:line="23" w:lineRule="atLeast"/>
-              <w:jc w:val="left"/>
-              <w:textAlignment w:val="top"/>
-              <w:rPr>
-                <w:rFonts w:hint="default" w:ascii="Calibri" w:hAnsi="Calibri" w:cs="Calibri"/>
-                <w:color w:val="1A1A1A"/>
-                <w:sz w:val="21"/>
-                <w:szCs w:val="21"/>
-              </w:rPr>
-            </w:pPr>
-            <w:r>
-              <w:rPr>
-                <w:rFonts w:hint="default" w:ascii="Calibri" w:hAnsi="Calibri" w:eastAsia="SimSun" w:cs="Calibri"/>
-                <w:color w:val="1A1A1A"/>
-                <w:sz w:val="21"/>
-                <w:szCs w:val="21"/>
-                <w:bdr w:val="none" w:color="auto" w:sz="0" w:space="0"/>
-              </w:rPr>
-              <w:t>Feature depth, scale, data &amp; AI.</w:t>
-            </w:r>
-          </w:p>
-        </w:tc>
-      </w:tr>
-      <w:tr>
-        <w:tblPrEx>
-          <w:tblBorders>
-            <w:top w:val="none" w:color="auto" w:sz="0" w:space="0"/>
-            <w:left w:val="none" w:color="auto" w:sz="0" w:space="0"/>
-            <w:bottom w:val="none" w:color="auto" w:sz="0" w:space="0"/>
-            <w:right w:val="none" w:color="auto" w:sz="0" w:space="0"/>
-            <w:insideH w:val="none" w:color="auto" w:sz="0" w:space="0"/>
-            <w:insideV w:val="none" w:color="auto" w:sz="0" w:space="0"/>
-          </w:tblBorders>
-          <w:shd w:val="clear"/>
-          <w:tblCellMar>
-            <w:top w:w="15" w:type="dxa"/>
-            <w:left w:w="15" w:type="dxa"/>
-            <w:bottom w:w="15" w:type="dxa"/>
-            <w:right w:w="15" w:type="dxa"/>
-          </w:tblCellMar>
-        </w:tblPrEx>
-        <w:tc>
-          <w:tcPr>
-            <w:tcW w:w="0" w:type="auto"/>
-            <w:tcBorders>
-              <w:top w:val="single" w:color="CFCFCF" w:sz="6" w:space="0"/>
-              <w:left w:val="single" w:color="CFCFCF" w:sz="6" w:space="0"/>
-              <w:bottom w:val="single" w:color="CFCFCF" w:sz="6" w:space="0"/>
-              <w:right w:val="single" w:color="CFCFCF" w:sz="6" w:space="0"/>
-            </w:tcBorders>
-            <w:shd w:val="clear"/>
-            <w:tcMar>
-              <w:top w:w="120" w:type="dxa"/>
-              <w:left w:w="160" w:type="dxa"/>
-              <w:bottom w:w="120" w:type="dxa"/>
-              <w:right w:w="160" w:type="dxa"/>
-            </w:tcMar>
-            <w:vAlign w:val="top"/>
-          </w:tcPr>
-          <w:p>
-            <w:pPr>
-              <w:keepNext w:val="0"/>
-              <w:keepLines w:val="0"/>
-              <w:widowControl/>
-              <w:suppressLineNumbers w:val="0"/>
-              <w:spacing w:line="23" w:lineRule="atLeast"/>
-              <w:jc w:val="left"/>
-              <w:textAlignment w:val="top"/>
-              <w:rPr>
-                <w:rFonts w:hint="default" w:ascii="Calibri" w:hAnsi="Calibri" w:cs="Calibri"/>
-                <w:color w:val="1A1A1A"/>
-                <w:sz w:val="21"/>
-                <w:szCs w:val="21"/>
-              </w:rPr>
-            </w:pPr>
-            <w:r>
-              <w:rPr>
-                <w:rFonts w:hint="default" w:ascii="Calibri" w:hAnsi="Calibri" w:eastAsia="SimSun" w:cs="Calibri"/>
-                <w:color w:val="1A1A1A"/>
-                <w:sz w:val="21"/>
-                <w:szCs w:val="21"/>
-                <w:bdr w:val="none" w:color="auto" w:sz="0" w:space="0"/>
-              </w:rPr>
-              <w:t>Operations &amp; team</w:t>
-            </w:r>
-          </w:p>
-        </w:tc>
-        <w:tc>
-          <w:tcPr>
-            <w:tcW w:w="0" w:type="auto"/>
-            <w:tcBorders>
-              <w:top w:val="single" w:color="CFCFCF" w:sz="6" w:space="0"/>
-              <w:left w:val="single" w:color="CFCFCF" w:sz="6" w:space="0"/>
-              <w:bottom w:val="single" w:color="CFCFCF" w:sz="6" w:space="0"/>
-              <w:right w:val="single" w:color="CFCFCF" w:sz="6" w:space="0"/>
-            </w:tcBorders>
-            <w:shd w:val="clear"/>
-            <w:tcMar>
-              <w:top w:w="120" w:type="dxa"/>
-              <w:left w:w="160" w:type="dxa"/>
-              <w:bottom w:w="120" w:type="dxa"/>
-              <w:right w:w="160" w:type="dxa"/>
-            </w:tcMar>
-            <w:vAlign w:val="top"/>
-          </w:tcPr>
-          <w:p>
-            <w:pPr>
-              <w:keepNext w:val="0"/>
-              <w:keepLines w:val="0"/>
-              <w:widowControl/>
-              <w:suppressLineNumbers w:val="0"/>
-              <w:spacing w:line="23" w:lineRule="atLeast"/>
-              <w:jc w:val="left"/>
-              <w:textAlignment w:val="top"/>
-              <w:rPr>
-                <w:rFonts w:hint="default" w:ascii="Calibri" w:hAnsi="Calibri" w:cs="Calibri"/>
-                <w:b/>
-                <w:bCs/>
-                <w:color w:val="B45309"/>
-                <w:sz w:val="21"/>
-                <w:szCs w:val="21"/>
-              </w:rPr>
-            </w:pPr>
-            <w:r>
-              <w:rPr>
-                <w:rFonts w:hint="default" w:ascii="Calibri" w:hAnsi="Calibri" w:eastAsia="SimSun" w:cs="Calibri"/>
-                <w:b/>
-                <w:bCs/>
-                <w:color w:val="B45309"/>
-                <w:sz w:val="21"/>
-                <w:szCs w:val="21"/>
-                <w:bdr w:val="none" w:color="auto" w:sz="0" w:space="0"/>
-              </w:rPr>
-              <w:t>[__]%</w:t>
-            </w:r>
-          </w:p>
-        </w:tc>
-        <w:tc>
-          <w:tcPr>
-            <w:tcW w:w="0" w:type="auto"/>
-            <w:tcBorders>
-              <w:top w:val="single" w:color="CFCFCF" w:sz="6" w:space="0"/>
-              <w:left w:val="single" w:color="CFCFCF" w:sz="6" w:space="0"/>
-              <w:bottom w:val="single" w:color="CFCFCF" w:sz="6" w:space="0"/>
-              <w:right w:val="single" w:color="CFCFCF" w:sz="6" w:space="0"/>
-            </w:tcBorders>
-            <w:shd w:val="clear"/>
-            <w:tcMar>
-              <w:top w:w="120" w:type="dxa"/>
-              <w:left w:w="160" w:type="dxa"/>
-              <w:bottom w:w="120" w:type="dxa"/>
-              <w:right w:w="160" w:type="dxa"/>
-            </w:tcMar>
-            <w:vAlign w:val="top"/>
-          </w:tcPr>
-          <w:p>
-            <w:pPr>
-              <w:keepNext w:val="0"/>
-              <w:keepLines w:val="0"/>
-              <w:widowControl/>
-              <w:suppressLineNumbers w:val="0"/>
-              <w:spacing w:line="23" w:lineRule="atLeast"/>
-              <w:jc w:val="left"/>
-              <w:textAlignment w:val="top"/>
-              <w:rPr>
-                <w:rFonts w:hint="default" w:ascii="Calibri" w:hAnsi="Calibri" w:cs="Calibri"/>
-                <w:color w:val="1A1A1A"/>
-                <w:sz w:val="21"/>
-                <w:szCs w:val="21"/>
-              </w:rPr>
-            </w:pPr>
-            <w:r>
-              <w:rPr>
-                <w:rFonts w:hint="default" w:ascii="Calibri" w:hAnsi="Calibri" w:eastAsia="SimSun" w:cs="Calibri"/>
-                <w:color w:val="1A1A1A"/>
-                <w:sz w:val="21"/>
-                <w:szCs w:val="21"/>
-                <w:bdr w:val="none" w:color="auto" w:sz="0" w:space="0"/>
-              </w:rPr>
-              <w:t>Key hires across ops, compliance, and support.</w:t>
-            </w:r>
-          </w:p>
-        </w:tc>
-      </w:tr>
-      <w:tr>
-        <w:tblPrEx>
-          <w:tblBorders>
-            <w:top w:val="none" w:color="auto" w:sz="0" w:space="0"/>
-            <w:left w:val="none" w:color="auto" w:sz="0" w:space="0"/>
-            <w:bottom w:val="none" w:color="auto" w:sz="0" w:space="0"/>
-            <w:right w:val="none" w:color="auto" w:sz="0" w:space="0"/>
-            <w:insideH w:val="none" w:color="auto" w:sz="0" w:space="0"/>
-            <w:insideV w:val="none" w:color="auto" w:sz="0" w:space="0"/>
-          </w:tblBorders>
-          <w:shd w:val="clear"/>
-          <w:tblCellMar>
-            <w:top w:w="15" w:type="dxa"/>
-            <w:left w:w="15" w:type="dxa"/>
-            <w:bottom w:w="15" w:type="dxa"/>
-            <w:right w:w="15" w:type="dxa"/>
-          </w:tblCellMar>
-        </w:tblPrEx>
-        <w:tc>
-          <w:tcPr>
-            <w:tcW w:w="0" w:type="auto"/>
-            <w:tcBorders>
-              <w:top w:val="single" w:color="CFCFCF" w:sz="6" w:space="0"/>
-              <w:left w:val="single" w:color="CFCFCF" w:sz="6" w:space="0"/>
-              <w:bottom w:val="single" w:color="CFCFCF" w:sz="6" w:space="0"/>
-              <w:right w:val="single" w:color="CFCFCF" w:sz="6" w:space="0"/>
-            </w:tcBorders>
-            <w:shd w:val="clear"/>
-            <w:tcMar>
-              <w:top w:w="120" w:type="dxa"/>
-              <w:left w:w="160" w:type="dxa"/>
-              <w:bottom w:w="120" w:type="dxa"/>
-              <w:right w:w="160" w:type="dxa"/>
-            </w:tcMar>
-            <w:vAlign w:val="top"/>
-          </w:tcPr>
-          <w:p>
-            <w:pPr>
-              <w:keepNext w:val="0"/>
-              <w:keepLines w:val="0"/>
-              <w:widowControl/>
-              <w:suppressLineNumbers w:val="0"/>
-              <w:spacing w:line="23" w:lineRule="atLeast"/>
-              <w:jc w:val="left"/>
-              <w:textAlignment w:val="top"/>
-              <w:rPr>
-                <w:rFonts w:hint="default" w:ascii="Calibri" w:hAnsi="Calibri" w:cs="Calibri"/>
-                <w:color w:val="1A1A1A"/>
-                <w:sz w:val="21"/>
-                <w:szCs w:val="21"/>
-              </w:rPr>
-            </w:pPr>
-            <w:r>
-              <w:rPr>
-                <w:rFonts w:hint="default" w:ascii="Calibri" w:hAnsi="Calibri" w:eastAsia="SimSun" w:cs="Calibri"/>
-                <w:color w:val="1A1A1A"/>
-                <w:sz w:val="21"/>
-                <w:szCs w:val="21"/>
-                <w:bdr w:val="none" w:color="auto" w:sz="0" w:space="0"/>
-              </w:rPr>
-              <w:t>Working capital</w:t>
-            </w:r>
-          </w:p>
-        </w:tc>
-        <w:tc>
-          <w:tcPr>
-            <w:tcW w:w="0" w:type="auto"/>
-            <w:tcBorders>
-              <w:top w:val="single" w:color="CFCFCF" w:sz="6" w:space="0"/>
-              <w:left w:val="single" w:color="CFCFCF" w:sz="6" w:space="0"/>
-              <w:bottom w:val="single" w:color="CFCFCF" w:sz="6" w:space="0"/>
-              <w:right w:val="single" w:color="CFCFCF" w:sz="6" w:space="0"/>
-            </w:tcBorders>
-            <w:shd w:val="clear"/>
-            <w:tcMar>
-              <w:top w:w="120" w:type="dxa"/>
-              <w:left w:w="160" w:type="dxa"/>
-              <w:bottom w:w="120" w:type="dxa"/>
-              <w:right w:w="160" w:type="dxa"/>
-            </w:tcMar>
-            <w:vAlign w:val="top"/>
-          </w:tcPr>
-          <w:p>
-            <w:pPr>
-              <w:keepNext w:val="0"/>
-              <w:keepLines w:val="0"/>
-              <w:widowControl/>
-              <w:suppressLineNumbers w:val="0"/>
-              <w:spacing w:line="23" w:lineRule="atLeast"/>
-              <w:jc w:val="left"/>
-              <w:textAlignment w:val="top"/>
-              <w:rPr>
-                <w:rFonts w:hint="default" w:ascii="Calibri" w:hAnsi="Calibri" w:cs="Calibri"/>
-                <w:b/>
-                <w:bCs/>
-                <w:color w:val="B45309"/>
-                <w:sz w:val="21"/>
-                <w:szCs w:val="21"/>
-              </w:rPr>
-            </w:pPr>
-            <w:r>
-              <w:rPr>
-                <w:rFonts w:hint="default" w:ascii="Calibri" w:hAnsi="Calibri" w:eastAsia="SimSun" w:cs="Calibri"/>
-                <w:b/>
-                <w:bCs/>
-                <w:color w:val="B45309"/>
-                <w:sz w:val="21"/>
-                <w:szCs w:val="21"/>
-                <w:bdr w:val="none" w:color="auto" w:sz="0" w:space="0"/>
-              </w:rPr>
-              <w:t>[__]%</w:t>
-            </w:r>
-          </w:p>
-        </w:tc>
-        <w:tc>
-          <w:tcPr>
-            <w:tcW w:w="0" w:type="auto"/>
-            <w:tcBorders>
-              <w:top w:val="single" w:color="CFCFCF" w:sz="6" w:space="0"/>
-              <w:left w:val="single" w:color="CFCFCF" w:sz="6" w:space="0"/>
-              <w:bottom w:val="single" w:color="CFCFCF" w:sz="6" w:space="0"/>
-              <w:right w:val="single" w:color="CFCFCF" w:sz="6" w:space="0"/>
-            </w:tcBorders>
-            <w:shd w:val="clear"/>
-            <w:tcMar>
-              <w:top w:w="120" w:type="dxa"/>
-              <w:left w:w="160" w:type="dxa"/>
-              <w:bottom w:w="120" w:type="dxa"/>
-              <w:right w:w="160" w:type="dxa"/>
-            </w:tcMar>
-            <w:vAlign w:val="top"/>
-          </w:tcPr>
-          <w:p>
-            <w:pPr>
-              <w:keepNext w:val="0"/>
-              <w:keepLines w:val="0"/>
-              <w:widowControl/>
-              <w:suppressLineNumbers w:val="0"/>
-              <w:spacing w:line="23" w:lineRule="atLeast"/>
-              <w:jc w:val="left"/>
-              <w:textAlignment w:val="top"/>
-              <w:rPr>
-                <w:rFonts w:hint="default" w:ascii="Calibri" w:hAnsi="Calibri" w:cs="Calibri"/>
-                <w:color w:val="1A1A1A"/>
-                <w:sz w:val="21"/>
-                <w:szCs w:val="21"/>
-              </w:rPr>
-            </w:pPr>
-            <w:r>
-              <w:rPr>
-                <w:rFonts w:hint="default" w:ascii="Calibri" w:hAnsi="Calibri" w:eastAsia="SimSun" w:cs="Calibri"/>
-                <w:color w:val="1A1A1A"/>
-                <w:sz w:val="21"/>
-                <w:szCs w:val="21"/>
-                <w:bdr w:val="none" w:color="auto" w:sz="0" w:space="0"/>
-              </w:rPr>
-              <w:t>Runway buffer.</w:t>
+              <w:t>Risk controls</w:t>
+            </w:r>
+          </w:p>
+        </w:tc>
+        <w:tc>
+          <w:tcPr>
+            <w:tcW w:w="0" w:type="auto"/>
+            <w:tcBorders>
+              <w:top w:val="single" w:color="CFCFCF" w:sz="6" w:space="0"/>
+              <w:left w:val="single" w:color="CFCFCF" w:sz="6" w:space="0"/>
+              <w:bottom w:val="single" w:color="CFCFCF" w:sz="6" w:space="0"/>
+              <w:right w:val="single" w:color="CFCFCF" w:sz="6" w:space="0"/>
+            </w:tcBorders>
+            <w:shd w:val="clear"/>
+            <w:tcMar>
+              <w:top w:w="120" w:type="dxa"/>
+              <w:left w:w="160" w:type="dxa"/>
+              <w:bottom w:w="120" w:type="dxa"/>
+              <w:right w:w="160" w:type="dxa"/>
+            </w:tcMar>
+            <w:vAlign w:val="top"/>
+          </w:tcPr>
+          <w:p>
+            <w:pPr>
+              <w:keepNext w:val="0"/>
+              <w:keepLines w:val="0"/>
+              <w:widowControl/>
+              <w:suppressLineNumbers w:val="0"/>
+              <w:spacing w:line="23" w:lineRule="atLeast"/>
+              <w:jc w:val="left"/>
+              <w:textAlignment w:val="top"/>
+              <w:rPr>
+                <w:rFonts w:hint="default" w:ascii="Calibri" w:hAnsi="Calibri" w:cs="Calibri"/>
+                <w:color w:val="1A1A1A"/>
+                <w:sz w:val="21"/>
+                <w:szCs w:val="21"/>
+              </w:rPr>
+            </w:pPr>
+            <w:r>
+              <w:rPr>
+                <w:rFonts w:hint="default" w:ascii="Calibri" w:hAnsi="Calibri" w:eastAsia="SimSun" w:cs="Calibri"/>
+                <w:color w:val="1A1A1A"/>
+                <w:sz w:val="21"/>
+                <w:szCs w:val="21"/>
+                <w:bdr w:val="none" w:color="auto" w:sz="0" w:space="0"/>
+              </w:rPr>
+              <w:t>Ring-fencing, DvP settlement, share-integrity audit</w:t>
+            </w:r>
+          </w:p>
+        </w:tc>
+        <w:tc>
+          <w:tcPr>
+            <w:tcW w:w="0" w:type="auto"/>
+            <w:tcBorders>
+              <w:top w:val="single" w:color="CFCFCF" w:sz="6" w:space="0"/>
+              <w:left w:val="single" w:color="CFCFCF" w:sz="6" w:space="0"/>
+              <w:bottom w:val="single" w:color="CFCFCF" w:sz="6" w:space="0"/>
+              <w:right w:val="single" w:color="CFCFCF" w:sz="6" w:space="0"/>
+            </w:tcBorders>
+            <w:shd w:val="clear"/>
+            <w:tcMar>
+              <w:top w:w="120" w:type="dxa"/>
+              <w:left w:w="160" w:type="dxa"/>
+              <w:bottom w:w="120" w:type="dxa"/>
+              <w:right w:w="160" w:type="dxa"/>
+            </w:tcMar>
+            <w:vAlign w:val="top"/>
+          </w:tcPr>
+          <w:p>
+            <w:pPr>
+              <w:keepNext w:val="0"/>
+              <w:keepLines w:val="0"/>
+              <w:widowControl/>
+              <w:suppressLineNumbers w:val="0"/>
+              <w:spacing w:line="23" w:lineRule="atLeast"/>
+              <w:jc w:val="left"/>
+              <w:textAlignment w:val="top"/>
+              <w:rPr>
+                <w:rFonts w:hint="default" w:ascii="Calibri" w:hAnsi="Calibri" w:cs="Calibri"/>
+                <w:color w:val="1A1A1A"/>
+                <w:sz w:val="21"/>
+                <w:szCs w:val="21"/>
+              </w:rPr>
+            </w:pPr>
+            <w:r>
+              <w:rPr>
+                <w:rFonts w:hint="default" w:ascii="Calibri" w:hAnsi="Calibri" w:eastAsia="SimSun" w:cs="Calibri"/>
+                <w:color w:val="1A1A1A"/>
+                <w:sz w:val="21"/>
+                <w:szCs w:val="21"/>
+                <w:bdr w:val="none" w:color="auto" w:sz="0" w:space="0"/>
+              </w:rPr>
+              <w:t>Security &amp; covenants</w:t>
             </w:r>
           </w:p>
         </w:tc>
       </w:tr>
     </w:tbl>
+    <w:p>
+      <w:pPr>
+        <w:pStyle w:val="11"/>
+        <w:keepNext w:val="0"/>
+        <w:keepLines w:val="0"/>
+        <w:widowControl/>
+        <w:suppressLineNumbers w:val="0"/>
+        <w:spacing w:before="0" w:beforeAutospacing="0" w:after="160" w:afterAutospacing="0" w:line="23" w:lineRule="atLeast"/>
+        <w:ind w:left="0" w:right="0"/>
+      </w:pPr>
+      <w:r>
+        <w:rPr>
+          <w:rFonts w:hint="default" w:ascii="Calibri" w:hAnsi="Calibri" w:cs="Calibri"/>
+          <w:color w:val="1A1A1A"/>
+          <w:sz w:val="22"/>
+          <w:szCs w:val="22"/>
+        </w:rPr>
+        <w:t>The split above is illustrative; actual equity/senior ratios and terms are agreed per deal and per partner.</w:t>
+      </w:r>
+    </w:p>
     <w:p>
       <w:pPr>
         <w:pStyle w:val="3"/>
@@ -12408,7 +14046,7 @@
         <w:spacing w:line="23" w:lineRule="atLeast"/>
       </w:pPr>
       <w:r>
-        <w:t>15. Investment Terms (Indicative)</w:t>
+        <w:t>17. Indicative Terms</w:t>
       </w:r>
     </w:p>
     <w:tbl>
@@ -12496,163 +14134,53 @@
                 <w:szCs w:val="21"/>
                 <w:bdr w:val="none" w:color="auto" w:sz="0" w:space="0"/>
               </w:rPr>
-              <w:t>Instrument</w:t>
-            </w:r>
-          </w:p>
-        </w:tc>
-        <w:tc>
-          <w:tcPr>
-            <w:tcW w:w="0" w:type="auto"/>
-            <w:tcBorders>
-              <w:top w:val="single" w:color="CFCFCF" w:sz="6" w:space="0"/>
-              <w:left w:val="single" w:color="CFCFCF" w:sz="6" w:space="0"/>
-              <w:bottom w:val="single" w:color="CFCFCF" w:sz="6" w:space="0"/>
-              <w:right w:val="single" w:color="CFCFCF" w:sz="6" w:space="0"/>
-            </w:tcBorders>
-            <w:shd w:val="clear"/>
-            <w:tcMar>
-              <w:top w:w="120" w:type="dxa"/>
-              <w:left w:w="160" w:type="dxa"/>
-              <w:bottom w:w="120" w:type="dxa"/>
-              <w:right w:w="160" w:type="dxa"/>
-            </w:tcMar>
-            <w:vAlign w:val="top"/>
-          </w:tcPr>
-          <w:p>
-            <w:pPr>
-              <w:keepNext w:val="0"/>
-              <w:keepLines w:val="0"/>
-              <w:widowControl/>
-              <w:suppressLineNumbers w:val="0"/>
-              <w:spacing w:line="23" w:lineRule="atLeast"/>
-              <w:jc w:val="left"/>
-              <w:textAlignment w:val="top"/>
-              <w:rPr>
-                <w:rFonts w:hint="default" w:ascii="Calibri" w:hAnsi="Calibri" w:cs="Calibri"/>
-                <w:color w:val="1A1A1A"/>
-                <w:sz w:val="21"/>
-                <w:szCs w:val="21"/>
-              </w:rPr>
-            </w:pPr>
-            <w:r>
-              <w:rPr>
-                <w:rStyle w:val="26"/>
-                <w:rFonts w:hint="default" w:ascii="Calibri" w:hAnsi="Calibri" w:eastAsia="SimSun" w:cs="Calibri"/>
-                <w:sz w:val="21"/>
-                <w:szCs w:val="21"/>
-                <w:bdr w:val="none" w:color="auto" w:sz="0" w:space="0"/>
-              </w:rPr>
-              <w:t>[Ordinary equity / SAFE / convertible]</w:t>
-            </w:r>
-          </w:p>
-        </w:tc>
-      </w:tr>
-      <w:tr>
-        <w:tblPrEx>
-          <w:tblBorders>
-            <w:top w:val="none" w:color="auto" w:sz="0" w:space="0"/>
-            <w:left w:val="none" w:color="auto" w:sz="0" w:space="0"/>
-            <w:bottom w:val="none" w:color="auto" w:sz="0" w:space="0"/>
-            <w:right w:val="none" w:color="auto" w:sz="0" w:space="0"/>
-            <w:insideH w:val="none" w:color="auto" w:sz="0" w:space="0"/>
-            <w:insideV w:val="none" w:color="auto" w:sz="0" w:space="0"/>
-          </w:tblBorders>
-          <w:tblCellMar>
-            <w:top w:w="15" w:type="dxa"/>
-            <w:left w:w="15" w:type="dxa"/>
-            <w:bottom w:w="15" w:type="dxa"/>
-            <w:right w:w="15" w:type="dxa"/>
-          </w:tblCellMar>
-        </w:tblPrEx>
-        <w:tc>
-          <w:tcPr>
-            <w:tcW w:w="0" w:type="auto"/>
-            <w:tcBorders>
-              <w:top w:val="single" w:color="CFCFCF" w:sz="6" w:space="0"/>
-              <w:left w:val="single" w:color="CFCFCF" w:sz="6" w:space="0"/>
-              <w:bottom w:val="single" w:color="CFCFCF" w:sz="6" w:space="0"/>
-              <w:right w:val="single" w:color="CFCFCF" w:sz="6" w:space="0"/>
-            </w:tcBorders>
-            <w:shd w:val="clear"/>
-            <w:tcMar>
-              <w:top w:w="120" w:type="dxa"/>
-              <w:left w:w="160" w:type="dxa"/>
-              <w:bottom w:w="120" w:type="dxa"/>
-              <w:right w:w="160" w:type="dxa"/>
-            </w:tcMar>
-            <w:vAlign w:val="top"/>
-          </w:tcPr>
-          <w:p>
-            <w:pPr>
-              <w:keepNext w:val="0"/>
-              <w:keepLines w:val="0"/>
-              <w:widowControl/>
-              <w:suppressLineNumbers w:val="0"/>
-              <w:spacing w:line="23" w:lineRule="atLeast"/>
-              <w:jc w:val="left"/>
-              <w:textAlignment w:val="top"/>
-              <w:rPr>
-                <w:rFonts w:hint="default" w:ascii="Calibri" w:hAnsi="Calibri" w:cs="Calibri"/>
-                <w:color w:val="1A1A1A"/>
-                <w:sz w:val="21"/>
-                <w:szCs w:val="21"/>
-              </w:rPr>
-            </w:pPr>
-            <w:r>
-              <w:rPr>
-                <w:rFonts w:hint="default" w:ascii="Calibri" w:hAnsi="Calibri" w:eastAsia="SimSun" w:cs="Calibri"/>
-                <w:color w:val="1A1A1A"/>
-                <w:sz w:val="21"/>
-                <w:szCs w:val="21"/>
-                <w:bdr w:val="none" w:color="auto" w:sz="0" w:space="0"/>
-              </w:rPr>
-              <w:t>Pre-money valuation</w:t>
-            </w:r>
-          </w:p>
-        </w:tc>
-        <w:tc>
-          <w:tcPr>
-            <w:tcW w:w="0" w:type="auto"/>
-            <w:tcBorders>
-              <w:top w:val="single" w:color="CFCFCF" w:sz="6" w:space="0"/>
-              <w:left w:val="single" w:color="CFCFCF" w:sz="6" w:space="0"/>
-              <w:bottom w:val="single" w:color="CFCFCF" w:sz="6" w:space="0"/>
-              <w:right w:val="single" w:color="CFCFCF" w:sz="6" w:space="0"/>
-            </w:tcBorders>
-            <w:shd w:val="clear"/>
-            <w:tcMar>
-              <w:top w:w="120" w:type="dxa"/>
-              <w:left w:w="160" w:type="dxa"/>
-              <w:bottom w:w="120" w:type="dxa"/>
-              <w:right w:w="160" w:type="dxa"/>
-            </w:tcMar>
-            <w:vAlign w:val="top"/>
-          </w:tcPr>
-          <w:p>
-            <w:pPr>
-              <w:keepNext w:val="0"/>
-              <w:keepLines w:val="0"/>
-              <w:widowControl/>
-              <w:suppressLineNumbers w:val="0"/>
-              <w:spacing w:line="23" w:lineRule="atLeast"/>
-              <w:jc w:val="left"/>
-              <w:textAlignment w:val="top"/>
-              <w:rPr>
-                <w:rFonts w:hint="default" w:ascii="Calibri" w:hAnsi="Calibri" w:cs="Calibri"/>
-                <w:color w:val="1A1A1A"/>
-                <w:sz w:val="21"/>
-                <w:szCs w:val="21"/>
-              </w:rPr>
-            </w:pPr>
-            <w:r>
-              <w:rPr>
-                <w:rStyle w:val="26"/>
-                <w:rFonts w:hint="default" w:ascii="Calibri" w:hAnsi="Calibri" w:eastAsia="SimSun" w:cs="Calibri"/>
-                <w:sz w:val="21"/>
-                <w:szCs w:val="21"/>
-                <w:bdr w:val="none" w:color="auto" w:sz="0" w:space="0"/>
-              </w:rPr>
-              <w:t>[R__ million]</w:t>
+              <w:t>Co-investor instrument</w:t>
+            </w:r>
+          </w:p>
+        </w:tc>
+        <w:tc>
+          <w:tcPr>
+            <w:tcW w:w="0" w:type="auto"/>
+            <w:tcBorders>
+              <w:top w:val="single" w:color="CFCFCF" w:sz="6" w:space="0"/>
+              <w:left w:val="single" w:color="CFCFCF" w:sz="6" w:space="0"/>
+              <w:bottom w:val="single" w:color="CFCFCF" w:sz="6" w:space="0"/>
+              <w:right w:val="single" w:color="CFCFCF" w:sz="6" w:space="0"/>
+            </w:tcBorders>
+            <w:shd w:val="clear"/>
+            <w:tcMar>
+              <w:top w:w="120" w:type="dxa"/>
+              <w:left w:w="160" w:type="dxa"/>
+              <w:bottom w:w="120" w:type="dxa"/>
+              <w:right w:w="160" w:type="dxa"/>
+            </w:tcMar>
+            <w:vAlign w:val="top"/>
+          </w:tcPr>
+          <w:p>
+            <w:pPr>
+              <w:keepNext w:val="0"/>
+              <w:keepLines w:val="0"/>
+              <w:widowControl/>
+              <w:suppressLineNumbers w:val="0"/>
+              <w:spacing w:line="23" w:lineRule="atLeast"/>
+              <w:jc w:val="left"/>
+              <w:textAlignment w:val="top"/>
+              <w:rPr>
+                <w:rFonts w:hint="default" w:ascii="Calibri" w:hAnsi="Calibri" w:cs="Calibri"/>
+                <w:color w:val="1A1A1A"/>
+                <w:sz w:val="21"/>
+                <w:szCs w:val="21"/>
+              </w:rPr>
+            </w:pPr>
+            <w:r>
+              <w:rPr>
+                <w:rFonts w:hint="default" w:ascii="Calibri" w:hAnsi="Calibri" w:eastAsia="SimSun" w:cs="Calibri"/>
+                <w:color w:val="1A1A1A"/>
+                <w:sz w:val="21"/>
+                <w:szCs w:val="21"/>
+                <w:bdr w:val="none" w:color="auto" w:sz="0" w:space="0"/>
+              </w:rPr>
+              <w:t>Shares in a per-deal ring-fenced SPV (fractional ownership)</w:t>
             </w:r>
           </w:p>
         </w:tc>
@@ -12717,7 +14245,7 @@
                 <w:szCs w:val="21"/>
                 <w:bdr w:val="none" w:color="auto" w:sz="0" w:space="0"/>
               </w:rPr>
-              <w:t>Amount sought</w:t>
+              <w:t>Co-investor minimum</w:t>
             </w:r>
           </w:p>
         </w:tc>
@@ -12763,7 +14291,17 @@
                 <w:szCs w:val="21"/>
                 <w:bdr w:val="none" w:color="auto" w:sz="0" w:space="0"/>
               </w:rPr>
-              <w:t>[R__ million]</w:t>
+              <w:t>[R10,000]</w:t>
+            </w:r>
+            <w:r>
+              <w:rPr>
+                <w:rFonts w:hint="default" w:ascii="Calibri" w:hAnsi="Calibri" w:eastAsia="SimSun" w:cs="Calibri"/>
+                <w:color w:val="1A1A1A"/>
+                <w:sz w:val="21"/>
+                <w:szCs w:val="21"/>
+                <w:bdr w:val="none" w:color="auto" w:sz="0" w:space="0"/>
+              </w:rPr>
+              <w:t xml:space="preserve"> per deal</w:t>
             </w:r>
           </w:p>
         </w:tc>
@@ -12828,7 +14366,7 @@
                 <w:szCs w:val="21"/>
                 <w:bdr w:val="none" w:color="auto" w:sz="0" w:space="0"/>
               </w:rPr>
-              <w:t>Minimum ticket</w:t>
+              <w:t>Developer-equity target</w:t>
             </w:r>
           </w:p>
         </w:tc>
@@ -12874,7 +14412,127 @@
                 <w:szCs w:val="21"/>
                 <w:bdr w:val="none" w:color="auto" w:sz="0" w:space="0"/>
               </w:rPr>
-              <w:t>[R__]</w:t>
+              <w:t>[~30%]</w:t>
+            </w:r>
+            <w:r>
+              <w:rPr>
+                <w:rFonts w:hint="default" w:ascii="Calibri" w:hAnsi="Calibri" w:eastAsia="SimSun" w:cs="Calibri"/>
+                <w:color w:val="1A1A1A"/>
+                <w:sz w:val="21"/>
+                <w:szCs w:val="21"/>
+                <w:bdr w:val="none" w:color="auto" w:sz="0" w:space="0"/>
+              </w:rPr>
+              <w:t xml:space="preserve"> of project cost, aggregated from the pool</w:t>
+            </w:r>
+          </w:p>
+        </w:tc>
+      </w:tr>
+      <w:tr>
+        <w:tblPrEx>
+          <w:tblBorders>
+            <w:top w:val="none" w:color="auto" w:sz="0" w:space="0"/>
+            <w:left w:val="none" w:color="auto" w:sz="0" w:space="0"/>
+            <w:bottom w:val="none" w:color="auto" w:sz="0" w:space="0"/>
+            <w:right w:val="none" w:color="auto" w:sz="0" w:space="0"/>
+            <w:insideH w:val="none" w:color="auto" w:sz="0" w:space="0"/>
+            <w:insideV w:val="none" w:color="auto" w:sz="0" w:space="0"/>
+          </w:tblBorders>
+          <w:tblCellMar>
+            <w:top w:w="15" w:type="dxa"/>
+            <w:left w:w="15" w:type="dxa"/>
+            <w:bottom w:w="15" w:type="dxa"/>
+            <w:right w:w="15" w:type="dxa"/>
+          </w:tblCellMar>
+        </w:tblPrEx>
+        <w:tc>
+          <w:tcPr>
+            <w:tcW w:w="0" w:type="auto"/>
+            <w:tcBorders>
+              <w:top w:val="single" w:color="CFCFCF" w:sz="6" w:space="0"/>
+              <w:left w:val="single" w:color="CFCFCF" w:sz="6" w:space="0"/>
+              <w:bottom w:val="single" w:color="CFCFCF" w:sz="6" w:space="0"/>
+              <w:right w:val="single" w:color="CFCFCF" w:sz="6" w:space="0"/>
+            </w:tcBorders>
+            <w:shd w:val="clear"/>
+            <w:tcMar>
+              <w:top w:w="120" w:type="dxa"/>
+              <w:left w:w="160" w:type="dxa"/>
+              <w:bottom w:w="120" w:type="dxa"/>
+              <w:right w:w="160" w:type="dxa"/>
+            </w:tcMar>
+            <w:vAlign w:val="top"/>
+          </w:tcPr>
+          <w:p>
+            <w:pPr>
+              <w:keepNext w:val="0"/>
+              <w:keepLines w:val="0"/>
+              <w:widowControl/>
+              <w:suppressLineNumbers w:val="0"/>
+              <w:spacing w:line="23" w:lineRule="atLeast"/>
+              <w:jc w:val="left"/>
+              <w:textAlignment w:val="top"/>
+              <w:rPr>
+                <w:rFonts w:hint="default" w:ascii="Calibri" w:hAnsi="Calibri" w:cs="Calibri"/>
+                <w:color w:val="1A1A1A"/>
+                <w:sz w:val="21"/>
+                <w:szCs w:val="21"/>
+              </w:rPr>
+            </w:pPr>
+            <w:r>
+              <w:rPr>
+                <w:rFonts w:hint="default" w:ascii="Calibri" w:hAnsi="Calibri" w:eastAsia="SimSun" w:cs="Calibri"/>
+                <w:color w:val="1A1A1A"/>
+                <w:sz w:val="21"/>
+                <w:szCs w:val="21"/>
+                <w:bdr w:val="none" w:color="auto" w:sz="0" w:space="0"/>
+              </w:rPr>
+              <w:t>Institutional role</w:t>
+            </w:r>
+          </w:p>
+        </w:tc>
+        <w:tc>
+          <w:tcPr>
+            <w:tcW w:w="0" w:type="auto"/>
+            <w:tcBorders>
+              <w:top w:val="single" w:color="CFCFCF" w:sz="6" w:space="0"/>
+              <w:left w:val="single" w:color="CFCFCF" w:sz="6" w:space="0"/>
+              <w:bottom w:val="single" w:color="CFCFCF" w:sz="6" w:space="0"/>
+              <w:right w:val="single" w:color="CFCFCF" w:sz="6" w:space="0"/>
+            </w:tcBorders>
+            <w:shd w:val="clear"/>
+            <w:tcMar>
+              <w:top w:w="120" w:type="dxa"/>
+              <w:left w:w="160" w:type="dxa"/>
+              <w:bottom w:w="120" w:type="dxa"/>
+              <w:right w:w="160" w:type="dxa"/>
+            </w:tcMar>
+            <w:vAlign w:val="top"/>
+          </w:tcPr>
+          <w:p>
+            <w:pPr>
+              <w:keepNext w:val="0"/>
+              <w:keepLines w:val="0"/>
+              <w:widowControl/>
+              <w:suppressLineNumbers w:val="0"/>
+              <w:spacing w:line="23" w:lineRule="atLeast"/>
+              <w:jc w:val="left"/>
+              <w:textAlignment w:val="top"/>
+              <w:rPr>
+                <w:rFonts w:hint="default" w:ascii="Calibri" w:hAnsi="Calibri" w:cs="Calibri"/>
+                <w:color w:val="1A1A1A"/>
+                <w:sz w:val="21"/>
+                <w:szCs w:val="21"/>
+              </w:rPr>
+            </w:pPr>
+            <w:r>
+              <w:rPr>
+                <w:rFonts w:hint="default" w:ascii="Calibri" w:hAnsi="Calibri" w:eastAsia="SimSun" w:cs="Calibri"/>
+                <w:color w:val="1A1A1A"/>
+                <w:sz w:val="21"/>
+                <w:szCs w:val="21"/>
+                <w:bdr w:val="none" w:color="auto" w:sz="0" w:space="0"/>
+              </w:rPr>
+              <w:t>Senior development finance against the equity cushion; terms per deal</w:t>
             </w:r>
           </w:p>
         </w:tc>
@@ -12939,7 +14597,7 @@
                 <w:szCs w:val="21"/>
                 <w:bdr w:val="none" w:color="auto" w:sz="0" w:space="0"/>
               </w:rPr>
-              <w:t>Investor rights</w:t>
+              <w:t>Co-investor returns</w:t>
             </w:r>
           </w:p>
         </w:tc>
@@ -12985,7 +14643,127 @@
                 <w:szCs w:val="21"/>
                 <w:bdr w:val="none" w:color="auto" w:sz="0" w:space="0"/>
               </w:rPr>
-              <w:t>[Information rights, pro-rata, board observer, etc.]</w:t>
+              <w:t>[Rental income and/or development profit share]</w:t>
+            </w:r>
+            <w:r>
+              <w:rPr>
+                <w:rFonts w:hint="default" w:ascii="Calibri" w:hAnsi="Calibri" w:eastAsia="SimSun" w:cs="Calibri"/>
+                <w:color w:val="1A1A1A"/>
+                <w:sz w:val="21"/>
+                <w:szCs w:val="21"/>
+                <w:bdr w:val="none" w:color="auto" w:sz="0" w:space="0"/>
+              </w:rPr>
+              <w:t>, distributed via the SPV</w:t>
+            </w:r>
+          </w:p>
+        </w:tc>
+      </w:tr>
+      <w:tr>
+        <w:tblPrEx>
+          <w:tblBorders>
+            <w:top w:val="none" w:color="auto" w:sz="0" w:space="0"/>
+            <w:left w:val="none" w:color="auto" w:sz="0" w:space="0"/>
+            <w:bottom w:val="none" w:color="auto" w:sz="0" w:space="0"/>
+            <w:right w:val="none" w:color="auto" w:sz="0" w:space="0"/>
+            <w:insideH w:val="none" w:color="auto" w:sz="0" w:space="0"/>
+            <w:insideV w:val="none" w:color="auto" w:sz="0" w:space="0"/>
+          </w:tblBorders>
+          <w:tblCellMar>
+            <w:top w:w="15" w:type="dxa"/>
+            <w:left w:w="15" w:type="dxa"/>
+            <w:bottom w:w="15" w:type="dxa"/>
+            <w:right w:w="15" w:type="dxa"/>
+          </w:tblCellMar>
+        </w:tblPrEx>
+        <w:tc>
+          <w:tcPr>
+            <w:tcW w:w="0" w:type="auto"/>
+            <w:tcBorders>
+              <w:top w:val="single" w:color="CFCFCF" w:sz="6" w:space="0"/>
+              <w:left w:val="single" w:color="CFCFCF" w:sz="6" w:space="0"/>
+              <w:bottom w:val="single" w:color="CFCFCF" w:sz="6" w:space="0"/>
+              <w:right w:val="single" w:color="CFCFCF" w:sz="6" w:space="0"/>
+            </w:tcBorders>
+            <w:shd w:val="clear"/>
+            <w:tcMar>
+              <w:top w:w="120" w:type="dxa"/>
+              <w:left w:w="160" w:type="dxa"/>
+              <w:bottom w:w="120" w:type="dxa"/>
+              <w:right w:w="160" w:type="dxa"/>
+            </w:tcMar>
+            <w:vAlign w:val="top"/>
+          </w:tcPr>
+          <w:p>
+            <w:pPr>
+              <w:keepNext w:val="0"/>
+              <w:keepLines w:val="0"/>
+              <w:widowControl/>
+              <w:suppressLineNumbers w:val="0"/>
+              <w:spacing w:line="23" w:lineRule="atLeast"/>
+              <w:jc w:val="left"/>
+              <w:textAlignment w:val="top"/>
+              <w:rPr>
+                <w:rFonts w:hint="default" w:ascii="Calibri" w:hAnsi="Calibri" w:cs="Calibri"/>
+                <w:color w:val="1A1A1A"/>
+                <w:sz w:val="21"/>
+                <w:szCs w:val="21"/>
+              </w:rPr>
+            </w:pPr>
+            <w:r>
+              <w:rPr>
+                <w:rFonts w:hint="default" w:ascii="Calibri" w:hAnsi="Calibri" w:eastAsia="SimSun" w:cs="Calibri"/>
+                <w:color w:val="1A1A1A"/>
+                <w:sz w:val="21"/>
+                <w:szCs w:val="21"/>
+                <w:bdr w:val="none" w:color="auto" w:sz="0" w:space="0"/>
+              </w:rPr>
+              <w:t>Liquidity</w:t>
+            </w:r>
+          </w:p>
+        </w:tc>
+        <w:tc>
+          <w:tcPr>
+            <w:tcW w:w="0" w:type="auto"/>
+            <w:tcBorders>
+              <w:top w:val="single" w:color="CFCFCF" w:sz="6" w:space="0"/>
+              <w:left w:val="single" w:color="CFCFCF" w:sz="6" w:space="0"/>
+              <w:bottom w:val="single" w:color="CFCFCF" w:sz="6" w:space="0"/>
+              <w:right w:val="single" w:color="CFCFCF" w:sz="6" w:space="0"/>
+            </w:tcBorders>
+            <w:shd w:val="clear"/>
+            <w:tcMar>
+              <w:top w:w="120" w:type="dxa"/>
+              <w:left w:w="160" w:type="dxa"/>
+              <w:bottom w:w="120" w:type="dxa"/>
+              <w:right w:w="160" w:type="dxa"/>
+            </w:tcMar>
+            <w:vAlign w:val="top"/>
+          </w:tcPr>
+          <w:p>
+            <w:pPr>
+              <w:keepNext w:val="0"/>
+              <w:keepLines w:val="0"/>
+              <w:widowControl/>
+              <w:suppressLineNumbers w:val="0"/>
+              <w:spacing w:line="23" w:lineRule="atLeast"/>
+              <w:jc w:val="left"/>
+              <w:textAlignment w:val="top"/>
+              <w:rPr>
+                <w:rFonts w:hint="default" w:ascii="Calibri" w:hAnsi="Calibri" w:cs="Calibri"/>
+                <w:color w:val="1A1A1A"/>
+                <w:sz w:val="21"/>
+                <w:szCs w:val="21"/>
+              </w:rPr>
+            </w:pPr>
+            <w:r>
+              <w:rPr>
+                <w:rFonts w:hint="default" w:ascii="Calibri" w:hAnsi="Calibri" w:eastAsia="SimSun" w:cs="Calibri"/>
+                <w:color w:val="1A1A1A"/>
+                <w:sz w:val="21"/>
+                <w:szCs w:val="21"/>
+                <w:bdr w:val="none" w:color="auto" w:sz="0" w:space="0"/>
+              </w:rPr>
+              <w:t>Secondary market for SPV shares (subject to availability &amp; KYC)</w:t>
             </w:r>
           </w:p>
         </w:tc>
@@ -13050,53 +14828,53 @@
                 <w:szCs w:val="21"/>
                 <w:bdr w:val="none" w:color="auto" w:sz="0" w:space="0"/>
               </w:rPr>
-              <w:t>Use of proceeds</w:t>
-            </w:r>
-          </w:p>
-        </w:tc>
-        <w:tc>
-          <w:tcPr>
-            <w:tcW w:w="0" w:type="auto"/>
-            <w:tcBorders>
-              <w:top w:val="single" w:color="CFCFCF" w:sz="6" w:space="0"/>
-              <w:left w:val="single" w:color="CFCFCF" w:sz="6" w:space="0"/>
-              <w:bottom w:val="single" w:color="CFCFCF" w:sz="6" w:space="0"/>
-              <w:right w:val="single" w:color="CFCFCF" w:sz="6" w:space="0"/>
-            </w:tcBorders>
-            <w:shd w:val="clear"/>
-            <w:tcMar>
-              <w:top w:w="120" w:type="dxa"/>
-              <w:left w:w="160" w:type="dxa"/>
-              <w:bottom w:w="120" w:type="dxa"/>
-              <w:right w:w="160" w:type="dxa"/>
-            </w:tcMar>
-            <w:vAlign w:val="top"/>
-          </w:tcPr>
-          <w:p>
-            <w:pPr>
-              <w:keepNext w:val="0"/>
-              <w:keepLines w:val="0"/>
-              <w:widowControl/>
-              <w:suppressLineNumbers w:val="0"/>
-              <w:spacing w:line="23" w:lineRule="atLeast"/>
-              <w:jc w:val="left"/>
-              <w:textAlignment w:val="top"/>
-              <w:rPr>
-                <w:rFonts w:hint="default" w:ascii="Calibri" w:hAnsi="Calibri" w:cs="Calibri"/>
-                <w:color w:val="1A1A1A"/>
-                <w:sz w:val="21"/>
-                <w:szCs w:val="21"/>
-              </w:rPr>
-            </w:pPr>
-            <w:r>
-              <w:rPr>
-                <w:rFonts w:hint="default" w:ascii="Calibri" w:hAnsi="Calibri" w:eastAsia="SimSun" w:cs="Calibri"/>
-                <w:color w:val="1A1A1A"/>
-                <w:sz w:val="21"/>
-                <w:szCs w:val="21"/>
-                <w:bdr w:val="none" w:color="auto" w:sz="0" w:space="0"/>
-              </w:rPr>
-              <w:t>As per Section 14</w:t>
+              <w:t>Governance</w:t>
+            </w:r>
+          </w:p>
+        </w:tc>
+        <w:tc>
+          <w:tcPr>
+            <w:tcW w:w="0" w:type="auto"/>
+            <w:tcBorders>
+              <w:top w:val="single" w:color="CFCFCF" w:sz="6" w:space="0"/>
+              <w:left w:val="single" w:color="CFCFCF" w:sz="6" w:space="0"/>
+              <w:bottom w:val="single" w:color="CFCFCF" w:sz="6" w:space="0"/>
+              <w:right w:val="single" w:color="CFCFCF" w:sz="6" w:space="0"/>
+            </w:tcBorders>
+            <w:shd w:val="clear"/>
+            <w:tcMar>
+              <w:top w:w="120" w:type="dxa"/>
+              <w:left w:w="160" w:type="dxa"/>
+              <w:bottom w:w="120" w:type="dxa"/>
+              <w:right w:w="160" w:type="dxa"/>
+            </w:tcMar>
+            <w:vAlign w:val="top"/>
+          </w:tcPr>
+          <w:p>
+            <w:pPr>
+              <w:keepNext w:val="0"/>
+              <w:keepLines w:val="0"/>
+              <w:widowControl/>
+              <w:suppressLineNumbers w:val="0"/>
+              <w:spacing w:line="23" w:lineRule="atLeast"/>
+              <w:jc w:val="left"/>
+              <w:textAlignment w:val="top"/>
+              <w:rPr>
+                <w:rFonts w:hint="default" w:ascii="Calibri" w:hAnsi="Calibri" w:cs="Calibri"/>
+                <w:color w:val="1A1A1A"/>
+                <w:sz w:val="21"/>
+                <w:szCs w:val="21"/>
+              </w:rPr>
+            </w:pPr>
+            <w:r>
+              <w:rPr>
+                <w:rFonts w:hint="default" w:ascii="Calibri" w:hAnsi="Calibri" w:eastAsia="SimSun" w:cs="Calibri"/>
+                <w:color w:val="1A1A1A"/>
+                <w:sz w:val="21"/>
+                <w:szCs w:val="21"/>
+                <w:bdr w:val="none" w:color="auto" w:sz="0" w:space="0"/>
+              </w:rPr>
+              <w:t>Ring-fenced SPV, transparent reporting, share-integrity audit, fee disclosure</w:t>
             </w:r>
           </w:p>
         </w:tc>
@@ -13119,7 +14897,7 @@
           <w:sz w:val="22"/>
           <w:szCs w:val="22"/>
         </w:rPr>
-        <w:t>Indicative only and subject to definitive subscription and shareholders’ agreements.</w:t>
+        <w:t>Indicative only and subject to definitive subscription, co-funding, and shareholders’ agreements and applicable exemptions.</w:t>
       </w:r>
     </w:p>
     <w:p>
@@ -13132,7 +14910,7 @@
         <w:spacing w:line="23" w:lineRule="atLeast"/>
       </w:pPr>
       <w:r>
-        <w:t>16. Key Risks &amp; Mitigations</w:t>
+        <w:t>18. Key Risks &amp; Mitigations</w:t>
       </w:r>
     </w:p>
     <w:tbl>
@@ -13325,53 +15103,53 @@
                 <w:szCs w:val="21"/>
                 <w:bdr w:val="none" w:color="auto" w:sz="0" w:space="0"/>
               </w:rPr>
-              <w:t>Regulatory (fractional co-investment)</w:t>
-            </w:r>
-          </w:p>
-        </w:tc>
-        <w:tc>
-          <w:tcPr>
-            <w:tcW w:w="0" w:type="auto"/>
-            <w:tcBorders>
-              <w:top w:val="single" w:color="CFCFCF" w:sz="6" w:space="0"/>
-              <w:left w:val="single" w:color="CFCFCF" w:sz="6" w:space="0"/>
-              <w:bottom w:val="single" w:color="CFCFCF" w:sz="6" w:space="0"/>
-              <w:right w:val="single" w:color="CFCFCF" w:sz="6" w:space="0"/>
-            </w:tcBorders>
-            <w:shd w:val="clear"/>
-            <w:tcMar>
-              <w:top w:w="120" w:type="dxa"/>
-              <w:left w:w="160" w:type="dxa"/>
-              <w:bottom w:w="120" w:type="dxa"/>
-              <w:right w:w="160" w:type="dxa"/>
-            </w:tcMar>
-            <w:vAlign w:val="top"/>
-          </w:tcPr>
-          <w:p>
-            <w:pPr>
-              <w:keepNext w:val="0"/>
-              <w:keepLines w:val="0"/>
-              <w:widowControl/>
-              <w:suppressLineNumbers w:val="0"/>
-              <w:spacing w:line="23" w:lineRule="atLeast"/>
-              <w:jc w:val="left"/>
-              <w:textAlignment w:val="top"/>
-              <w:rPr>
-                <w:rFonts w:hint="default" w:ascii="Calibri" w:hAnsi="Calibri" w:cs="Calibri"/>
-                <w:color w:val="1A1A1A"/>
-                <w:sz w:val="21"/>
-                <w:szCs w:val="21"/>
-              </w:rPr>
-            </w:pPr>
-            <w:r>
-              <w:rPr>
-                <w:rFonts w:hint="default" w:ascii="Calibri" w:hAnsi="Calibri" w:eastAsia="SimSun" w:cs="Calibri"/>
-                <w:color w:val="1A1A1A"/>
-                <w:sz w:val="21"/>
-                <w:szCs w:val="21"/>
-                <w:bdr w:val="none" w:color="auto" w:sz="0" w:space="0"/>
-              </w:rPr>
-              <w:t>Operate through an FSCA-accredited partner; phased rollout; legal counsel.</w:t>
+              <w:t>Regulatory (pooled co-investment)</w:t>
+            </w:r>
+          </w:p>
+        </w:tc>
+        <w:tc>
+          <w:tcPr>
+            <w:tcW w:w="0" w:type="auto"/>
+            <w:tcBorders>
+              <w:top w:val="single" w:color="CFCFCF" w:sz="6" w:space="0"/>
+              <w:left w:val="single" w:color="CFCFCF" w:sz="6" w:space="0"/>
+              <w:bottom w:val="single" w:color="CFCFCF" w:sz="6" w:space="0"/>
+              <w:right w:val="single" w:color="CFCFCF" w:sz="6" w:space="0"/>
+            </w:tcBorders>
+            <w:shd w:val="clear"/>
+            <w:tcMar>
+              <w:top w:w="120" w:type="dxa"/>
+              <w:left w:w="160" w:type="dxa"/>
+              <w:bottom w:w="120" w:type="dxa"/>
+              <w:right w:w="160" w:type="dxa"/>
+            </w:tcMar>
+            <w:vAlign w:val="top"/>
+          </w:tcPr>
+          <w:p>
+            <w:pPr>
+              <w:keepNext w:val="0"/>
+              <w:keepLines w:val="0"/>
+              <w:widowControl/>
+              <w:suppressLineNumbers w:val="0"/>
+              <w:spacing w:line="23" w:lineRule="atLeast"/>
+              <w:jc w:val="left"/>
+              <w:textAlignment w:val="top"/>
+              <w:rPr>
+                <w:rFonts w:hint="default" w:ascii="Calibri" w:hAnsi="Calibri" w:cs="Calibri"/>
+                <w:color w:val="1A1A1A"/>
+                <w:sz w:val="21"/>
+                <w:szCs w:val="21"/>
+              </w:rPr>
+            </w:pPr>
+            <w:r>
+              <w:rPr>
+                <w:rFonts w:hint="default" w:ascii="Calibri" w:hAnsi="Calibri" w:eastAsia="SimSun" w:cs="Calibri"/>
+                <w:color w:val="1A1A1A"/>
+                <w:sz w:val="21"/>
+                <w:szCs w:val="21"/>
+                <w:bdr w:val="none" w:color="auto" w:sz="0" w:space="0"/>
+              </w:rPr>
+              <w:t>Operate through an FSCA-accredited partner; phased rollout; legal counsel; qualifying-investor exemptions.</w:t>
             </w:r>
           </w:p>
         </w:tc>
@@ -13436,53 +15214,53 @@
                 <w:szCs w:val="21"/>
                 <w:bdr w:val="none" w:color="auto" w:sz="0" w:space="0"/>
               </w:rPr>
-              <w:t>Market / property cycle</w:t>
-            </w:r>
-          </w:p>
-        </w:tc>
-        <w:tc>
-          <w:tcPr>
-            <w:tcW w:w="0" w:type="auto"/>
-            <w:tcBorders>
-              <w:top w:val="single" w:color="CFCFCF" w:sz="6" w:space="0"/>
-              <w:left w:val="single" w:color="CFCFCF" w:sz="6" w:space="0"/>
-              <w:bottom w:val="single" w:color="CFCFCF" w:sz="6" w:space="0"/>
-              <w:right w:val="single" w:color="CFCFCF" w:sz="6" w:space="0"/>
-            </w:tcBorders>
-            <w:shd w:val="clear"/>
-            <w:tcMar>
-              <w:top w:w="120" w:type="dxa"/>
-              <w:left w:w="160" w:type="dxa"/>
-              <w:bottom w:w="120" w:type="dxa"/>
-              <w:right w:w="160" w:type="dxa"/>
-            </w:tcMar>
-            <w:vAlign w:val="top"/>
-          </w:tcPr>
-          <w:p>
-            <w:pPr>
-              <w:keepNext w:val="0"/>
-              <w:keepLines w:val="0"/>
-              <w:widowControl/>
-              <w:suppressLineNumbers w:val="0"/>
-              <w:spacing w:line="23" w:lineRule="atLeast"/>
-              <w:jc w:val="left"/>
-              <w:textAlignment w:val="top"/>
-              <w:rPr>
-                <w:rFonts w:hint="default" w:ascii="Calibri" w:hAnsi="Calibri" w:cs="Calibri"/>
-                <w:color w:val="1A1A1A"/>
-                <w:sz w:val="21"/>
-                <w:szCs w:val="21"/>
-              </w:rPr>
-            </w:pPr>
-            <w:r>
-              <w:rPr>
-                <w:rFonts w:hint="default" w:ascii="Calibri" w:hAnsi="Calibri" w:eastAsia="SimSun" w:cs="Calibri"/>
-                <w:color w:val="1A1A1A"/>
-                <w:sz w:val="21"/>
-                <w:szCs w:val="21"/>
-                <w:bdr w:val="none" w:color="auto" w:sz="0" w:space="0"/>
-              </w:rPr>
-              <w:t>Diversified SPVs, conservative underwriting, distressed focus (margin of safety).</w:t>
+              <w:t>Equity tranche not fully subscribed</w:t>
+            </w:r>
+          </w:p>
+        </w:tc>
+        <w:tc>
+          <w:tcPr>
+            <w:tcW w:w="0" w:type="auto"/>
+            <w:tcBorders>
+              <w:top w:val="single" w:color="CFCFCF" w:sz="6" w:space="0"/>
+              <w:left w:val="single" w:color="CFCFCF" w:sz="6" w:space="0"/>
+              <w:bottom w:val="single" w:color="CFCFCF" w:sz="6" w:space="0"/>
+              <w:right w:val="single" w:color="CFCFCF" w:sz="6" w:space="0"/>
+            </w:tcBorders>
+            <w:shd w:val="clear"/>
+            <w:tcMar>
+              <w:top w:w="120" w:type="dxa"/>
+              <w:left w:w="160" w:type="dxa"/>
+              <w:bottom w:w="120" w:type="dxa"/>
+              <w:right w:w="160" w:type="dxa"/>
+            </w:tcMar>
+            <w:vAlign w:val="top"/>
+          </w:tcPr>
+          <w:p>
+            <w:pPr>
+              <w:keepNext w:val="0"/>
+              <w:keepLines w:val="0"/>
+              <w:widowControl/>
+              <w:suppressLineNumbers w:val="0"/>
+              <w:spacing w:line="23" w:lineRule="atLeast"/>
+              <w:jc w:val="left"/>
+              <w:textAlignment w:val="top"/>
+              <w:rPr>
+                <w:rFonts w:hint="default" w:ascii="Calibri" w:hAnsi="Calibri" w:cs="Calibri"/>
+                <w:color w:val="1A1A1A"/>
+                <w:sz w:val="21"/>
+                <w:szCs w:val="21"/>
+              </w:rPr>
+            </w:pPr>
+            <w:r>
+              <w:rPr>
+                <w:rFonts w:hint="default" w:ascii="Calibri" w:hAnsi="Calibri" w:eastAsia="SimSun" w:cs="Calibri"/>
+                <w:color w:val="1A1A1A"/>
+                <w:sz w:val="21"/>
+                <w:szCs w:val="21"/>
+                <w:bdr w:val="none" w:color="auto" w:sz="0" w:space="0"/>
+              </w:rPr>
+              <w:t>Deals proceed only once the ~30% is committed; funds held/reserved per SPV; staged commitments.</w:t>
             </w:r>
           </w:p>
         </w:tc>
@@ -13547,53 +15325,53 @@
                 <w:szCs w:val="21"/>
                 <w:bdr w:val="none" w:color="auto" w:sz="0" w:space="0"/>
               </w:rPr>
-              <w:t>Adoption / CAC</w:t>
-            </w:r>
-          </w:p>
-        </w:tc>
-        <w:tc>
-          <w:tcPr>
-            <w:tcW w:w="0" w:type="auto"/>
-            <w:tcBorders>
-              <w:top w:val="single" w:color="CFCFCF" w:sz="6" w:space="0"/>
-              <w:left w:val="single" w:color="CFCFCF" w:sz="6" w:space="0"/>
-              <w:bottom w:val="single" w:color="CFCFCF" w:sz="6" w:space="0"/>
-              <w:right w:val="single" w:color="CFCFCF" w:sz="6" w:space="0"/>
-            </w:tcBorders>
-            <w:shd w:val="clear"/>
-            <w:tcMar>
-              <w:top w:w="120" w:type="dxa"/>
-              <w:left w:w="160" w:type="dxa"/>
-              <w:bottom w:w="120" w:type="dxa"/>
-              <w:right w:w="160" w:type="dxa"/>
-            </w:tcMar>
-            <w:vAlign w:val="top"/>
-          </w:tcPr>
-          <w:p>
-            <w:pPr>
-              <w:keepNext w:val="0"/>
-              <w:keepLines w:val="0"/>
-              <w:widowControl/>
-              <w:suppressLineNumbers w:val="0"/>
-              <w:spacing w:line="23" w:lineRule="atLeast"/>
-              <w:jc w:val="left"/>
-              <w:textAlignment w:val="top"/>
-              <w:rPr>
-                <w:rFonts w:hint="default" w:ascii="Calibri" w:hAnsi="Calibri" w:cs="Calibri"/>
-                <w:color w:val="1A1A1A"/>
-                <w:sz w:val="21"/>
-                <w:szCs w:val="21"/>
-              </w:rPr>
-            </w:pPr>
-            <w:r>
-              <w:rPr>
-                <w:rFonts w:hint="default" w:ascii="Calibri" w:hAnsi="Calibri" w:eastAsia="SimSun" w:cs="Calibri"/>
-                <w:color w:val="1A1A1A"/>
-                <w:sz w:val="21"/>
-                <w:szCs w:val="21"/>
-                <w:bdr w:val="none" w:color="auto" w:sz="0" w:space="0"/>
-              </w:rPr>
-              <w:t>Lead with high-ROI tools; organic content funnel; two-sided origination.</w:t>
+              <w:t>Market / property / development cycle</w:t>
+            </w:r>
+          </w:p>
+        </w:tc>
+        <w:tc>
+          <w:tcPr>
+            <w:tcW w:w="0" w:type="auto"/>
+            <w:tcBorders>
+              <w:top w:val="single" w:color="CFCFCF" w:sz="6" w:space="0"/>
+              <w:left w:val="single" w:color="CFCFCF" w:sz="6" w:space="0"/>
+              <w:bottom w:val="single" w:color="CFCFCF" w:sz="6" w:space="0"/>
+              <w:right w:val="single" w:color="CFCFCF" w:sz="6" w:space="0"/>
+            </w:tcBorders>
+            <w:shd w:val="clear"/>
+            <w:tcMar>
+              <w:top w:w="120" w:type="dxa"/>
+              <w:left w:w="160" w:type="dxa"/>
+              <w:bottom w:w="120" w:type="dxa"/>
+              <w:right w:w="160" w:type="dxa"/>
+            </w:tcMar>
+            <w:vAlign w:val="top"/>
+          </w:tcPr>
+          <w:p>
+            <w:pPr>
+              <w:keepNext w:val="0"/>
+              <w:keepLines w:val="0"/>
+              <w:widowControl/>
+              <w:suppressLineNumbers w:val="0"/>
+              <w:spacing w:line="23" w:lineRule="atLeast"/>
+              <w:jc w:val="left"/>
+              <w:textAlignment w:val="top"/>
+              <w:rPr>
+                <w:rFonts w:hint="default" w:ascii="Calibri" w:hAnsi="Calibri" w:cs="Calibri"/>
+                <w:color w:val="1A1A1A"/>
+                <w:sz w:val="21"/>
+                <w:szCs w:val="21"/>
+              </w:rPr>
+            </w:pPr>
+            <w:r>
+              <w:rPr>
+                <w:rFonts w:hint="default" w:ascii="Calibri" w:hAnsi="Calibri" w:eastAsia="SimSun" w:cs="Calibri"/>
+                <w:color w:val="1A1A1A"/>
+                <w:sz w:val="21"/>
+                <w:szCs w:val="21"/>
+                <w:bdr w:val="none" w:color="auto" w:sz="0" w:space="0"/>
+              </w:rPr>
+              <w:t>Diversified SPVs, conservative AI underwriting, margin-of-safety, institutional co-diligence.</w:t>
             </w:r>
           </w:p>
         </w:tc>
@@ -13658,53 +15436,53 @@
                 <w:szCs w:val="21"/>
                 <w:bdr w:val="none" w:color="auto" w:sz="0" w:space="0"/>
               </w:rPr>
-              <w:t>Execution / key-person</w:t>
-            </w:r>
-          </w:p>
-        </w:tc>
-        <w:tc>
-          <w:tcPr>
-            <w:tcW w:w="0" w:type="auto"/>
-            <w:tcBorders>
-              <w:top w:val="single" w:color="CFCFCF" w:sz="6" w:space="0"/>
-              <w:left w:val="single" w:color="CFCFCF" w:sz="6" w:space="0"/>
-              <w:bottom w:val="single" w:color="CFCFCF" w:sz="6" w:space="0"/>
-              <w:right w:val="single" w:color="CFCFCF" w:sz="6" w:space="0"/>
-            </w:tcBorders>
-            <w:shd w:val="clear"/>
-            <w:tcMar>
-              <w:top w:w="120" w:type="dxa"/>
-              <w:left w:w="160" w:type="dxa"/>
-              <w:bottom w:w="120" w:type="dxa"/>
-              <w:right w:w="160" w:type="dxa"/>
-            </w:tcMar>
-            <w:vAlign w:val="top"/>
-          </w:tcPr>
-          <w:p>
-            <w:pPr>
-              <w:keepNext w:val="0"/>
-              <w:keepLines w:val="0"/>
-              <w:widowControl/>
-              <w:suppressLineNumbers w:val="0"/>
-              <w:spacing w:line="23" w:lineRule="atLeast"/>
-              <w:jc w:val="left"/>
-              <w:textAlignment w:val="top"/>
-              <w:rPr>
-                <w:rFonts w:hint="default" w:ascii="Calibri" w:hAnsi="Calibri" w:cs="Calibri"/>
-                <w:color w:val="1A1A1A"/>
-                <w:sz w:val="21"/>
-                <w:szCs w:val="21"/>
-              </w:rPr>
-            </w:pPr>
-            <w:r>
-              <w:rPr>
-                <w:rFonts w:hint="default" w:ascii="Calibri" w:hAnsi="Calibri" w:eastAsia="SimSun" w:cs="Calibri"/>
-                <w:color w:val="1A1A1A"/>
-                <w:sz w:val="21"/>
-                <w:szCs w:val="21"/>
-                <w:bdr w:val="none" w:color="auto" w:sz="0" w:space="0"/>
-              </w:rPr>
-              <w:t>Documented systems, automation, planned key hires.</w:t>
+              <w:t>Liquidity for co-investors</w:t>
+            </w:r>
+          </w:p>
+        </w:tc>
+        <w:tc>
+          <w:tcPr>
+            <w:tcW w:w="0" w:type="auto"/>
+            <w:tcBorders>
+              <w:top w:val="single" w:color="CFCFCF" w:sz="6" w:space="0"/>
+              <w:left w:val="single" w:color="CFCFCF" w:sz="6" w:space="0"/>
+              <w:bottom w:val="single" w:color="CFCFCF" w:sz="6" w:space="0"/>
+              <w:right w:val="single" w:color="CFCFCF" w:sz="6" w:space="0"/>
+            </w:tcBorders>
+            <w:shd w:val="clear"/>
+            <w:tcMar>
+              <w:top w:w="120" w:type="dxa"/>
+              <w:left w:w="160" w:type="dxa"/>
+              <w:bottom w:w="120" w:type="dxa"/>
+              <w:right w:w="160" w:type="dxa"/>
+            </w:tcMar>
+            <w:vAlign w:val="top"/>
+          </w:tcPr>
+          <w:p>
+            <w:pPr>
+              <w:keepNext w:val="0"/>
+              <w:keepLines w:val="0"/>
+              <w:widowControl/>
+              <w:suppressLineNumbers w:val="0"/>
+              <w:spacing w:line="23" w:lineRule="atLeast"/>
+              <w:jc w:val="left"/>
+              <w:textAlignment w:val="top"/>
+              <w:rPr>
+                <w:rFonts w:hint="default" w:ascii="Calibri" w:hAnsi="Calibri" w:cs="Calibri"/>
+                <w:color w:val="1A1A1A"/>
+                <w:sz w:val="21"/>
+                <w:szCs w:val="21"/>
+              </w:rPr>
+            </w:pPr>
+            <w:r>
+              <w:rPr>
+                <w:rFonts w:hint="default" w:ascii="Calibri" w:hAnsi="Calibri" w:eastAsia="SimSun" w:cs="Calibri"/>
+                <w:color w:val="1A1A1A"/>
+                <w:sz w:val="21"/>
+                <w:szCs w:val="21"/>
+                <w:bdr w:val="none" w:color="auto" w:sz="0" w:space="0"/>
+              </w:rPr>
+              <w:t>Secondary-trade mechanism and defined exit pathways (subject to availability).</w:t>
             </w:r>
           </w:p>
         </w:tc>
@@ -13769,53 +15547,53 @@
                 <w:szCs w:val="21"/>
                 <w:bdr w:val="none" w:color="auto" w:sz="0" w:space="0"/>
               </w:rPr>
-              <w:t>Liquidity for investors</w:t>
-            </w:r>
-          </w:p>
-        </w:tc>
-        <w:tc>
-          <w:tcPr>
-            <w:tcW w:w="0" w:type="auto"/>
-            <w:tcBorders>
-              <w:top w:val="single" w:color="CFCFCF" w:sz="6" w:space="0"/>
-              <w:left w:val="single" w:color="CFCFCF" w:sz="6" w:space="0"/>
-              <w:bottom w:val="single" w:color="CFCFCF" w:sz="6" w:space="0"/>
-              <w:right w:val="single" w:color="CFCFCF" w:sz="6" w:space="0"/>
-            </w:tcBorders>
-            <w:shd w:val="clear"/>
-            <w:tcMar>
-              <w:top w:w="120" w:type="dxa"/>
-              <w:left w:w="160" w:type="dxa"/>
-              <w:bottom w:w="120" w:type="dxa"/>
-              <w:right w:w="160" w:type="dxa"/>
-            </w:tcMar>
-            <w:vAlign w:val="top"/>
-          </w:tcPr>
-          <w:p>
-            <w:pPr>
-              <w:keepNext w:val="0"/>
-              <w:keepLines w:val="0"/>
-              <w:widowControl/>
-              <w:suppressLineNumbers w:val="0"/>
-              <w:spacing w:line="23" w:lineRule="atLeast"/>
-              <w:jc w:val="left"/>
-              <w:textAlignment w:val="top"/>
-              <w:rPr>
-                <w:rFonts w:hint="default" w:ascii="Calibri" w:hAnsi="Calibri" w:cs="Calibri"/>
-                <w:color w:val="1A1A1A"/>
-                <w:sz w:val="21"/>
-                <w:szCs w:val="21"/>
-              </w:rPr>
-            </w:pPr>
-            <w:r>
-              <w:rPr>
-                <w:rFonts w:hint="default" w:ascii="Calibri" w:hAnsi="Calibri" w:eastAsia="SimSun" w:cs="Calibri"/>
-                <w:color w:val="1A1A1A"/>
-                <w:sz w:val="21"/>
-                <w:szCs w:val="21"/>
-                <w:bdr w:val="none" w:color="auto" w:sz="0" w:space="0"/>
-              </w:rPr>
-              <w:t>Secondary-trade mechanism and defined exit pathways.</w:t>
+              <w:t>Execution / key-person</w:t>
+            </w:r>
+          </w:p>
+        </w:tc>
+        <w:tc>
+          <w:tcPr>
+            <w:tcW w:w="0" w:type="auto"/>
+            <w:tcBorders>
+              <w:top w:val="single" w:color="CFCFCF" w:sz="6" w:space="0"/>
+              <w:left w:val="single" w:color="CFCFCF" w:sz="6" w:space="0"/>
+              <w:bottom w:val="single" w:color="CFCFCF" w:sz="6" w:space="0"/>
+              <w:right w:val="single" w:color="CFCFCF" w:sz="6" w:space="0"/>
+            </w:tcBorders>
+            <w:shd w:val="clear"/>
+            <w:tcMar>
+              <w:top w:w="120" w:type="dxa"/>
+              <w:left w:w="160" w:type="dxa"/>
+              <w:bottom w:w="120" w:type="dxa"/>
+              <w:right w:w="160" w:type="dxa"/>
+            </w:tcMar>
+            <w:vAlign w:val="top"/>
+          </w:tcPr>
+          <w:p>
+            <w:pPr>
+              <w:keepNext w:val="0"/>
+              <w:keepLines w:val="0"/>
+              <w:widowControl/>
+              <w:suppressLineNumbers w:val="0"/>
+              <w:spacing w:line="23" w:lineRule="atLeast"/>
+              <w:jc w:val="left"/>
+              <w:textAlignment w:val="top"/>
+              <w:rPr>
+                <w:rFonts w:hint="default" w:ascii="Calibri" w:hAnsi="Calibri" w:cs="Calibri"/>
+                <w:color w:val="1A1A1A"/>
+                <w:sz w:val="21"/>
+                <w:szCs w:val="21"/>
+              </w:rPr>
+            </w:pPr>
+            <w:r>
+              <w:rPr>
+                <w:rFonts w:hint="default" w:ascii="Calibri" w:hAnsi="Calibri" w:eastAsia="SimSun" w:cs="Calibri"/>
+                <w:color w:val="1A1A1A"/>
+                <w:sz w:val="21"/>
+                <w:szCs w:val="21"/>
+                <w:bdr w:val="none" w:color="auto" w:sz="0" w:space="0"/>
+              </w:rPr>
+              <w:t>Documented systems, automation, planned key hires.</w:t>
             </w:r>
           </w:p>
         </w:tc>
@@ -13880,53 +15658,53 @@
                 <w:szCs w:val="21"/>
                 <w:bdr w:val="none" w:color="auto" w:sz="0" w:space="0"/>
               </w:rPr>
-              <w:t>Technology / security</w:t>
-            </w:r>
-          </w:p>
-        </w:tc>
-        <w:tc>
-          <w:tcPr>
-            <w:tcW w:w="0" w:type="auto"/>
-            <w:tcBorders>
-              <w:top w:val="single" w:color="CFCFCF" w:sz="6" w:space="0"/>
-              <w:left w:val="single" w:color="CFCFCF" w:sz="6" w:space="0"/>
-              <w:bottom w:val="single" w:color="CFCFCF" w:sz="6" w:space="0"/>
-              <w:right w:val="single" w:color="CFCFCF" w:sz="6" w:space="0"/>
-            </w:tcBorders>
-            <w:shd w:val="clear"/>
-            <w:tcMar>
-              <w:top w:w="120" w:type="dxa"/>
-              <w:left w:w="160" w:type="dxa"/>
-              <w:bottom w:w="120" w:type="dxa"/>
-              <w:right w:w="160" w:type="dxa"/>
-            </w:tcMar>
-            <w:vAlign w:val="top"/>
-          </w:tcPr>
-          <w:p>
-            <w:pPr>
-              <w:keepNext w:val="0"/>
-              <w:keepLines w:val="0"/>
-              <w:widowControl/>
-              <w:suppressLineNumbers w:val="0"/>
-              <w:spacing w:line="23" w:lineRule="atLeast"/>
-              <w:jc w:val="left"/>
-              <w:textAlignment w:val="top"/>
-              <w:rPr>
-                <w:rFonts w:hint="default" w:ascii="Calibri" w:hAnsi="Calibri" w:cs="Calibri"/>
-                <w:color w:val="1A1A1A"/>
-                <w:sz w:val="21"/>
-                <w:szCs w:val="21"/>
-              </w:rPr>
-            </w:pPr>
-            <w:r>
-              <w:rPr>
-                <w:rFonts w:hint="default" w:ascii="Calibri" w:hAnsi="Calibri" w:eastAsia="SimSun" w:cs="Calibri"/>
-                <w:color w:val="1A1A1A"/>
-                <w:sz w:val="21"/>
-                <w:szCs w:val="21"/>
-                <w:bdr w:val="none" w:color="auto" w:sz="0" w:space="0"/>
-              </w:rPr>
-              <w:t>Hardened stack, audits, monitoring, and incident processes.</w:t>
+              <w:t>Technology / security / capital integrity</w:t>
+            </w:r>
+          </w:p>
+        </w:tc>
+        <w:tc>
+          <w:tcPr>
+            <w:tcW w:w="0" w:type="auto"/>
+            <w:tcBorders>
+              <w:top w:val="single" w:color="CFCFCF" w:sz="6" w:space="0"/>
+              <w:left w:val="single" w:color="CFCFCF" w:sz="6" w:space="0"/>
+              <w:bottom w:val="single" w:color="CFCFCF" w:sz="6" w:space="0"/>
+              <w:right w:val="single" w:color="CFCFCF" w:sz="6" w:space="0"/>
+            </w:tcBorders>
+            <w:shd w:val="clear"/>
+            <w:tcMar>
+              <w:top w:w="120" w:type="dxa"/>
+              <w:left w:w="160" w:type="dxa"/>
+              <w:bottom w:w="120" w:type="dxa"/>
+              <w:right w:w="160" w:type="dxa"/>
+            </w:tcMar>
+            <w:vAlign w:val="top"/>
+          </w:tcPr>
+          <w:p>
+            <w:pPr>
+              <w:keepNext w:val="0"/>
+              <w:keepLines w:val="0"/>
+              <w:widowControl/>
+              <w:suppressLineNumbers w:val="0"/>
+              <w:spacing w:line="23" w:lineRule="atLeast"/>
+              <w:jc w:val="left"/>
+              <w:textAlignment w:val="top"/>
+              <w:rPr>
+                <w:rFonts w:hint="default" w:ascii="Calibri" w:hAnsi="Calibri" w:cs="Calibri"/>
+                <w:color w:val="1A1A1A"/>
+                <w:sz w:val="21"/>
+                <w:szCs w:val="21"/>
+              </w:rPr>
+            </w:pPr>
+            <w:r>
+              <w:rPr>
+                <w:rFonts w:hint="default" w:ascii="Calibri" w:hAnsi="Calibri" w:eastAsia="SimSun" w:cs="Calibri"/>
+                <w:color w:val="1A1A1A"/>
+                <w:sz w:val="21"/>
+                <w:szCs w:val="21"/>
+                <w:bdr w:val="none" w:color="auto" w:sz="0" w:space="0"/>
+              </w:rPr>
+              <w:t>Ring-fencing, DvP settlement, share-integrity audit, hardened stack, monitoring and audits.</w:t>
             </w:r>
           </w:p>
         </w:tc>
@@ -13942,12 +15720,12 @@
         <w:spacing w:line="23" w:lineRule="atLeast"/>
       </w:pPr>
       <w:r>
-        <w:t>17. Team &amp; Governance</w:t>
+        <w:t>19. Team &amp; Governance</w:t>
       </w:r>
     </w:p>
     <w:p>
       <w:pPr>
-        <w:pStyle w:val="23"/>
+        <w:pStyle w:val="19"/>
         <w:keepNext w:val="0"/>
         <w:keepLines w:val="0"/>
         <w:widowControl/>
@@ -13966,7 +15744,7 @@
     </w:p>
     <w:p>
       <w:pPr>
-        <w:pStyle w:val="23"/>
+        <w:pStyle w:val="19"/>
         <w:keepNext w:val="0"/>
         <w:keepLines w:val="0"/>
         <w:widowControl/>
@@ -13993,7 +15771,7 @@
         <w:spacing w:line="23" w:lineRule="atLeast"/>
       </w:pPr>
       <w:r>
-        <w:t>18. Proposed Next Steps</w:t>
+        <w:t>20. Proposed Next Steps</w:t>
       </w:r>
     </w:p>
     <w:p>
@@ -14003,7 +15781,7 @@
         <w:widowControl/>
         <w:numPr>
           <w:ilvl w:val="0"/>
-          <w:numId w:val="11"/>
+          <w:numId w:val="10"/>
         </w:numPr>
         <w:suppressLineNumbers w:val="0"/>
         <w:spacing w:before="0" w:beforeAutospacing="1" w:after="80" w:afterAutospacing="0" w:line="23" w:lineRule="atLeast"/>
@@ -14026,7 +15804,7 @@
         <w:widowControl/>
         <w:numPr>
           <w:ilvl w:val="0"/>
-          <w:numId w:val="11"/>
+          <w:numId w:val="10"/>
         </w:numPr>
         <w:suppressLineNumbers w:val="0"/>
         <w:spacing w:before="0" w:beforeAutospacing="1" w:after="80" w:afterAutospacing="0" w:line="23" w:lineRule="atLeast"/>
@@ -14049,7 +15827,7 @@
         <w:widowControl/>
         <w:numPr>
           <w:ilvl w:val="0"/>
-          <w:numId w:val="11"/>
+          <w:numId w:val="10"/>
         </w:numPr>
         <w:suppressLineNumbers w:val="0"/>
         <w:spacing w:before="0" w:beforeAutospacing="1" w:after="80" w:afterAutospacing="0" w:line="23" w:lineRule="atLeast"/>
@@ -14072,7 +15850,7 @@
         <w:widowControl/>
         <w:numPr>
           <w:ilvl w:val="0"/>
-          <w:numId w:val="11"/>
+          <w:numId w:val="10"/>
         </w:numPr>
         <w:suppressLineNumbers w:val="0"/>
         <w:spacing w:before="0" w:beforeAutospacing="1" w:after="80" w:afterAutospacing="0" w:line="23" w:lineRule="atLeast"/>
@@ -14342,7 +16120,7 @@
     </w:p>
     <w:p>
       <w:pPr>
-        <w:pStyle w:val="23"/>
+        <w:pStyle w:val="19"/>
         <w:keepNext w:val="0"/>
         <w:keepLines w:val="0"/>
         <w:widowControl/>
@@ -16820,7 +18598,6 @@
             <w:insideH w:val="none" w:color="auto" w:sz="0" w:space="0"/>
             <w:insideV w:val="none" w:color="auto" w:sz="0" w:space="0"/>
           </w:tblBorders>
-          <w:shd w:val="clear"/>
           <w:tblCellMar>
             <w:top w:w="15" w:type="dxa"/>
             <w:left w:w="15" w:type="dxa"/>
@@ -17023,7 +18800,6 @@
             <w:insideH w:val="none" w:color="auto" w:sz="0" w:space="0"/>
             <w:insideV w:val="none" w:color="auto" w:sz="0" w:space="0"/>
           </w:tblBorders>
-          <w:shd w:val="clear"/>
           <w:tblCellMar>
             <w:top w:w="15" w:type="dxa"/>
             <w:left w:w="15" w:type="dxa"/>
@@ -17226,7 +19002,6 @@
             <w:insideH w:val="none" w:color="auto" w:sz="0" w:space="0"/>
             <w:insideV w:val="none" w:color="auto" w:sz="0" w:space="0"/>
           </w:tblBorders>
-          <w:shd w:val="clear"/>
           <w:tblCellMar>
             <w:top w:w="15" w:type="dxa"/>
             <w:left w:w="15" w:type="dxa"/>
@@ -17887,6 +19662,7 @@
             <w:insideH w:val="none" w:color="auto" w:sz="0" w:space="0"/>
             <w:insideV w:val="none" w:color="auto" w:sz="0" w:space="0"/>
           </w:tblBorders>
+          <w:shd w:val="clear"/>
           <w:tblCellMar>
             <w:top w:w="15" w:type="dxa"/>
             <w:left w:w="15" w:type="dxa"/>
@@ -18219,6 +19995,7 @@
             <w:insideH w:val="none" w:color="auto" w:sz="0" w:space="0"/>
             <w:insideV w:val="none" w:color="auto" w:sz="0" w:space="0"/>
           </w:tblBorders>
+          <w:shd w:val="clear"/>
           <w:tblCellMar>
             <w:top w:w="15" w:type="dxa"/>
             <w:left w:w="15" w:type="dxa"/>
@@ -18551,6 +20328,7 @@
             <w:insideH w:val="none" w:color="auto" w:sz="0" w:space="0"/>
             <w:insideV w:val="none" w:color="auto" w:sz="0" w:space="0"/>
           </w:tblBorders>
+          <w:shd w:val="clear"/>
           <w:tblCellMar>
             <w:top w:w="15" w:type="dxa"/>
             <w:left w:w="15" w:type="dxa"/>
@@ -18654,7 +20432,7 @@
     </w:tbl>
     <w:p>
       <w:pPr>
-        <w:pStyle w:val="13"/>
+        <w:pStyle w:val="16"/>
         <w:keepNext w:val="0"/>
         <w:keepLines w:val="0"/>
         <w:widowControl/>
@@ -18681,9 +20459,9 @@
 <file path=word/numbering.xml><?xml version="1.0" encoding="utf-8"?>
 <w:numbering xmlns:wpc="http://schemas.microsoft.com/office/word/2010/wordprocessingCanvas" xmlns:mc="http://schemas.openxmlformats.org/markup-compatibility/2006" xmlns:o="urn:schemas-microsoft-com:office:office" xmlns:r="http://schemas.openxmlformats.org/officeDocument/2006/relationships" xmlns:m="http://schemas.openxmlformats.org/officeDocument/2006/math" xmlns:v="urn:schemas-microsoft-com:vml" xmlns:wp14="http://schemas.microsoft.com/office/word/2010/wordprocessingDrawing" xmlns:wp="http://schemas.openxmlformats.org/drawingml/2006/wordprocessingDrawing" xmlns:w10="urn:schemas-microsoft-com:office:word" xmlns:w="http://schemas.openxmlformats.org/wordprocessingml/2006/main" xmlns:w14="http://schemas.microsoft.com/office/word/2010/wordml" xmlns:wpg="http://schemas.microsoft.com/office/word/2010/wordprocessingGroup" xmlns:wpi="http://schemas.microsoft.com/office/word/2010/wordprocessingInk" xmlns:wne="http://schemas.microsoft.com/office/word/2006/wordml" xmlns:wps="http://schemas.microsoft.com/office/word/2010/wordprocessingShape" xmlns:wpsCustomData="http://www.wps.cn/officeDocument/2013/wpsCustomData" mc:Ignorable="w14 wp14">
   <w:abstractNum w:abstractNumId="0">
-    <w:nsid w:val="846280B9"/>
+    <w:nsid w:val="C4139582"/>
     <w:multiLevelType w:val="multilevel"/>
-    <w:tmpl w:val="846280B9"/>
+    <w:tmpl w:val="C4139582"/>
     <w:lvl w:ilvl="0" w:tentative="0">
       <w:start w:val="1"/>
       <w:numFmt w:val="bullet"/>
@@ -18830,9 +20608,9 @@
     </w:lvl>
   </w:abstractNum>
   <w:abstractNum w:abstractNumId="1">
-    <w:nsid w:val="860DF2D0"/>
+    <w:nsid w:val="06583663"/>
     <w:multiLevelType w:val="multilevel"/>
-    <w:tmpl w:val="860DF2D0"/>
+    <w:tmpl w:val="06583663"/>
     <w:lvl w:ilvl="0" w:tentative="0">
       <w:start w:val="1"/>
       <w:numFmt w:val="bullet"/>
@@ -18979,9 +20757,307 @@
     </w:lvl>
   </w:abstractNum>
   <w:abstractNum w:abstractNumId="2">
-    <w:nsid w:val="B4104934"/>
+    <w:nsid w:val="082933DF"/>
     <w:multiLevelType w:val="multilevel"/>
-    <w:tmpl w:val="B4104934"/>
+    <w:tmpl w:val="082933DF"/>
+    <w:lvl w:ilvl="0" w:tentative="0">
+      <w:start w:val="1"/>
+      <w:numFmt w:val="decimal"/>
+      <w:lvlText w:val="%1."/>
+      <w:lvlJc w:val="left"/>
+      <w:pPr>
+        <w:tabs>
+          <w:tab w:val="left" w:pos="720"/>
+        </w:tabs>
+        <w:ind w:left="720" w:hanging="360"/>
+      </w:pPr>
+      <w:rPr>
+        <w:sz w:val="24"/>
+        <w:szCs w:val="24"/>
+      </w:rPr>
+    </w:lvl>
+    <w:lvl w:ilvl="1" w:tentative="0">
+      <w:start w:val="1"/>
+      <w:numFmt w:val="decimal"/>
+      <w:lvlText w:val="%2."/>
+      <w:lvlJc w:val="left"/>
+      <w:pPr>
+        <w:tabs>
+          <w:tab w:val="left" w:pos="1440"/>
+        </w:tabs>
+        <w:ind w:left="1440" w:hanging="360"/>
+      </w:pPr>
+      <w:rPr>
+        <w:sz w:val="24"/>
+        <w:szCs w:val="24"/>
+      </w:rPr>
+    </w:lvl>
+    <w:lvl w:ilvl="2" w:tentative="0">
+      <w:start w:val="1"/>
+      <w:numFmt w:val="decimal"/>
+      <w:lvlText w:val="%3."/>
+      <w:lvlJc w:val="left"/>
+      <w:pPr>
+        <w:tabs>
+          <w:tab w:val="left" w:pos="2160"/>
+        </w:tabs>
+        <w:ind w:left="2160" w:hanging="360"/>
+      </w:pPr>
+      <w:rPr>
+        <w:sz w:val="24"/>
+        <w:szCs w:val="24"/>
+      </w:rPr>
+    </w:lvl>
+    <w:lvl w:ilvl="3" w:tentative="0">
+      <w:start w:val="1"/>
+      <w:numFmt w:val="decimal"/>
+      <w:lvlText w:val="%4."/>
+      <w:lvlJc w:val="left"/>
+      <w:pPr>
+        <w:tabs>
+          <w:tab w:val="left" w:pos="2517"/>
+        </w:tabs>
+        <w:ind w:left="2880" w:hanging="360"/>
+      </w:pPr>
+      <w:rPr>
+        <w:sz w:val="24"/>
+        <w:szCs w:val="24"/>
+      </w:rPr>
+    </w:lvl>
+    <w:lvl w:ilvl="4" w:tentative="0">
+      <w:start w:val="1"/>
+      <w:numFmt w:val="decimal"/>
+      <w:lvlText w:val="%5."/>
+      <w:lvlJc w:val="left"/>
+      <w:pPr>
+        <w:tabs>
+          <w:tab w:val="left" w:pos="3238"/>
+        </w:tabs>
+        <w:ind w:left="3600" w:hanging="360"/>
+      </w:pPr>
+      <w:rPr>
+        <w:sz w:val="24"/>
+        <w:szCs w:val="24"/>
+      </w:rPr>
+    </w:lvl>
+    <w:lvl w:ilvl="5" w:tentative="0">
+      <w:start w:val="1"/>
+      <w:numFmt w:val="decimal"/>
+      <w:lvlText w:val="%6."/>
+      <w:lvlJc w:val="left"/>
+      <w:pPr>
+        <w:tabs>
+          <w:tab w:val="left" w:pos="3958"/>
+        </w:tabs>
+        <w:ind w:left="4320" w:hanging="360"/>
+      </w:pPr>
+      <w:rPr>
+        <w:sz w:val="24"/>
+        <w:szCs w:val="24"/>
+      </w:rPr>
+    </w:lvl>
+    <w:lvl w:ilvl="6" w:tentative="0">
+      <w:start w:val="1"/>
+      <w:numFmt w:val="decimal"/>
+      <w:lvlText w:val="%7."/>
+      <w:lvlJc w:val="left"/>
+      <w:pPr>
+        <w:tabs>
+          <w:tab w:val="left" w:pos="4678"/>
+        </w:tabs>
+        <w:ind w:left="5040" w:hanging="360"/>
+      </w:pPr>
+      <w:rPr>
+        <w:sz w:val="24"/>
+        <w:szCs w:val="24"/>
+      </w:rPr>
+    </w:lvl>
+    <w:lvl w:ilvl="7" w:tentative="0">
+      <w:start w:val="1"/>
+      <w:numFmt w:val="decimal"/>
+      <w:lvlText w:val="%8."/>
+      <w:lvlJc w:val="left"/>
+      <w:pPr>
+        <w:tabs>
+          <w:tab w:val="left" w:pos="5398"/>
+        </w:tabs>
+        <w:ind w:left="5760" w:hanging="360"/>
+      </w:pPr>
+      <w:rPr>
+        <w:sz w:val="24"/>
+        <w:szCs w:val="24"/>
+      </w:rPr>
+    </w:lvl>
+    <w:lvl w:ilvl="8" w:tentative="0">
+      <w:start w:val="1"/>
+      <w:numFmt w:val="decimal"/>
+      <w:lvlText w:val="%9."/>
+      <w:lvlJc w:val="left"/>
+      <w:pPr>
+        <w:tabs>
+          <w:tab w:val="left" w:pos="6118"/>
+        </w:tabs>
+        <w:ind w:left="6480" w:hanging="360"/>
+      </w:pPr>
+      <w:rPr>
+        <w:sz w:val="24"/>
+        <w:szCs w:val="24"/>
+      </w:rPr>
+    </w:lvl>
+  </w:abstractNum>
+  <w:abstractNum w:abstractNumId="3">
+    <w:nsid w:val="284D866C"/>
+    <w:multiLevelType w:val="multilevel"/>
+    <w:tmpl w:val="284D866C"/>
+    <w:lvl w:ilvl="0" w:tentative="0">
+      <w:start w:val="1"/>
+      <w:numFmt w:val="decimal"/>
+      <w:lvlText w:val="%1."/>
+      <w:lvlJc w:val="left"/>
+      <w:pPr>
+        <w:tabs>
+          <w:tab w:val="left" w:pos="720"/>
+        </w:tabs>
+        <w:ind w:left="720" w:hanging="360"/>
+      </w:pPr>
+      <w:rPr>
+        <w:sz w:val="24"/>
+        <w:szCs w:val="24"/>
+      </w:rPr>
+    </w:lvl>
+    <w:lvl w:ilvl="1" w:tentative="0">
+      <w:start w:val="1"/>
+      <w:numFmt w:val="decimal"/>
+      <w:lvlText w:val="%2."/>
+      <w:lvlJc w:val="left"/>
+      <w:pPr>
+        <w:tabs>
+          <w:tab w:val="left" w:pos="1440"/>
+        </w:tabs>
+        <w:ind w:left="1440" w:hanging="360"/>
+      </w:pPr>
+      <w:rPr>
+        <w:sz w:val="24"/>
+        <w:szCs w:val="24"/>
+      </w:rPr>
+    </w:lvl>
+    <w:lvl w:ilvl="2" w:tentative="0">
+      <w:start w:val="1"/>
+      <w:numFmt w:val="decimal"/>
+      <w:lvlText w:val="%3."/>
+      <w:lvlJc w:val="left"/>
+      <w:pPr>
+        <w:tabs>
+          <w:tab w:val="left" w:pos="2160"/>
+        </w:tabs>
+        <w:ind w:left="2160" w:hanging="360"/>
+      </w:pPr>
+      <w:rPr>
+        <w:sz w:val="24"/>
+        <w:szCs w:val="24"/>
+      </w:rPr>
+    </w:lvl>
+    <w:lvl w:ilvl="3" w:tentative="0">
+      <w:start w:val="1"/>
+      <w:numFmt w:val="decimal"/>
+      <w:lvlText w:val="%4."/>
+      <w:lvlJc w:val="left"/>
+      <w:pPr>
+        <w:tabs>
+          <w:tab w:val="left" w:pos="2517"/>
+        </w:tabs>
+        <w:ind w:left="2880" w:hanging="360"/>
+      </w:pPr>
+      <w:rPr>
+        <w:sz w:val="24"/>
+        <w:szCs w:val="24"/>
+      </w:rPr>
+    </w:lvl>
+    <w:lvl w:ilvl="4" w:tentative="0">
+      <w:start w:val="1"/>
+      <w:numFmt w:val="decimal"/>
+      <w:lvlText w:val="%5."/>
+      <w:lvlJc w:val="left"/>
+      <w:pPr>
+        <w:tabs>
+          <w:tab w:val="left" w:pos="3238"/>
+        </w:tabs>
+        <w:ind w:left="3600" w:hanging="360"/>
+      </w:pPr>
+      <w:rPr>
+        <w:sz w:val="24"/>
+        <w:szCs w:val="24"/>
+      </w:rPr>
+    </w:lvl>
+    <w:lvl w:ilvl="5" w:tentative="0">
+      <w:start w:val="1"/>
+      <w:numFmt w:val="decimal"/>
+      <w:lvlText w:val="%6."/>
+      <w:lvlJc w:val="left"/>
+      <w:pPr>
+        <w:tabs>
+          <w:tab w:val="left" w:pos="3958"/>
+        </w:tabs>
+        <w:ind w:left="4320" w:hanging="360"/>
+      </w:pPr>
+      <w:rPr>
+        <w:sz w:val="24"/>
+        <w:szCs w:val="24"/>
+      </w:rPr>
+    </w:lvl>
+    <w:lvl w:ilvl="6" w:tentative="0">
+      <w:start w:val="1"/>
+      <w:numFmt w:val="decimal"/>
+      <w:lvlText w:val="%7."/>
+      <w:lvlJc w:val="left"/>
+      <w:pPr>
+        <w:tabs>
+          <w:tab w:val="left" w:pos="4678"/>
+        </w:tabs>
+        <w:ind w:left="5040" w:hanging="360"/>
+      </w:pPr>
+      <w:rPr>
+        <w:sz w:val="24"/>
+        <w:szCs w:val="24"/>
+      </w:rPr>
+    </w:lvl>
+    <w:lvl w:ilvl="7" w:tentative="0">
+      <w:start w:val="1"/>
+      <w:numFmt w:val="decimal"/>
+      <w:lvlText w:val="%8."/>
+      <w:lvlJc w:val="left"/>
+      <w:pPr>
+        <w:tabs>
+          <w:tab w:val="left" w:pos="5398"/>
+        </w:tabs>
+        <w:ind w:left="5760" w:hanging="360"/>
+      </w:pPr>
+      <w:rPr>
+        <w:sz w:val="24"/>
+        <w:szCs w:val="24"/>
+      </w:rPr>
+    </w:lvl>
+    <w:lvl w:ilvl="8" w:tentative="0">
+      <w:start w:val="1"/>
+      <w:numFmt w:val="decimal"/>
+      <w:lvlText w:val="%9."/>
+      <w:lvlJc w:val="left"/>
+      <w:pPr>
+        <w:tabs>
+          <w:tab w:val="left" w:pos="6118"/>
+        </w:tabs>
+        <w:ind w:left="6480" w:hanging="360"/>
+      </w:pPr>
+      <w:rPr>
+        <w:sz w:val="24"/>
+        <w:szCs w:val="24"/>
+      </w:rPr>
+    </w:lvl>
+  </w:abstractNum>
+  <w:abstractNum w:abstractNumId="4">
+    <w:nsid w:val="293D6F6A"/>
+    <w:multiLevelType w:val="multilevel"/>
+    <w:tmpl w:val="293D6F6A"/>
     <w:lvl w:ilvl="0" w:tentative="0">
       <w:start w:val="1"/>
       <w:numFmt w:val="bullet"/>
@@ -19127,10 +21203,10 @@
       </w:rPr>
     </w:lvl>
   </w:abstractNum>
-  <w:abstractNum w:abstractNumId="3">
-    <w:nsid w:val="C4D77C79"/>
+  <w:abstractNum w:abstractNumId="5">
+    <w:nsid w:val="3511907C"/>
     <w:multiLevelType w:val="multilevel"/>
-    <w:tmpl w:val="C4D77C79"/>
+    <w:tmpl w:val="3511907C"/>
     <w:lvl w:ilvl="0" w:tentative="0">
       <w:start w:val="1"/>
       <w:numFmt w:val="bullet"/>
@@ -19276,308 +21352,10 @@
       </w:rPr>
     </w:lvl>
   </w:abstractNum>
-  <w:abstractNum w:abstractNumId="4">
-    <w:nsid w:val="D798F1EE"/>
+  <w:abstractNum w:abstractNumId="6">
+    <w:nsid w:val="43C81CD5"/>
     <w:multiLevelType w:val="multilevel"/>
-    <w:tmpl w:val="D798F1EE"/>
-    <w:lvl w:ilvl="0" w:tentative="0">
-      <w:start w:val="1"/>
-      <w:numFmt w:val="decimal"/>
-      <w:lvlText w:val="%1."/>
-      <w:lvlJc w:val="left"/>
-      <w:pPr>
-        <w:tabs>
-          <w:tab w:val="left" w:pos="720"/>
-        </w:tabs>
-        <w:ind w:left="720" w:hanging="360"/>
-      </w:pPr>
-      <w:rPr>
-        <w:sz w:val="24"/>
-        <w:szCs w:val="24"/>
-      </w:rPr>
-    </w:lvl>
-    <w:lvl w:ilvl="1" w:tentative="0">
-      <w:start w:val="1"/>
-      <w:numFmt w:val="decimal"/>
-      <w:lvlText w:val="%2."/>
-      <w:lvlJc w:val="left"/>
-      <w:pPr>
-        <w:tabs>
-          <w:tab w:val="left" w:pos="1440"/>
-        </w:tabs>
-        <w:ind w:left="1440" w:hanging="360"/>
-      </w:pPr>
-      <w:rPr>
-        <w:sz w:val="24"/>
-        <w:szCs w:val="24"/>
-      </w:rPr>
-    </w:lvl>
-    <w:lvl w:ilvl="2" w:tentative="0">
-      <w:start w:val="1"/>
-      <w:numFmt w:val="decimal"/>
-      <w:lvlText w:val="%3."/>
-      <w:lvlJc w:val="left"/>
-      <w:pPr>
-        <w:tabs>
-          <w:tab w:val="left" w:pos="2160"/>
-        </w:tabs>
-        <w:ind w:left="2160" w:hanging="360"/>
-      </w:pPr>
-      <w:rPr>
-        <w:sz w:val="24"/>
-        <w:szCs w:val="24"/>
-      </w:rPr>
-    </w:lvl>
-    <w:lvl w:ilvl="3" w:tentative="0">
-      <w:start w:val="1"/>
-      <w:numFmt w:val="decimal"/>
-      <w:lvlText w:val="%4."/>
-      <w:lvlJc w:val="left"/>
-      <w:pPr>
-        <w:tabs>
-          <w:tab w:val="left" w:pos="2517"/>
-        </w:tabs>
-        <w:ind w:left="2880" w:hanging="360"/>
-      </w:pPr>
-      <w:rPr>
-        <w:sz w:val="24"/>
-        <w:szCs w:val="24"/>
-      </w:rPr>
-    </w:lvl>
-    <w:lvl w:ilvl="4" w:tentative="0">
-      <w:start w:val="1"/>
-      <w:numFmt w:val="decimal"/>
-      <w:lvlText w:val="%5."/>
-      <w:lvlJc w:val="left"/>
-      <w:pPr>
-        <w:tabs>
-          <w:tab w:val="left" w:pos="3238"/>
-        </w:tabs>
-        <w:ind w:left="3600" w:hanging="360"/>
-      </w:pPr>
-      <w:rPr>
-        <w:sz w:val="24"/>
-        <w:szCs w:val="24"/>
-      </w:rPr>
-    </w:lvl>
-    <w:lvl w:ilvl="5" w:tentative="0">
-      <w:start w:val="1"/>
-      <w:numFmt w:val="decimal"/>
-      <w:lvlText w:val="%6."/>
-      <w:lvlJc w:val="left"/>
-      <w:pPr>
-        <w:tabs>
-          <w:tab w:val="left" w:pos="3958"/>
-        </w:tabs>
-        <w:ind w:left="4320" w:hanging="360"/>
-      </w:pPr>
-      <w:rPr>
-        <w:sz w:val="24"/>
-        <w:szCs w:val="24"/>
-      </w:rPr>
-    </w:lvl>
-    <w:lvl w:ilvl="6" w:tentative="0">
-      <w:start w:val="1"/>
-      <w:numFmt w:val="decimal"/>
-      <w:lvlText w:val="%7."/>
-      <w:lvlJc w:val="left"/>
-      <w:pPr>
-        <w:tabs>
-          <w:tab w:val="left" w:pos="4678"/>
-        </w:tabs>
-        <w:ind w:left="5040" w:hanging="360"/>
-      </w:pPr>
-      <w:rPr>
-        <w:sz w:val="24"/>
-        <w:szCs w:val="24"/>
-      </w:rPr>
-    </w:lvl>
-    <w:lvl w:ilvl="7" w:tentative="0">
-      <w:start w:val="1"/>
-      <w:numFmt w:val="decimal"/>
-      <w:lvlText w:val="%8."/>
-      <w:lvlJc w:val="left"/>
-      <w:pPr>
-        <w:tabs>
-          <w:tab w:val="left" w:pos="5398"/>
-        </w:tabs>
-        <w:ind w:left="5760" w:hanging="360"/>
-      </w:pPr>
-      <w:rPr>
-        <w:sz w:val="24"/>
-        <w:szCs w:val="24"/>
-      </w:rPr>
-    </w:lvl>
-    <w:lvl w:ilvl="8" w:tentative="0">
-      <w:start w:val="1"/>
-      <w:numFmt w:val="decimal"/>
-      <w:lvlText w:val="%9."/>
-      <w:lvlJc w:val="left"/>
-      <w:pPr>
-        <w:tabs>
-          <w:tab w:val="left" w:pos="6118"/>
-        </w:tabs>
-        <w:ind w:left="6480" w:hanging="360"/>
-      </w:pPr>
-      <w:rPr>
-        <w:sz w:val="24"/>
-        <w:szCs w:val="24"/>
-      </w:rPr>
-    </w:lvl>
-  </w:abstractNum>
-  <w:abstractNum w:abstractNumId="5">
-    <w:nsid w:val="E4B88ADE"/>
-    <w:multiLevelType w:val="multilevel"/>
-    <w:tmpl w:val="E4B88ADE"/>
-    <w:lvl w:ilvl="0" w:tentative="0">
-      <w:start w:val="1"/>
-      <w:numFmt w:val="bullet"/>
-      <w:lvlText w:val=""/>
-      <w:lvlJc w:val="left"/>
-      <w:pPr>
-        <w:tabs>
-          <w:tab w:val="left" w:pos="720"/>
-        </w:tabs>
-        <w:ind w:left="720" w:hanging="360"/>
-      </w:pPr>
-      <w:rPr>
-        <w:rFonts w:ascii="Symbol" w:hAnsi="Symbol" w:cs="Symbol"/>
-        <w:sz w:val="20"/>
-      </w:rPr>
-    </w:lvl>
-    <w:lvl w:ilvl="1" w:tentative="0">
-      <w:start w:val="1"/>
-      <w:numFmt w:val="bullet"/>
-      <w:lvlText w:val="o"/>
-      <w:lvlJc w:val="left"/>
-      <w:pPr>
-        <w:tabs>
-          <w:tab w:val="left" w:pos="1440"/>
-        </w:tabs>
-        <w:ind w:left="1440" w:hanging="360"/>
-      </w:pPr>
-      <w:rPr>
-        <w:rFonts w:ascii="Courier New" w:hAnsi="Courier New" w:cs="Courier New"/>
-        <w:sz w:val="20"/>
-      </w:rPr>
-    </w:lvl>
-    <w:lvl w:ilvl="2" w:tentative="0">
-      <w:start w:val="1"/>
-      <w:numFmt w:val="bullet"/>
-      <w:lvlText w:val=""/>
-      <w:lvlJc w:val="left"/>
-      <w:pPr>
-        <w:tabs>
-          <w:tab w:val="left" w:pos="2160"/>
-        </w:tabs>
-        <w:ind w:left="2160" w:hanging="360"/>
-      </w:pPr>
-      <w:rPr>
-        <w:rFonts w:ascii="Wingdings" w:hAnsi="Wingdings" w:cs="Wingdings"/>
-        <w:sz w:val="20"/>
-      </w:rPr>
-    </w:lvl>
-    <w:lvl w:ilvl="3" w:tentative="0">
-      <w:start w:val="1"/>
-      <w:numFmt w:val="bullet"/>
-      <w:lvlText w:val=""/>
-      <w:lvlJc w:val="left"/>
-      <w:pPr>
-        <w:tabs>
-          <w:tab w:val="left" w:pos="2880"/>
-        </w:tabs>
-        <w:ind w:left="2880" w:hanging="360"/>
-      </w:pPr>
-      <w:rPr>
-        <w:rFonts w:hint="default" w:ascii="Wingdings" w:hAnsi="Wingdings" w:cs="Wingdings"/>
-        <w:sz w:val="20"/>
-      </w:rPr>
-    </w:lvl>
-    <w:lvl w:ilvl="4" w:tentative="0">
-      <w:start w:val="1"/>
-      <w:numFmt w:val="bullet"/>
-      <w:lvlText w:val=""/>
-      <w:lvlJc w:val="left"/>
-      <w:pPr>
-        <w:tabs>
-          <w:tab w:val="left" w:pos="3600"/>
-        </w:tabs>
-        <w:ind w:left="3600" w:hanging="360"/>
-      </w:pPr>
-      <w:rPr>
-        <w:rFonts w:hint="default" w:ascii="Wingdings" w:hAnsi="Wingdings" w:cs="Wingdings"/>
-        <w:sz w:val="20"/>
-      </w:rPr>
-    </w:lvl>
-    <w:lvl w:ilvl="5" w:tentative="0">
-      <w:start w:val="1"/>
-      <w:numFmt w:val="bullet"/>
-      <w:lvlText w:val=""/>
-      <w:lvlJc w:val="left"/>
-      <w:pPr>
-        <w:tabs>
-          <w:tab w:val="left" w:pos="4320"/>
-        </w:tabs>
-        <w:ind w:left="4320" w:hanging="360"/>
-      </w:pPr>
-      <w:rPr>
-        <w:rFonts w:hint="default" w:ascii="Wingdings" w:hAnsi="Wingdings" w:cs="Wingdings"/>
-        <w:sz w:val="20"/>
-      </w:rPr>
-    </w:lvl>
-    <w:lvl w:ilvl="6" w:tentative="0">
-      <w:start w:val="1"/>
-      <w:numFmt w:val="bullet"/>
-      <w:lvlText w:val=""/>
-      <w:lvlJc w:val="left"/>
-      <w:pPr>
-        <w:tabs>
-          <w:tab w:val="left" w:pos="5040"/>
-        </w:tabs>
-        <w:ind w:left="5040" w:hanging="360"/>
-      </w:pPr>
-      <w:rPr>
-        <w:rFonts w:hint="default" w:ascii="Wingdings" w:hAnsi="Wingdings" w:cs="Wingdings"/>
-        <w:sz w:val="20"/>
-      </w:rPr>
-    </w:lvl>
-    <w:lvl w:ilvl="7" w:tentative="0">
-      <w:start w:val="1"/>
-      <w:numFmt w:val="bullet"/>
-      <w:lvlText w:val=""/>
-      <w:lvlJc w:val="left"/>
-      <w:pPr>
-        <w:tabs>
-          <w:tab w:val="left" w:pos="5760"/>
-        </w:tabs>
-        <w:ind w:left="5760" w:hanging="360"/>
-      </w:pPr>
-      <w:rPr>
-        <w:rFonts w:hint="default" w:ascii="Wingdings" w:hAnsi="Wingdings" w:cs="Wingdings"/>
-        <w:sz w:val="20"/>
-      </w:rPr>
-    </w:lvl>
-    <w:lvl w:ilvl="8" w:tentative="0">
-      <w:start w:val="1"/>
-      <w:numFmt w:val="bullet"/>
-      <w:lvlText w:val=""/>
-      <w:lvlJc w:val="left"/>
-      <w:pPr>
-        <w:tabs>
-          <w:tab w:val="left" w:pos="6480"/>
-        </w:tabs>
-        <w:ind w:left="6480" w:hanging="360"/>
-      </w:pPr>
-      <w:rPr>
-        <w:rFonts w:hint="default" w:ascii="Wingdings" w:hAnsi="Wingdings" w:cs="Wingdings"/>
-        <w:sz w:val="20"/>
-      </w:rPr>
-    </w:lvl>
-  </w:abstractNum>
-  <w:abstractNum w:abstractNumId="6">
-    <w:nsid w:val="E6150FB9"/>
-    <w:multiLevelType w:val="multilevel"/>
-    <w:tmpl w:val="E6150FB9"/>
+    <w:tmpl w:val="43C81CD5"/>
     <w:lvl w:ilvl="0" w:tentative="0">
       <w:start w:val="1"/>
       <w:numFmt w:val="bullet"/>
@@ -19724,9 +21502,9 @@
     </w:lvl>
   </w:abstractNum>
   <w:abstractNum w:abstractNumId="7">
-    <w:nsid w:val="15CD4562"/>
+    <w:nsid w:val="45DCA164"/>
     <w:multiLevelType w:val="multilevel"/>
-    <w:tmpl w:val="15CD4562"/>
+    <w:tmpl w:val="45DCA164"/>
     <w:lvl w:ilvl="0" w:tentative="0">
       <w:start w:val="1"/>
       <w:numFmt w:val="bullet"/>
@@ -19739,7 +21517,7 @@
         <w:ind w:left="720" w:hanging="360"/>
       </w:pPr>
       <w:rPr>
-        <w:rFonts w:hint="default" w:ascii="Symbol" w:hAnsi="Symbol" w:cs="Symbol"/>
+        <w:rFonts w:ascii="Symbol" w:hAnsi="Symbol" w:cs="Symbol"/>
         <w:sz w:val="20"/>
       </w:rPr>
     </w:lvl>
@@ -19755,7 +21533,7 @@
         <w:ind w:left="1440" w:hanging="360"/>
       </w:pPr>
       <w:rPr>
-        <w:rFonts w:hint="default" w:ascii="Courier New" w:hAnsi="Courier New" w:cs="Courier New"/>
+        <w:rFonts w:ascii="Courier New" w:hAnsi="Courier New" w:cs="Courier New"/>
         <w:sz w:val="20"/>
       </w:rPr>
     </w:lvl>
@@ -19771,7 +21549,7 @@
         <w:ind w:left="2160" w:hanging="360"/>
       </w:pPr>
       <w:rPr>
-        <w:rFonts w:hint="default" w:ascii="Wingdings" w:hAnsi="Wingdings" w:cs="Wingdings"/>
+        <w:rFonts w:ascii="Wingdings" w:hAnsi="Wingdings" w:cs="Wingdings"/>
         <w:sz w:val="20"/>
       </w:rPr>
     </w:lvl>
@@ -19873,9 +21651,9 @@
     </w:lvl>
   </w:abstractNum>
   <w:abstractNum w:abstractNumId="8">
-    <w:nsid w:val="18E80603"/>
+    <w:nsid w:val="626D3EF6"/>
     <w:multiLevelType w:val="multilevel"/>
-    <w:tmpl w:val="18E80603"/>
+    <w:tmpl w:val="626D3EF6"/>
     <w:lvl w:ilvl="0" w:tentative="0">
       <w:start w:val="1"/>
       <w:numFmt w:val="bullet"/>
@@ -20022,9 +21800,9 @@
     </w:lvl>
   </w:abstractNum>
   <w:abstractNum w:abstractNumId="9">
-    <w:nsid w:val="38003467"/>
+    <w:nsid w:val="7431F2A5"/>
     <w:multiLevelType w:val="multilevel"/>
-    <w:tmpl w:val="38003467"/>
+    <w:tmpl w:val="7431F2A5"/>
     <w:lvl w:ilvl="0" w:tentative="0">
       <w:start w:val="1"/>
       <w:numFmt w:val="bullet"/>
@@ -20170,187 +21948,35 @@
       </w:rPr>
     </w:lvl>
   </w:abstractNum>
-  <w:abstractNum w:abstractNumId="10">
-    <w:nsid w:val="4CC63A69"/>
-    <w:multiLevelType w:val="multilevel"/>
-    <w:tmpl w:val="4CC63A69"/>
-    <w:lvl w:ilvl="0" w:tentative="0">
-      <w:start w:val="1"/>
-      <w:numFmt w:val="decimal"/>
-      <w:lvlText w:val="%1."/>
-      <w:lvlJc w:val="left"/>
-      <w:pPr>
-        <w:tabs>
-          <w:tab w:val="left" w:pos="720"/>
-        </w:tabs>
-        <w:ind w:left="720" w:hanging="360"/>
-      </w:pPr>
-      <w:rPr>
-        <w:sz w:val="24"/>
-        <w:szCs w:val="24"/>
-      </w:rPr>
-    </w:lvl>
-    <w:lvl w:ilvl="1" w:tentative="0">
-      <w:start w:val="1"/>
-      <w:numFmt w:val="decimal"/>
-      <w:lvlText w:val="%2."/>
-      <w:lvlJc w:val="left"/>
-      <w:pPr>
-        <w:tabs>
-          <w:tab w:val="left" w:pos="1440"/>
-        </w:tabs>
-        <w:ind w:left="1440" w:hanging="360"/>
-      </w:pPr>
-      <w:rPr>
-        <w:sz w:val="24"/>
-        <w:szCs w:val="24"/>
-      </w:rPr>
-    </w:lvl>
-    <w:lvl w:ilvl="2" w:tentative="0">
-      <w:start w:val="1"/>
-      <w:numFmt w:val="decimal"/>
-      <w:lvlText w:val="%3."/>
-      <w:lvlJc w:val="left"/>
-      <w:pPr>
-        <w:tabs>
-          <w:tab w:val="left" w:pos="2160"/>
-        </w:tabs>
-        <w:ind w:left="2160" w:hanging="360"/>
-      </w:pPr>
-      <w:rPr>
-        <w:sz w:val="24"/>
-        <w:szCs w:val="24"/>
-      </w:rPr>
-    </w:lvl>
-    <w:lvl w:ilvl="3" w:tentative="0">
-      <w:start w:val="1"/>
-      <w:numFmt w:val="decimal"/>
-      <w:lvlText w:val="%4."/>
-      <w:lvlJc w:val="left"/>
-      <w:pPr>
-        <w:tabs>
-          <w:tab w:val="left" w:pos="2517"/>
-        </w:tabs>
-        <w:ind w:left="2880" w:hanging="360"/>
-      </w:pPr>
-      <w:rPr>
-        <w:sz w:val="24"/>
-        <w:szCs w:val="24"/>
-      </w:rPr>
-    </w:lvl>
-    <w:lvl w:ilvl="4" w:tentative="0">
-      <w:start w:val="1"/>
-      <w:numFmt w:val="decimal"/>
-      <w:lvlText w:val="%5."/>
-      <w:lvlJc w:val="left"/>
-      <w:pPr>
-        <w:tabs>
-          <w:tab w:val="left" w:pos="3238"/>
-        </w:tabs>
-        <w:ind w:left="3600" w:hanging="360"/>
-      </w:pPr>
-      <w:rPr>
-        <w:sz w:val="24"/>
-        <w:szCs w:val="24"/>
-      </w:rPr>
-    </w:lvl>
-    <w:lvl w:ilvl="5" w:tentative="0">
-      <w:start w:val="1"/>
-      <w:numFmt w:val="decimal"/>
-      <w:lvlText w:val="%6."/>
-      <w:lvlJc w:val="left"/>
-      <w:pPr>
-        <w:tabs>
-          <w:tab w:val="left" w:pos="3958"/>
-        </w:tabs>
-        <w:ind w:left="4320" w:hanging="360"/>
-      </w:pPr>
-      <w:rPr>
-        <w:sz w:val="24"/>
-        <w:szCs w:val="24"/>
-      </w:rPr>
-    </w:lvl>
-    <w:lvl w:ilvl="6" w:tentative="0">
-      <w:start w:val="1"/>
-      <w:numFmt w:val="decimal"/>
-      <w:lvlText w:val="%7."/>
-      <w:lvlJc w:val="left"/>
-      <w:pPr>
-        <w:tabs>
-          <w:tab w:val="left" w:pos="4678"/>
-        </w:tabs>
-        <w:ind w:left="5040" w:hanging="360"/>
-      </w:pPr>
-      <w:rPr>
-        <w:sz w:val="24"/>
-        <w:szCs w:val="24"/>
-      </w:rPr>
-    </w:lvl>
-    <w:lvl w:ilvl="7" w:tentative="0">
-      <w:start w:val="1"/>
-      <w:numFmt w:val="decimal"/>
-      <w:lvlText w:val="%8."/>
-      <w:lvlJc w:val="left"/>
-      <w:pPr>
-        <w:tabs>
-          <w:tab w:val="left" w:pos="5398"/>
-        </w:tabs>
-        <w:ind w:left="5760" w:hanging="360"/>
-      </w:pPr>
-      <w:rPr>
-        <w:sz w:val="24"/>
-        <w:szCs w:val="24"/>
-      </w:rPr>
-    </w:lvl>
-    <w:lvl w:ilvl="8" w:tentative="0">
-      <w:start w:val="1"/>
-      <w:numFmt w:val="decimal"/>
-      <w:lvlText w:val="%9."/>
-      <w:lvlJc w:val="left"/>
-      <w:pPr>
-        <w:tabs>
-          <w:tab w:val="left" w:pos="6118"/>
-        </w:tabs>
-        <w:ind w:left="6480" w:hanging="360"/>
-      </w:pPr>
-      <w:rPr>
-        <w:sz w:val="24"/>
-        <w:szCs w:val="24"/>
-      </w:rPr>
-    </w:lvl>
-  </w:abstractNum>
   <w:num w:numId="1">
-    <w:abstractNumId w:val="4"/>
+    <w:abstractNumId w:val="2"/>
   </w:num>
   <w:num w:numId="2">
+    <w:abstractNumId w:val="7"/>
+  </w:num>
+  <w:num w:numId="3">
     <w:abstractNumId w:val="5"/>
   </w:num>
-  <w:num w:numId="3">
-    <w:abstractNumId w:val="0"/>
-  </w:num>
   <w:num w:numId="4">
-    <w:abstractNumId w:val="2"/>
+    <w:abstractNumId w:val="8"/>
   </w:num>
   <w:num w:numId="5">
-    <w:abstractNumId w:val="8"/>
+    <w:abstractNumId w:val="4"/>
   </w:num>
   <w:num w:numId="6">
     <w:abstractNumId w:val="9"/>
   </w:num>
   <w:num w:numId="7">
-    <w:abstractNumId w:val="7"/>
+    <w:abstractNumId w:val="1"/>
   </w:num>
   <w:num w:numId="8">
-    <w:abstractNumId w:val="1"/>
+    <w:abstractNumId w:val="6"/>
   </w:num>
   <w:num w:numId="9">
-    <w:abstractNumId w:val="6"/>
+    <w:abstractNumId w:val="0"/>
   </w:num>
   <w:num w:numId="10">
     <w:abstractNumId w:val="3"/>
-  </w:num>
-  <w:num w:numId="11">
-    <w:abstractNumId w:val="10"/>
   </w:num>
 </w:numbering>
 </file>
@@ -20849,98 +22475,6 @@
     </w:rPr>
   </w:style>
   <w:style w:type="paragraph" w:customStyle="1" w:styleId="13">
-    <w:name w:val="confidential"/>
-    <w:basedOn w:val="1"/>
-    <w:uiPriority w:val="0"/>
-    <w:pPr>
-      <w:jc w:val="left"/>
-    </w:pPr>
-    <w:rPr>
-      <w:caps/>
-      <w:color w:val="6B6B6B"/>
-      <w:spacing w:val="20"/>
-      <w:kern w:val="0"/>
-      <w:sz w:val="18"/>
-      <w:szCs w:val="18"/>
-      <w:lang w:val="en-US" w:eastAsia="zh-CN" w:bidi="ar"/>
-    </w:rPr>
-  </w:style>
-  <w:style w:type="paragraph" w:customStyle="1" w:styleId="14">
-    <w:name w:val="line"/>
-    <w:basedOn w:val="1"/>
-    <w:uiPriority w:val="0"/>
-    <w:pPr>
-      <w:pBdr>
-        <w:top w:val="single" w:color="333333" w:sz="6" w:space="3"/>
-      </w:pBdr>
-      <w:jc w:val="left"/>
-    </w:pPr>
-    <w:rPr>
-      <w:kern w:val="0"/>
-      <w:lang w:val="en-US" w:eastAsia="zh-CN" w:bidi="ar"/>
-    </w:rPr>
-  </w:style>
-  <w:style w:type="paragraph" w:customStyle="1" w:styleId="15">
-    <w:name w:val="pagebreak"/>
-    <w:basedOn w:val="1"/>
-    <w:uiPriority w:val="0"/>
-    <w:pPr>
-      <w:pageBreakBefore/>
-      <w:jc w:val="left"/>
-    </w:pPr>
-    <w:rPr>
-      <w:kern w:val="0"/>
-      <w:lang w:val="en-US" w:eastAsia="zh-CN" w:bidi="ar"/>
-    </w:rPr>
-  </w:style>
-  <w:style w:type="paragraph" w:customStyle="1" w:styleId="16">
-    <w:name w:val="placeholder"/>
-    <w:basedOn w:val="1"/>
-    <w:uiPriority w:val="0"/>
-    <w:pPr>
-      <w:jc w:val="left"/>
-    </w:pPr>
-    <w:rPr>
-      <w:b/>
-      <w:bCs/>
-      <w:color w:val="B45309"/>
-      <w:kern w:val="0"/>
-      <w:lang w:val="en-US" w:eastAsia="zh-CN" w:bidi="ar"/>
-    </w:rPr>
-  </w:style>
-  <w:style w:type="paragraph" w:customStyle="1" w:styleId="17">
-    <w:name w:val="muted"/>
-    <w:basedOn w:val="1"/>
-    <w:uiPriority w:val="0"/>
-    <w:pPr>
-      <w:jc w:val="left"/>
-    </w:pPr>
-    <w:rPr>
-      <w:color w:val="4A4A4A"/>
-      <w:kern w:val="0"/>
-      <w:lang w:val="en-US" w:eastAsia="zh-CN" w:bidi="ar"/>
-    </w:rPr>
-  </w:style>
-  <w:style w:type="paragraph" w:customStyle="1" w:styleId="18">
-    <w:name w:val="eyebrow"/>
-    <w:basedOn w:val="1"/>
-    <w:uiPriority w:val="0"/>
-    <w:pPr>
-      <w:jc w:val="left"/>
-    </w:pPr>
-    <w:rPr>
-      <w:b/>
-      <w:bCs/>
-      <w:caps/>
-      <w:color w:val="7A5118"/>
-      <w:spacing w:val="30"/>
-      <w:kern w:val="0"/>
-      <w:sz w:val="20"/>
-      <w:szCs w:val="20"/>
-      <w:lang w:val="en-US" w:eastAsia="zh-CN" w:bidi="ar"/>
-    </w:rPr>
-  </w:style>
-  <w:style w:type="paragraph" w:customStyle="1" w:styleId="19">
     <w:name w:val="callout"/>
     <w:basedOn w:val="1"/>
     <w:uiPriority w:val="0"/>
@@ -20961,8 +22495,21 @@
       <w:lang w:val="en-US" w:eastAsia="zh-CN" w:bidi="ar"/>
     </w:rPr>
   </w:style>
-  <w:style w:type="paragraph" w:customStyle="1" w:styleId="20">
-    <w:name w:val="l"/>
+  <w:style w:type="paragraph" w:customStyle="1" w:styleId="14">
+    <w:name w:val="pagebreak"/>
+    <w:basedOn w:val="1"/>
+    <w:uiPriority w:val="0"/>
+    <w:pPr>
+      <w:pageBreakBefore/>
+      <w:jc w:val="left"/>
+    </w:pPr>
+    <w:rPr>
+      <w:kern w:val="0"/>
+      <w:lang w:val="en-US" w:eastAsia="zh-CN" w:bidi="ar"/>
+    </w:rPr>
+  </w:style>
+  <w:style w:type="paragraph" w:customStyle="1" w:styleId="15">
+    <w:name w:val="muted"/>
     <w:basedOn w:val="1"/>
     <w:uiPriority w:val="0"/>
     <w:pPr>
@@ -20971,12 +22518,27 @@
     <w:rPr>
       <w:color w:val="4A4A4A"/>
       <w:kern w:val="0"/>
-      <w:sz w:val="19"/>
-      <w:szCs w:val="19"/>
       <w:lang w:val="en-US" w:eastAsia="zh-CN" w:bidi="ar"/>
     </w:rPr>
   </w:style>
-  <w:style w:type="paragraph" w:customStyle="1" w:styleId="21">
+  <w:style w:type="paragraph" w:customStyle="1" w:styleId="16">
+    <w:name w:val="confidential"/>
+    <w:basedOn w:val="1"/>
+    <w:uiPriority w:val="0"/>
+    <w:pPr>
+      <w:jc w:val="left"/>
+    </w:pPr>
+    <w:rPr>
+      <w:caps/>
+      <w:color w:val="6B6B6B"/>
+      <w:spacing w:val="20"/>
+      <w:kern w:val="0"/>
+      <w:sz w:val="18"/>
+      <w:szCs w:val="18"/>
+      <w:lang w:val="en-US" w:eastAsia="zh-CN" w:bidi="ar"/>
+    </w:rPr>
+  </w:style>
+  <w:style w:type="paragraph" w:customStyle="1" w:styleId="17">
     <w:name w:val="small"/>
     <w:basedOn w:val="1"/>
     <w:uiPriority w:val="0"/>
@@ -20990,7 +22552,7 @@
       <w:lang w:val="en-US" w:eastAsia="zh-CN" w:bidi="ar"/>
     </w:rPr>
   </w:style>
-  <w:style w:type="paragraph" w:customStyle="1" w:styleId="22">
+  <w:style w:type="paragraph" w:customStyle="1" w:styleId="18">
     <w:name w:val="i"/>
     <w:basedOn w:val="1"/>
     <w:uiPriority w:val="0"/>
@@ -21003,7 +22565,7 @@
       <w:lang w:val="en-US" w:eastAsia="zh-CN" w:bidi="ar"/>
     </w:rPr>
   </w:style>
-  <w:style w:type="paragraph" w:customStyle="1" w:styleId="23">
+  <w:style w:type="paragraph" w:customStyle="1" w:styleId="19">
     <w:name w:val="p1 Char"/>
     <w:basedOn w:val="1"/>
     <w:uiPriority w:val="0"/>
@@ -21016,7 +22578,26 @@
       <w:lang w:val="en-US" w:eastAsia="zh-CN" w:bidi="ar"/>
     </w:rPr>
   </w:style>
-  <w:style w:type="paragraph" w:customStyle="1" w:styleId="24">
+  <w:style w:type="paragraph" w:customStyle="1" w:styleId="20">
+    <w:name w:val="eyebrow"/>
+    <w:basedOn w:val="1"/>
+    <w:uiPriority w:val="0"/>
+    <w:pPr>
+      <w:jc w:val="left"/>
+    </w:pPr>
+    <w:rPr>
+      <w:b/>
+      <w:bCs/>
+      <w:caps/>
+      <w:color w:val="7A5118"/>
+      <w:spacing w:val="30"/>
+      <w:kern w:val="0"/>
+      <w:sz w:val="20"/>
+      <w:szCs w:val="20"/>
+      <w:lang w:val="en-US" w:eastAsia="zh-CN" w:bidi="ar"/>
+    </w:rPr>
+  </w:style>
+  <w:style w:type="paragraph" w:customStyle="1" w:styleId="21">
     <w:name w:val="n"/>
     <w:basedOn w:val="1"/>
     <w:uiPriority w:val="0"/>
@@ -21030,6 +22611,51 @@
       <w:kern w:val="0"/>
       <w:sz w:val="36"/>
       <w:szCs w:val="36"/>
+      <w:lang w:val="en-US" w:eastAsia="zh-CN" w:bidi="ar"/>
+    </w:rPr>
+  </w:style>
+  <w:style w:type="paragraph" w:customStyle="1" w:styleId="22">
+    <w:name w:val="line"/>
+    <w:basedOn w:val="1"/>
+    <w:uiPriority w:val="0"/>
+    <w:pPr>
+      <w:pBdr>
+        <w:top w:val="single" w:color="333333" w:sz="6" w:space="3"/>
+      </w:pBdr>
+      <w:jc w:val="left"/>
+    </w:pPr>
+    <w:rPr>
+      <w:kern w:val="0"/>
+      <w:lang w:val="en-US" w:eastAsia="zh-CN" w:bidi="ar"/>
+    </w:rPr>
+  </w:style>
+  <w:style w:type="paragraph" w:customStyle="1" w:styleId="23">
+    <w:name w:val="placeholder"/>
+    <w:basedOn w:val="1"/>
+    <w:uiPriority w:val="0"/>
+    <w:pPr>
+      <w:jc w:val="left"/>
+    </w:pPr>
+    <w:rPr>
+      <w:b/>
+      <w:bCs/>
+      <w:color w:val="B45309"/>
+      <w:kern w:val="0"/>
+      <w:lang w:val="en-US" w:eastAsia="zh-CN" w:bidi="ar"/>
+    </w:rPr>
+  </w:style>
+  <w:style w:type="paragraph" w:customStyle="1" w:styleId="24">
+    <w:name w:val="l"/>
+    <w:basedOn w:val="1"/>
+    <w:uiPriority w:val="0"/>
+    <w:pPr>
+      <w:jc w:val="left"/>
+    </w:pPr>
+    <w:rPr>
+      <w:color w:val="4A4A4A"/>
+      <w:kern w:val="0"/>
+      <w:sz w:val="19"/>
+      <w:szCs w:val="19"/>
       <w:lang w:val="en-US" w:eastAsia="zh-CN" w:bidi="ar"/>
     </w:rPr>
   </w:style>
